--- a/docs/grafcet_ktv.docx
+++ b/docs/grafcet_ktv.docx
@@ -1,6 +1,6 @@
 
 <file path=word/document.xml><?xml version="1.0" encoding="utf-8"?>
-<w:document xmlns:wpc="http://schemas.microsoft.com/office/word/2010/wordprocessingCanvas" xmlns:cx="http://schemas.microsoft.com/office/drawing/2014/chartex" xmlns:cx1="http://schemas.microsoft.com/office/drawing/2015/9/8/chartex" xmlns:cx2="http://schemas.microsoft.com/office/drawing/2015/10/21/chartex" xmlns:cx3="http://schemas.microsoft.com/office/drawing/2016/5/9/chartex" xmlns:cx4="http://schemas.microsoft.com/office/drawing/2016/5/10/chartex" xmlns:cx5="http://schemas.microsoft.com/office/drawing/2016/5/11/chartex" xmlns:cx6="http://schemas.microsoft.com/office/drawing/2016/5/12/chartex" xmlns:cx7="http://schemas.microsoft.com/office/drawing/2016/5/13/chartex" xmlns:cx8="http://schemas.microsoft.com/office/drawing/2016/5/14/chartex" xmlns:mc="http://schemas.openxmlformats.org/markup-compatibility/2006" xmlns:aink="http://schemas.microsoft.com/office/drawing/2016/ink" xmlns:am3d="http://schemas.microsoft.com/office/drawing/2017/model3d" xmlns:o="urn:schemas-microsoft-com:office:office" xmlns:oel="http://schemas.microsoft.com/office/2019/extlst" xmlns:r="http://schemas.openxmlformats.org/officeDocument/2006/relationships" xmlns:m="http://schemas.openxmlformats.org/officeDocument/2006/math" xmlns:v="urn:schemas-microsoft-com:vml" xmlns:wp14="http://schemas.microsoft.com/office/word/2010/wordprocessingDrawing" xmlns:wp="http://schemas.openxmlformats.org/drawingml/2006/wordprocessingDrawing" xmlns:w10="urn:schemas-microsoft-com:office:word" xmlns:w="http://schemas.openxmlformats.org/wordprocessingml/2006/main" xmlns:w14="http://schemas.microsoft.com/office/word/2010/wordml" xmlns:w15="http://schemas.microsoft.com/office/word/2012/wordml" xmlns:w16cex="http://schemas.microsoft.com/office/word/2018/wordml/cex" xmlns:w16cid="http://schemas.microsoft.com/office/word/2016/wordml/cid" xmlns:w16="http://schemas.microsoft.com/office/word/2018/wordml" xmlns:w16du="http://schemas.microsoft.com/office/word/2023/wordml/word16du" xmlns:w16sdtdh="http://schemas.microsoft.com/office/word/2020/wordml/sdtdatahash" xmlns:w16sdtfl="http://schemas.microsoft.com/office/word/2024/wordml/sdtformatlock" xmlns:w16se="http://schemas.microsoft.com/office/word/2015/wordml/symex" xmlns:wpg="http://schemas.microsoft.com/office/word/2010/wordprocessingGroup" xmlns:wpi="http://schemas.microsoft.com/office/word/2010/wordprocessingInk" xmlns:wne="http://schemas.microsoft.com/office/word/2006/wordml" xmlns:wps="http://schemas.microsoft.com/office/word/2010/wordprocessingShape" mc:Ignorable="w14 w15 w16se w16cid w16 w16cex w16sdtdh w16sdtfl w16du wp14">
+<w:document xmlns:wpc="http://schemas.microsoft.com/office/word/2010/wordprocessingCanvas" xmlns:cx="http://schemas.microsoft.com/office/drawing/2014/chartex" xmlns:cx1="http://schemas.microsoft.com/office/drawing/2015/9/8/chartex" xmlns:cx2="http://schemas.microsoft.com/office/drawing/2015/10/21/chartex" xmlns:cx3="http://schemas.microsoft.com/office/drawing/2016/5/9/chartex" xmlns:cx4="http://schemas.microsoft.com/office/drawing/2016/5/10/chartex" xmlns:cx5="http://schemas.microsoft.com/office/drawing/2016/5/11/chartex" xmlns:cx6="http://schemas.microsoft.com/office/drawing/2016/5/12/chartex" xmlns:cx7="http://schemas.microsoft.com/office/drawing/2016/5/13/chartex" xmlns:cx8="http://schemas.microsoft.com/office/drawing/2016/5/14/chartex" xmlns:mc="http://schemas.openxmlformats.org/markup-compatibility/2006" xmlns:aink="http://schemas.microsoft.com/office/drawing/2016/ink" xmlns:am3d="http://schemas.microsoft.com/office/drawing/2017/model3d" xmlns:o="urn:schemas-microsoft-com:office:office" xmlns:oel="http://schemas.microsoft.com/office/2019/extlst" xmlns:r="http://schemas.openxmlformats.org/officeDocument/2006/relationships" xmlns:m="http://schemas.openxmlformats.org/officeDocument/2006/math" xmlns:v="urn:schemas-microsoft-com:vml" xmlns:wp14="http://schemas.microsoft.com/office/word/2010/wordprocessingDrawing" xmlns:wp="http://schemas.openxmlformats.org/drawingml/2006/wordprocessingDrawing" xmlns:w10="urn:schemas-microsoft-com:office:word" xmlns:w="http://schemas.openxmlformats.org/wordprocessingml/2006/main" xmlns:w14="http://schemas.microsoft.com/office/word/2010/wordml" xmlns:w15="http://schemas.microsoft.com/office/word/2012/wordml" xmlns:w16cei="http://schemas.microsoft.com/office/word/2026/wordml/cei" xmlns:w16cex="http://schemas.microsoft.com/office/word/2018/wordml/cex" xmlns:w16cid="http://schemas.microsoft.com/office/word/2016/wordml/cid" xmlns:w16="http://schemas.microsoft.com/office/word/2018/wordml" xmlns:w16du="http://schemas.microsoft.com/office/word/2023/wordml/word16du" xmlns:w16sdtdh="http://schemas.microsoft.com/office/word/2020/wordml/sdtdatahash" xmlns:w16sdtfl="http://schemas.microsoft.com/office/word/2024/wordml/sdtformatlock" xmlns:w16se="http://schemas.microsoft.com/office/word/2015/wordml/symex" xmlns:wpg="http://schemas.microsoft.com/office/word/2010/wordprocessingGroup" xmlns:wpi="http://schemas.microsoft.com/office/word/2010/wordprocessingInk" xmlns:wne="http://schemas.microsoft.com/office/word/2006/wordml" xmlns:wps="http://schemas.microsoft.com/office/word/2010/wordprocessingShape" mc:Ignorable="w14 w15 w16se w16cid w16 w16cex w16sdtdh w16sdtfl w16du wp14">
   <w:body>
     <w:p>
       <w:pPr>
@@ -961,6 +961,7515 @@
     <w:p>
       <w:pPr>
         <w:rPr>
+          <w:lang w:val="es-MX"/>
+        </w:rPr>
+      </w:pPr>
+    </w:p>
+    <w:p>
+      <w:pPr>
+        <w:rPr>
+          <w:lang w:val="es-MX"/>
+        </w:rPr>
+      </w:pPr>
+    </w:p>
+    <w:p>
+      <w:pPr>
+        <w:rPr>
+          <w:lang w:val="es-MX"/>
+        </w:rPr>
+      </w:pPr>
+    </w:p>
+    <w:p>
+      <w:pPr>
+        <w:rPr>
+          <w:lang w:val="es-MX"/>
+        </w:rPr>
+      </w:pPr>
+    </w:p>
+    <w:p>
+      <w:pPr>
+        <w:rPr>
+          <w:lang w:val="es-MX"/>
+        </w:rPr>
+      </w:pPr>
+    </w:p>
+    <w:p>
+      <w:pPr>
+        <w:rPr>
+          <w:lang w:val="es-MX"/>
+        </w:rPr>
+      </w:pPr>
+    </w:p>
+    <w:p>
+      <w:pPr>
+        <w:rPr>
+          <w:lang w:val="es-MX"/>
+        </w:rPr>
+      </w:pPr>
+    </w:p>
+    <w:p>
+      <w:pPr>
+        <w:rPr>
+          <w:lang w:val="es-MX"/>
+        </w:rPr>
+      </w:pPr>
+    </w:p>
+    <w:p>
+      <w:pPr>
+        <w:rPr>
+          <w:lang w:val="es-MX"/>
+        </w:rPr>
+      </w:pPr>
+    </w:p>
+    <w:p>
+      <w:pPr>
+        <w:rPr>
+          <w:lang w:val="es-MX"/>
+        </w:rPr>
+      </w:pPr>
+    </w:p>
+    <w:p>
+      <w:pPr>
+        <w:rPr>
+          <w:lang w:val="es-MX"/>
+        </w:rPr>
+      </w:pPr>
+    </w:p>
+    <w:p>
+      <w:pPr>
+        <w:rPr>
+          <w:lang w:val="es-MX"/>
+        </w:rPr>
+      </w:pPr>
+    </w:p>
+    <w:p>
+      <w:pPr>
+        <w:rPr>
+          <w:lang w:val="es-MX"/>
+        </w:rPr>
+      </w:pPr>
+    </w:p>
+    <w:p>
+      <w:pPr>
+        <w:rPr>
+          <w:lang w:val="es-MX"/>
+        </w:rPr>
+      </w:pPr>
+    </w:p>
+    <w:p>
+      <w:pPr>
+        <w:rPr>
+          <w:lang w:val="es-MX"/>
+        </w:rPr>
+      </w:pPr>
+    </w:p>
+    <w:p>
+      <w:pPr>
+        <w:rPr>
+          <w:lang w:val="es-MX"/>
+        </w:rPr>
+      </w:pPr>
+    </w:p>
+    <w:p>
+      <w:pPr>
+        <w:rPr>
+          <w:lang w:val="es-MX"/>
+        </w:rPr>
+      </w:pPr>
+    </w:p>
+    <w:p>
+      <w:pPr>
+        <w:rPr>
+          <w:lang w:val="es-MX"/>
+        </w:rPr>
+      </w:pPr>
+    </w:p>
+    <w:p>
+      <w:pPr>
+        <w:rPr>
+          <w:lang w:val="es-MX"/>
+        </w:rPr>
+      </w:pPr>
+    </w:p>
+    <w:p>
+      <w:pPr>
+        <w:rPr>
+          <w:lang w:val="es-MX"/>
+        </w:rPr>
+      </w:pPr>
+    </w:p>
+    <w:p>
+      <w:pPr>
+        <w:rPr>
+          <w:lang w:val="es-MX"/>
+        </w:rPr>
+      </w:pPr>
+    </w:p>
+    <w:p>
+      <w:pPr>
+        <w:rPr>
+          <w:lang w:val="es-MX"/>
+        </w:rPr>
+      </w:pPr>
+    </w:p>
+    <w:p>
+      <w:pPr>
+        <w:rPr>
+          <w:lang w:val="es-MX"/>
+        </w:rPr>
+      </w:pPr>
+    </w:p>
+    <w:p>
+      <w:pPr>
+        <w:rPr>
+          <w:lang w:val="es-MX"/>
+        </w:rPr>
+      </w:pPr>
+    </w:p>
+    <w:p>
+      <w:pPr>
+        <w:rPr>
+          <w:lang w:val="es-MX"/>
+        </w:rPr>
+      </w:pPr>
+    </w:p>
+    <w:p>
+      <w:pPr>
+        <w:rPr>
+          <w:lang w:val="es-MX"/>
+        </w:rPr>
+      </w:pPr>
+    </w:p>
+    <w:p>
+      <w:pPr>
+        <w:rPr>
+          <w:lang w:val="es-MX"/>
+        </w:rPr>
+      </w:pPr>
+    </w:p>
+    <w:p>
+      <w:pPr>
+        <w:rPr>
+          <w:lang w:val="es-MX"/>
+        </w:rPr>
+      </w:pPr>
+    </w:p>
+    <w:p>
+      <w:pPr>
+        <w:rPr>
+          <w:lang w:val="es-MX"/>
+        </w:rPr>
+      </w:pPr>
+    </w:p>
+    <w:p>
+      <w:pPr>
+        <w:rPr>
+          <w:lang w:val="es-MX"/>
+        </w:rPr>
+      </w:pPr>
+    </w:p>
+    <w:p>
+      <w:pPr>
+        <w:rPr>
+          <w:lang w:val="es-MX"/>
+        </w:rPr>
+      </w:pPr>
+    </w:p>
+    <w:p>
+      <w:pPr>
+        <w:rPr>
+          <w:lang w:val="es-MX"/>
+        </w:rPr>
+      </w:pPr>
+    </w:p>
+    <w:p>
+      <w:pPr>
+        <w:rPr>
+          <w:lang w:val="es-MX"/>
+        </w:rPr>
+      </w:pPr>
+    </w:p>
+    <w:p>
+      <w:pPr>
+        <w:rPr>
+          <w:lang w:val="es-MX"/>
+        </w:rPr>
+      </w:pPr>
+    </w:p>
+    <w:p>
+      <w:pPr>
+        <w:rPr>
+          <w:lang w:val="es-MX"/>
+        </w:rPr>
+      </w:pPr>
+    </w:p>
+    <w:p>
+      <w:pPr>
+        <w:rPr>
+          <w:lang w:val="es-MX"/>
+        </w:rPr>
+      </w:pPr>
+    </w:p>
+    <w:p>
+      <w:pPr>
+        <w:rPr>
+          <w:lang w:val="es-MX"/>
+        </w:rPr>
+      </w:pPr>
+    </w:p>
+    <w:p>
+      <w:pPr>
+        <w:rPr>
+          <w:lang w:val="es-MX"/>
+        </w:rPr>
+      </w:pPr>
+    </w:p>
+    <w:p>
+      <w:pPr>
+        <w:rPr>
+          <w:lang w:val="es-MX"/>
+        </w:rPr>
+      </w:pPr>
+    </w:p>
+    <w:p>
+      <w:pPr>
+        <w:rPr>
+          <w:lang w:val="es-MX"/>
+        </w:rPr>
+      </w:pPr>
+    </w:p>
+    <w:p>
+      <w:pPr>
+        <w:rPr>
+          <w:lang w:val="es-MX"/>
+        </w:rPr>
+      </w:pPr>
+    </w:p>
+    <w:p>
+      <w:pPr>
+        <w:rPr>
+          <w:lang w:val="es-MX"/>
+        </w:rPr>
+      </w:pPr>
+    </w:p>
+    <w:p>
+      <w:pPr>
+        <w:rPr>
+          <w:lang w:val="es-MX"/>
+        </w:rPr>
+      </w:pPr>
+    </w:p>
+    <w:p>
+      <w:pPr>
+        <w:rPr>
+          <w:lang w:val="es-MX"/>
+        </w:rPr>
+      </w:pPr>
+    </w:p>
+    <w:p>
+      <w:pPr>
+        <w:rPr>
+          <w:lang w:val="es-MX"/>
+        </w:rPr>
+      </w:pPr>
+    </w:p>
+    <w:p>
+      <w:pPr>
+        <w:rPr>
+          <w:lang w:val="es-MX"/>
+        </w:rPr>
+      </w:pPr>
+    </w:p>
+    <w:p>
+      <w:pPr>
+        <w:rPr>
+          <w:lang w:val="es-MX"/>
+        </w:rPr>
+      </w:pPr>
+    </w:p>
+    <w:p>
+      <w:pPr>
+        <w:rPr>
+          <w:lang w:val="es-MX"/>
+        </w:rPr>
+      </w:pPr>
+    </w:p>
+    <w:p>
+      <w:pPr>
+        <w:rPr>
+          <w:lang w:val="es-MX"/>
+        </w:rPr>
+      </w:pPr>
+    </w:p>
+    <w:p>
+      <w:pPr>
+        <w:rPr>
+          <w:lang w:val="es-MX"/>
+        </w:rPr>
+      </w:pPr>
+    </w:p>
+    <w:p>
+      <w:pPr>
+        <w:rPr>
+          <w:rFonts w:ascii="Century Gothic" w:hAnsi="Century Gothic"/>
+          <w:b/>
+          <w:bCs/>
+          <w:sz w:val="24"/>
+          <w:szCs w:val="24"/>
+          <w:lang w:val="es-MX"/>
+        </w:rPr>
+      </w:pPr>
+      <w:r>
+        <w:rPr>
+          <w:rFonts w:ascii="Century Gothic" w:hAnsi="Century Gothic"/>
+          <w:b/>
+          <w:bCs/>
+          <w:sz w:val="24"/>
+          <w:szCs w:val="24"/>
+          <w:lang w:val="es-MX"/>
+        </w:rPr>
+        <w:lastRenderedPageBreak/>
+        <w:t xml:space="preserve">Diferenciación del método de medición de </w:t>
+      </w:r>
+      <w:proofErr w:type="spellStart"/>
+      <w:r>
+        <w:rPr>
+          <w:rFonts w:ascii="Century Gothic" w:hAnsi="Century Gothic"/>
+          <w:b/>
+          <w:bCs/>
+          <w:sz w:val="24"/>
+          <w:szCs w:val="24"/>
+          <w:lang w:val="es-MX"/>
+        </w:rPr>
+        <w:t>Kt</w:t>
+      </w:r>
+      <w:proofErr w:type="spellEnd"/>
+      <w:r>
+        <w:rPr>
+          <w:rFonts w:ascii="Century Gothic" w:hAnsi="Century Gothic"/>
+          <w:b/>
+          <w:bCs/>
+          <w:sz w:val="24"/>
+          <w:szCs w:val="24"/>
+          <w:lang w:val="es-MX"/>
+        </w:rPr>
+        <w:t>/V</w:t>
+      </w:r>
+    </w:p>
+    <w:p>
+      <w:pPr>
+        <w:jc w:val="both"/>
+        <w:rPr>
+          <w:rFonts w:ascii="Century Gothic" w:hAnsi="Century Gothic"/>
+          <w:b/>
+          <w:bCs/>
+          <w:sz w:val="24"/>
+          <w:szCs w:val="24"/>
+          <w:lang w:val="es-MX"/>
+        </w:rPr>
+      </w:pPr>
+    </w:p>
+    <w:p>
+      <w:pPr>
+        <w:spacing w:line="360" w:lineRule="auto"/>
+        <w:jc w:val="both"/>
+        <w:rPr>
+          <w:rFonts w:ascii="Century Gothic" w:hAnsi="Century Gothic"/>
+          <w:sz w:val="24"/>
+          <w:szCs w:val="24"/>
+          <w:lang w:val="es-MX"/>
+        </w:rPr>
+      </w:pPr>
+      <w:r>
+        <w:rPr>
+          <w:rFonts w:ascii="Century Gothic" w:hAnsi="Century Gothic"/>
+          <w:b/>
+          <w:bCs/>
+          <w:sz w:val="24"/>
+          <w:szCs w:val="24"/>
+          <w:lang w:val="es-MX"/>
+        </w:rPr>
+        <w:t>Sistema de diálisis CIATEQ – Análisis de novedad, comparativa y protección intelectual</w:t>
+      </w:r>
+    </w:p>
+    <w:p>
+      <w:pPr>
+        <w:spacing w:line="360" w:lineRule="auto"/>
+        <w:jc w:val="both"/>
+        <w:rPr>
+          <w:rFonts w:ascii="Century Gothic" w:hAnsi="Century Gothic"/>
+          <w:sz w:val="24"/>
+          <w:szCs w:val="24"/>
+          <w:lang w:val="es-MX"/>
+        </w:rPr>
+      </w:pPr>
+      <w:r>
+        <w:rPr>
+          <w:rFonts w:ascii="Century Gothic" w:hAnsi="Century Gothic"/>
+          <w:b/>
+          <w:bCs/>
+          <w:sz w:val="24"/>
+          <w:szCs w:val="24"/>
+          <w:lang w:val="es-MX"/>
+        </w:rPr>
+        <w:t>Fecha:</w:t>
+      </w:r>
+      <w:r>
+        <w:rPr>
+          <w:rFonts w:ascii="Century Gothic" w:hAnsi="Century Gothic"/>
+          <w:sz w:val="24"/>
+          <w:szCs w:val="24"/>
+          <w:lang w:val="es-MX"/>
+        </w:rPr>
+        <w:t xml:space="preserve"> 27 de julio de 2026 </w:t>
+      </w:r>
+    </w:p>
+    <w:p>
+      <w:pPr>
+        <w:spacing w:line="360" w:lineRule="auto"/>
+        <w:jc w:val="both"/>
+        <w:rPr>
+          <w:rFonts w:ascii="Century Gothic" w:hAnsi="Century Gothic"/>
+          <w:sz w:val="24"/>
+          <w:szCs w:val="24"/>
+          <w:lang w:val="es-MX"/>
+        </w:rPr>
+      </w:pPr>
+      <w:r>
+        <w:rPr>
+          <w:rFonts w:ascii="Century Gothic" w:hAnsi="Century Gothic"/>
+          <w:b/>
+          <w:bCs/>
+          <w:sz w:val="24"/>
+          <w:szCs w:val="24"/>
+          <w:lang w:val="es-MX"/>
+        </w:rPr>
+        <w:t>Alcance:</w:t>
+      </w:r>
+      <w:r>
+        <w:rPr>
+          <w:rFonts w:ascii="Century Gothic" w:hAnsi="Century Gothic"/>
+          <w:sz w:val="24"/>
+          <w:szCs w:val="24"/>
+          <w:lang w:val="es-MX"/>
+        </w:rPr>
+        <w:t xml:space="preserve"> Comparación del método implementado (GRAFCET + bioimpedancia Heitmann + paso de conductividad) frente a sistemas comerciales de monitoreo en línea de dosis de diálisis (OCM / </w:t>
+      </w:r>
+      <w:proofErr w:type="spellStart"/>
+      <w:r>
+        <w:rPr>
+          <w:rFonts w:ascii="Century Gothic" w:hAnsi="Century Gothic"/>
+          <w:sz w:val="24"/>
+          <w:szCs w:val="24"/>
+          <w:lang w:val="es-MX"/>
+        </w:rPr>
+        <w:t>ionic</w:t>
+      </w:r>
+      <w:proofErr w:type="spellEnd"/>
+      <w:r>
+        <w:rPr>
+          <w:rFonts w:ascii="Century Gothic" w:hAnsi="Century Gothic"/>
+          <w:sz w:val="24"/>
+          <w:szCs w:val="24"/>
+          <w:lang w:val="es-MX"/>
+        </w:rPr>
+        <w:t xml:space="preserve"> </w:t>
+      </w:r>
+      <w:proofErr w:type="spellStart"/>
+      <w:r>
+        <w:rPr>
+          <w:rFonts w:ascii="Century Gothic" w:hAnsi="Century Gothic"/>
+          <w:sz w:val="24"/>
+          <w:szCs w:val="24"/>
+          <w:lang w:val="es-MX"/>
+        </w:rPr>
+        <w:t>dialysance</w:t>
+      </w:r>
+      <w:proofErr w:type="spellEnd"/>
+      <w:r>
+        <w:rPr>
+          <w:rFonts w:ascii="Century Gothic" w:hAnsi="Century Gothic"/>
+          <w:sz w:val="24"/>
+          <w:szCs w:val="24"/>
+          <w:lang w:val="es-MX"/>
+        </w:rPr>
+        <w:t>), evaluación de patentabilidad y recomendaciones para fortalecer la protección.</w:t>
+      </w:r>
+    </w:p>
+    <w:p>
+      <w:pPr>
+        <w:spacing w:line="360" w:lineRule="auto"/>
+        <w:jc w:val="both"/>
+        <w:rPr>
+          <w:rFonts w:ascii="Century Gothic" w:hAnsi="Century Gothic"/>
+          <w:sz w:val="24"/>
+          <w:szCs w:val="24"/>
+          <w:lang w:val="es-MX"/>
+        </w:rPr>
+      </w:pPr>
+    </w:p>
+    <w:p>
+      <w:pPr>
+        <w:spacing w:line="360" w:lineRule="auto"/>
+        <w:jc w:val="both"/>
+        <w:rPr>
+          <w:rFonts w:ascii="Century Gothic" w:hAnsi="Century Gothic"/>
+          <w:b/>
+          <w:bCs/>
+          <w:sz w:val="24"/>
+          <w:szCs w:val="24"/>
+          <w:lang w:val="es-MX"/>
+        </w:rPr>
+      </w:pPr>
+      <w:r>
+        <w:rPr>
+          <w:rFonts w:ascii="Century Gothic" w:hAnsi="Century Gothic"/>
+          <w:b/>
+          <w:bCs/>
+          <w:sz w:val="24"/>
+          <w:szCs w:val="24"/>
+          <w:lang w:val="es-MX"/>
+        </w:rPr>
+        <w:t>1. Descripción del método implementado</w:t>
+      </w:r>
+    </w:p>
+    <w:p>
+      <w:pPr>
+        <w:spacing w:line="360" w:lineRule="auto"/>
+        <w:jc w:val="both"/>
+        <w:rPr>
+          <w:rFonts w:ascii="Century Gothic" w:hAnsi="Century Gothic"/>
+          <w:sz w:val="24"/>
+          <w:szCs w:val="24"/>
+          <w:lang w:val="es-MX"/>
+        </w:rPr>
+      </w:pPr>
+      <w:r>
+        <w:rPr>
+          <w:rFonts w:ascii="Century Gothic" w:hAnsi="Century Gothic"/>
+          <w:sz w:val="24"/>
+          <w:szCs w:val="24"/>
+          <w:lang w:val="es-MX"/>
+        </w:rPr>
+        <w:t>El sistema realiza una medición automática de la dosis de diálisis (</w:t>
+      </w:r>
+      <w:proofErr w:type="spellStart"/>
+      <w:r>
+        <w:rPr>
+          <w:rFonts w:ascii="Century Gothic" w:hAnsi="Century Gothic"/>
+          <w:sz w:val="24"/>
+          <w:szCs w:val="24"/>
+          <w:lang w:val="es-MX"/>
+        </w:rPr>
+        <w:t>Kt</w:t>
+      </w:r>
+      <w:proofErr w:type="spellEnd"/>
+      <w:r>
+        <w:rPr>
+          <w:rFonts w:ascii="Century Gothic" w:hAnsi="Century Gothic"/>
+          <w:sz w:val="24"/>
+          <w:szCs w:val="24"/>
+          <w:lang w:val="es-MX"/>
+        </w:rPr>
+        <w:t>/V) sin extracción de sangre, mediante una secuencia controlada (GRAFCET):</w:t>
+      </w:r>
+    </w:p>
+    <w:p>
+      <w:pPr>
+        <w:numPr>
+          <w:ilvl w:val="0"/>
+          <w:numId w:val="10"/>
+        </w:numPr>
+        <w:spacing w:line="360" w:lineRule="auto"/>
+        <w:jc w:val="both"/>
+        <w:rPr>
+          <w:rFonts w:ascii="Century Gothic" w:hAnsi="Century Gothic"/>
+          <w:sz w:val="24"/>
+          <w:szCs w:val="24"/>
+          <w:lang w:val="es-MX"/>
+        </w:rPr>
+      </w:pPr>
+      <w:r>
+        <w:rPr>
+          <w:rFonts w:ascii="Century Gothic" w:hAnsi="Century Gothic"/>
+          <w:sz w:val="24"/>
+          <w:szCs w:val="24"/>
+          <w:lang w:val="es-MX"/>
+        </w:rPr>
+        <w:t>Medición de bioimpedancia (comando SRTB) y cálculo del volumen de distribución de urea (V) con la fórmula de Heitmann.</w:t>
+      </w:r>
+    </w:p>
+    <w:p>
+      <w:pPr>
+        <w:numPr>
+          <w:ilvl w:val="0"/>
+          <w:numId w:val="10"/>
+        </w:numPr>
+        <w:spacing w:line="360" w:lineRule="auto"/>
+        <w:jc w:val="both"/>
+        <w:rPr>
+          <w:rFonts w:ascii="Century Gothic" w:hAnsi="Century Gothic"/>
+          <w:sz w:val="24"/>
+          <w:szCs w:val="24"/>
+          <w:lang w:val="es-MX"/>
+        </w:rPr>
+      </w:pPr>
+      <w:r>
+        <w:rPr>
+          <w:rFonts w:ascii="Century Gothic" w:hAnsi="Century Gothic"/>
+          <w:sz w:val="24"/>
+          <w:szCs w:val="24"/>
+          <w:lang w:val="es-MX"/>
+        </w:rPr>
+        <w:t xml:space="preserve">Captura de conductividad inicial del dializado (T1) y almacenamiento del </w:t>
+      </w:r>
+      <w:proofErr w:type="spellStart"/>
+      <w:r>
+        <w:rPr>
+          <w:rFonts w:ascii="Century Gothic" w:hAnsi="Century Gothic"/>
+          <w:sz w:val="24"/>
+          <w:szCs w:val="24"/>
+          <w:lang w:val="es-MX"/>
+        </w:rPr>
+        <w:t>setpoint</w:t>
+      </w:r>
+      <w:proofErr w:type="spellEnd"/>
+      <w:r>
+        <w:rPr>
+          <w:rFonts w:ascii="Century Gothic" w:hAnsi="Century Gothic"/>
+          <w:sz w:val="24"/>
+          <w:szCs w:val="24"/>
+          <w:lang w:val="es-MX"/>
+        </w:rPr>
+        <w:t xml:space="preserve"> original.</w:t>
+      </w:r>
+    </w:p>
+    <w:p>
+      <w:pPr>
+        <w:numPr>
+          <w:ilvl w:val="0"/>
+          <w:numId w:val="10"/>
+        </w:numPr>
+        <w:spacing w:line="360" w:lineRule="auto"/>
+        <w:jc w:val="both"/>
+        <w:rPr>
+          <w:rFonts w:ascii="Century Gothic" w:hAnsi="Century Gothic"/>
+          <w:sz w:val="24"/>
+          <w:szCs w:val="24"/>
+          <w:lang w:val="es-MX"/>
+        </w:rPr>
+      </w:pPr>
+      <w:r>
+        <w:rPr>
+          <w:rFonts w:ascii="Century Gothic" w:hAnsi="Century Gothic"/>
+          <w:b/>
+          <w:bCs/>
+          <w:sz w:val="24"/>
+          <w:szCs w:val="24"/>
+          <w:lang w:val="es-MX"/>
+        </w:rPr>
+        <w:t>Perturbación controlada:</w:t>
+      </w:r>
+      <w:r>
+        <w:rPr>
+          <w:rFonts w:ascii="Century Gothic" w:hAnsi="Century Gothic"/>
+          <w:sz w:val="24"/>
+          <w:szCs w:val="24"/>
+          <w:lang w:val="es-MX"/>
+        </w:rPr>
+        <w:t xml:space="preserve"> incremento temporal del </w:t>
+      </w:r>
+      <w:proofErr w:type="spellStart"/>
+      <w:r>
+        <w:rPr>
+          <w:rFonts w:ascii="Century Gothic" w:hAnsi="Century Gothic"/>
+          <w:sz w:val="24"/>
+          <w:szCs w:val="24"/>
+          <w:lang w:val="es-MX"/>
+        </w:rPr>
+        <w:t>setpoint</w:t>
+      </w:r>
+      <w:proofErr w:type="spellEnd"/>
+      <w:r>
+        <w:rPr>
+          <w:rFonts w:ascii="Century Gothic" w:hAnsi="Century Gothic"/>
+          <w:sz w:val="24"/>
+          <w:szCs w:val="24"/>
+          <w:lang w:val="es-MX"/>
+        </w:rPr>
+        <w:t xml:space="preserve"> de conductividad (típicamente +1.0 </w:t>
+      </w:r>
+      <w:proofErr w:type="spellStart"/>
+      <w:r>
+        <w:rPr>
+          <w:rFonts w:ascii="Century Gothic" w:hAnsi="Century Gothic"/>
+          <w:sz w:val="24"/>
+          <w:szCs w:val="24"/>
+          <w:lang w:val="es-MX"/>
+        </w:rPr>
+        <w:t>mS</w:t>
+      </w:r>
+      <w:proofErr w:type="spellEnd"/>
+      <w:r>
+        <w:rPr>
+          <w:rFonts w:ascii="Century Gothic" w:hAnsi="Century Gothic"/>
+          <w:sz w:val="24"/>
+          <w:szCs w:val="24"/>
+          <w:lang w:val="es-MX"/>
+        </w:rPr>
+        <w:t>/cm).</w:t>
+      </w:r>
+    </w:p>
+    <w:p>
+      <w:pPr>
+        <w:numPr>
+          <w:ilvl w:val="0"/>
+          <w:numId w:val="10"/>
+        </w:numPr>
+        <w:spacing w:line="360" w:lineRule="auto"/>
+        <w:jc w:val="both"/>
+        <w:rPr>
+          <w:rFonts w:ascii="Century Gothic" w:hAnsi="Century Gothic"/>
+          <w:sz w:val="24"/>
+          <w:szCs w:val="24"/>
+          <w:lang w:val="es-MX"/>
+        </w:rPr>
+      </w:pPr>
+      <w:r>
+        <w:rPr>
+          <w:rFonts w:ascii="Century Gothic" w:hAnsi="Century Gothic"/>
+          <w:sz w:val="24"/>
+          <w:szCs w:val="24"/>
+          <w:lang w:val="es-MX"/>
+        </w:rPr>
+        <w:t>Espera de estabilización (2 minutos).</w:t>
+      </w:r>
+    </w:p>
+    <w:p>
+      <w:pPr>
+        <w:numPr>
+          <w:ilvl w:val="0"/>
+          <w:numId w:val="10"/>
+        </w:numPr>
+        <w:spacing w:line="360" w:lineRule="auto"/>
+        <w:jc w:val="both"/>
+        <w:rPr>
+          <w:rFonts w:ascii="Century Gothic" w:hAnsi="Century Gothic"/>
+          <w:sz w:val="24"/>
+          <w:szCs w:val="24"/>
+          <w:lang w:val="es-MX"/>
+        </w:rPr>
+      </w:pPr>
+      <w:r>
+        <w:rPr>
+          <w:rFonts w:ascii="Century Gothic" w:hAnsi="Century Gothic"/>
+          <w:sz w:val="24"/>
+          <w:szCs w:val="24"/>
+          <w:lang w:val="es-MX"/>
+        </w:rPr>
+        <w:t xml:space="preserve">Captura de conductividad </w:t>
+      </w:r>
+      <w:proofErr w:type="spellStart"/>
+      <w:r>
+        <w:rPr>
+          <w:rFonts w:ascii="Century Gothic" w:hAnsi="Century Gothic"/>
+          <w:sz w:val="24"/>
+          <w:szCs w:val="24"/>
+          <w:lang w:val="es-MX"/>
+        </w:rPr>
+        <w:t>post-paso</w:t>
+      </w:r>
+      <w:proofErr w:type="spellEnd"/>
+      <w:r>
+        <w:rPr>
+          <w:rFonts w:ascii="Century Gothic" w:hAnsi="Century Gothic"/>
+          <w:sz w:val="24"/>
+          <w:szCs w:val="24"/>
+          <w:lang w:val="es-MX"/>
+        </w:rPr>
+        <w:t xml:space="preserve"> (T2).</w:t>
+      </w:r>
+    </w:p>
+    <w:p>
+      <w:pPr>
+        <w:numPr>
+          <w:ilvl w:val="0"/>
+          <w:numId w:val="10"/>
+        </w:numPr>
+        <w:spacing w:line="360" w:lineRule="auto"/>
+        <w:jc w:val="both"/>
+        <w:rPr>
+          <w:rFonts w:ascii="Century Gothic" w:hAnsi="Century Gothic"/>
+          <w:sz w:val="24"/>
+          <w:szCs w:val="24"/>
+          <w:lang w:val="es-MX"/>
+        </w:rPr>
+      </w:pPr>
+      <w:r>
+        <w:rPr>
+          <w:rFonts w:ascii="Century Gothic" w:hAnsi="Century Gothic"/>
+          <w:sz w:val="24"/>
+          <w:szCs w:val="24"/>
+          <w:lang w:val="es-MX"/>
+        </w:rPr>
+        <w:t xml:space="preserve">Restauración del </w:t>
+      </w:r>
+      <w:proofErr w:type="spellStart"/>
+      <w:r>
+        <w:rPr>
+          <w:rFonts w:ascii="Century Gothic" w:hAnsi="Century Gothic"/>
+          <w:sz w:val="24"/>
+          <w:szCs w:val="24"/>
+          <w:lang w:val="es-MX"/>
+        </w:rPr>
+        <w:t>setpoint</w:t>
+      </w:r>
+      <w:proofErr w:type="spellEnd"/>
+      <w:r>
+        <w:rPr>
+          <w:rFonts w:ascii="Century Gothic" w:hAnsi="Century Gothic"/>
+          <w:sz w:val="24"/>
+          <w:szCs w:val="24"/>
+          <w:lang w:val="es-MX"/>
+        </w:rPr>
+        <w:t xml:space="preserve"> original y espera de estabilización (2 minutos).</w:t>
+      </w:r>
+    </w:p>
+    <w:p>
+      <w:pPr>
+        <w:numPr>
+          <w:ilvl w:val="0"/>
+          <w:numId w:val="10"/>
+        </w:numPr>
+        <w:spacing w:line="360" w:lineRule="auto"/>
+        <w:jc w:val="both"/>
+        <w:rPr>
+          <w:rFonts w:ascii="Century Gothic" w:hAnsi="Century Gothic"/>
+          <w:sz w:val="24"/>
+          <w:szCs w:val="24"/>
+          <w:lang w:val="es-MX"/>
+        </w:rPr>
+      </w:pPr>
+      <w:r>
+        <w:rPr>
+          <w:rFonts w:ascii="Century Gothic" w:hAnsi="Century Gothic"/>
+          <w:sz w:val="24"/>
+          <w:szCs w:val="24"/>
+          <w:lang w:val="es-MX"/>
+        </w:rPr>
+        <w:t xml:space="preserve">Cálculo de aclaramiento iónico (K) a partir de T1/T2 y de </w:t>
+      </w:r>
+      <w:proofErr w:type="spellStart"/>
+      <w:r>
+        <w:rPr>
+          <w:rFonts w:ascii="Century Gothic" w:hAnsi="Century Gothic"/>
+          <w:sz w:val="24"/>
+          <w:szCs w:val="24"/>
+          <w:lang w:val="es-MX"/>
+        </w:rPr>
+        <w:t>Kt</w:t>
+      </w:r>
+      <w:proofErr w:type="spellEnd"/>
+      <w:r>
+        <w:rPr>
+          <w:rFonts w:ascii="Century Gothic" w:hAnsi="Century Gothic"/>
+          <w:sz w:val="24"/>
+          <w:szCs w:val="24"/>
+          <w:lang w:val="es-MX"/>
+        </w:rPr>
+        <w:t>/V usando V obtenido por bioimpedancia.</w:t>
+      </w:r>
+    </w:p>
+    <w:p>
+      <w:pPr>
+        <w:numPr>
+          <w:ilvl w:val="0"/>
+          <w:numId w:val="10"/>
+        </w:numPr>
+        <w:spacing w:line="360" w:lineRule="auto"/>
+        <w:jc w:val="both"/>
+        <w:rPr>
+          <w:rFonts w:ascii="Century Gothic" w:hAnsi="Century Gothic"/>
+          <w:sz w:val="24"/>
+          <w:szCs w:val="24"/>
+          <w:lang w:val="es-MX"/>
+        </w:rPr>
+      </w:pPr>
+      <w:r>
+        <w:rPr>
+          <w:rFonts w:ascii="Century Gothic" w:hAnsi="Century Gothic"/>
+          <w:sz w:val="24"/>
+          <w:szCs w:val="24"/>
+          <w:lang w:val="es-MX"/>
+        </w:rPr>
+        <w:t>Validación de calidad de la bioimpedancia (ángulo de fase en rango aceptable, p. ej. 0–20° en valor absoluto).</w:t>
+      </w:r>
+    </w:p>
+    <w:p>
+      <w:pPr>
+        <w:spacing w:line="360" w:lineRule="auto"/>
+        <w:jc w:val="both"/>
+        <w:rPr>
+          <w:rFonts w:ascii="Century Gothic" w:hAnsi="Century Gothic"/>
+          <w:sz w:val="24"/>
+          <w:szCs w:val="24"/>
+          <w:lang w:val="es-MX"/>
+        </w:rPr>
+      </w:pPr>
+      <w:r>
+        <w:rPr>
+          <w:rFonts w:ascii="Century Gothic" w:hAnsi="Century Gothic"/>
+          <w:sz w:val="24"/>
+          <w:szCs w:val="24"/>
+          <w:lang w:val="es-MX"/>
+        </w:rPr>
+        <w:t xml:space="preserve">La secuencia incluye control de pausa/reanudación, programación automática y restauración segura del </w:t>
+      </w:r>
+      <w:proofErr w:type="spellStart"/>
+      <w:r>
+        <w:rPr>
+          <w:rFonts w:ascii="Century Gothic" w:hAnsi="Century Gothic"/>
+          <w:sz w:val="24"/>
+          <w:szCs w:val="24"/>
+          <w:lang w:val="es-MX"/>
+        </w:rPr>
+        <w:t>setpoint</w:t>
+      </w:r>
+      <w:proofErr w:type="spellEnd"/>
+      <w:r>
+        <w:rPr>
+          <w:rFonts w:ascii="Century Gothic" w:hAnsi="Century Gothic"/>
+          <w:sz w:val="24"/>
+          <w:szCs w:val="24"/>
+          <w:lang w:val="es-MX"/>
+        </w:rPr>
+        <w:t xml:space="preserve"> en caso de aborto.</w:t>
+      </w:r>
+    </w:p>
+    <w:p>
+      <w:pPr>
+        <w:spacing w:line="360" w:lineRule="auto"/>
+        <w:jc w:val="both"/>
+        <w:rPr>
+          <w:rFonts w:ascii="Century Gothic" w:hAnsi="Century Gothic"/>
+          <w:sz w:val="24"/>
+          <w:szCs w:val="24"/>
+          <w:lang w:val="es-MX"/>
+        </w:rPr>
+      </w:pPr>
+    </w:p>
+    <w:p>
+      <w:pPr>
+        <w:spacing w:line="360" w:lineRule="auto"/>
+        <w:jc w:val="both"/>
+        <w:rPr>
+          <w:rFonts w:ascii="Century Gothic" w:hAnsi="Century Gothic"/>
+          <w:sz w:val="24"/>
+          <w:szCs w:val="24"/>
+          <w:lang w:val="es-MX"/>
+        </w:rPr>
+      </w:pPr>
+    </w:p>
+    <w:p>
+      <w:pPr>
+        <w:spacing w:line="360" w:lineRule="auto"/>
+        <w:jc w:val="both"/>
+        <w:rPr>
+          <w:rFonts w:ascii="Century Gothic" w:hAnsi="Century Gothic"/>
+          <w:b/>
+          <w:bCs/>
+          <w:sz w:val="24"/>
+          <w:szCs w:val="24"/>
+          <w:lang w:val="es-MX"/>
+        </w:rPr>
+      </w:pPr>
+      <w:r>
+        <w:rPr>
+          <w:rFonts w:ascii="Century Gothic" w:hAnsi="Century Gothic"/>
+          <w:b/>
+          <w:bCs/>
+          <w:sz w:val="24"/>
+          <w:szCs w:val="24"/>
+          <w:lang w:val="es-MX"/>
+        </w:rPr>
+        <w:t>2. Estado del arte en máquinas comerciales</w:t>
+      </w:r>
+    </w:p>
+    <w:p>
+      <w:pPr>
+        <w:spacing w:line="360" w:lineRule="auto"/>
+        <w:jc w:val="both"/>
+        <w:rPr>
+          <w:rFonts w:ascii="Century Gothic" w:hAnsi="Century Gothic"/>
+          <w:b/>
+          <w:bCs/>
+          <w:sz w:val="24"/>
+          <w:szCs w:val="24"/>
+          <w:lang w:val="es-MX"/>
+        </w:rPr>
+      </w:pPr>
+      <w:r>
+        <w:rPr>
+          <w:rFonts w:ascii="Century Gothic" w:hAnsi="Century Gothic"/>
+          <w:b/>
+          <w:bCs/>
+          <w:sz w:val="24"/>
+          <w:szCs w:val="24"/>
+          <w:lang w:val="es-MX"/>
+        </w:rPr>
+        <w:lastRenderedPageBreak/>
+        <w:t xml:space="preserve">2.1 Principio de </w:t>
+      </w:r>
+      <w:proofErr w:type="spellStart"/>
+      <w:r>
+        <w:rPr>
+          <w:rFonts w:ascii="Century Gothic" w:hAnsi="Century Gothic"/>
+          <w:b/>
+          <w:bCs/>
+          <w:sz w:val="24"/>
+          <w:szCs w:val="24"/>
+          <w:lang w:val="es-MX"/>
+        </w:rPr>
+        <w:t>ionic</w:t>
+      </w:r>
+      <w:proofErr w:type="spellEnd"/>
+      <w:r>
+        <w:rPr>
+          <w:rFonts w:ascii="Century Gothic" w:hAnsi="Century Gothic"/>
+          <w:b/>
+          <w:bCs/>
+          <w:sz w:val="24"/>
+          <w:szCs w:val="24"/>
+          <w:lang w:val="es-MX"/>
+        </w:rPr>
+        <w:t xml:space="preserve"> </w:t>
+      </w:r>
+      <w:proofErr w:type="spellStart"/>
+      <w:r>
+        <w:rPr>
+          <w:rFonts w:ascii="Century Gothic" w:hAnsi="Century Gothic"/>
+          <w:b/>
+          <w:bCs/>
+          <w:sz w:val="24"/>
+          <w:szCs w:val="24"/>
+          <w:lang w:val="es-MX"/>
+        </w:rPr>
+        <w:t>dialysance</w:t>
+      </w:r>
+      <w:proofErr w:type="spellEnd"/>
+      <w:r>
+        <w:rPr>
+          <w:rFonts w:ascii="Century Gothic" w:hAnsi="Century Gothic"/>
+          <w:b/>
+          <w:bCs/>
+          <w:sz w:val="24"/>
+          <w:szCs w:val="24"/>
+          <w:lang w:val="es-MX"/>
+        </w:rPr>
+        <w:t xml:space="preserve"> / OCM</w:t>
+      </w:r>
+    </w:p>
+    <w:p>
+      <w:pPr>
+        <w:spacing w:line="360" w:lineRule="auto"/>
+        <w:jc w:val="both"/>
+        <w:rPr>
+          <w:rFonts w:ascii="Century Gothic" w:hAnsi="Century Gothic"/>
+          <w:sz w:val="24"/>
+          <w:szCs w:val="24"/>
+          <w:lang w:val="es-MX"/>
+        </w:rPr>
+      </w:pPr>
+      <w:r>
+        <w:rPr>
+          <w:rFonts w:ascii="Century Gothic" w:hAnsi="Century Gothic"/>
+          <w:sz w:val="24"/>
+          <w:szCs w:val="24"/>
+          <w:lang w:val="es-MX"/>
+        </w:rPr>
+        <w:t xml:space="preserve">Las máquinas comerciales de gama media-alta (Fresenius OCM, módulos de </w:t>
+      </w:r>
+      <w:proofErr w:type="spellStart"/>
+      <w:proofErr w:type="gramStart"/>
+      <w:r>
+        <w:rPr>
+          <w:rFonts w:ascii="Century Gothic" w:hAnsi="Century Gothic"/>
+          <w:sz w:val="24"/>
+          <w:szCs w:val="24"/>
+          <w:lang w:val="es-MX"/>
+        </w:rPr>
+        <w:t>B.Braun</w:t>
+      </w:r>
+      <w:proofErr w:type="spellEnd"/>
+      <w:proofErr w:type="gramEnd"/>
+      <w:r>
+        <w:rPr>
+          <w:rFonts w:ascii="Century Gothic" w:hAnsi="Century Gothic"/>
+          <w:sz w:val="24"/>
+          <w:szCs w:val="24"/>
+          <w:lang w:val="es-MX"/>
+        </w:rPr>
+        <w:t xml:space="preserve">, </w:t>
+      </w:r>
+      <w:proofErr w:type="spellStart"/>
+      <w:r>
+        <w:rPr>
+          <w:rFonts w:ascii="Century Gothic" w:hAnsi="Century Gothic"/>
+          <w:sz w:val="24"/>
+          <w:szCs w:val="24"/>
+          <w:lang w:val="es-MX"/>
+        </w:rPr>
+        <w:t>Nikkiso</w:t>
+      </w:r>
+      <w:proofErr w:type="spellEnd"/>
+      <w:r>
+        <w:rPr>
+          <w:rFonts w:ascii="Century Gothic" w:hAnsi="Century Gothic"/>
+          <w:sz w:val="24"/>
+          <w:szCs w:val="24"/>
+          <w:lang w:val="es-MX"/>
+        </w:rPr>
+        <w:t xml:space="preserve">, sistemas basados en el trabajo de </w:t>
+      </w:r>
+      <w:proofErr w:type="spellStart"/>
+      <w:r>
+        <w:rPr>
+          <w:rFonts w:ascii="Century Gothic" w:hAnsi="Century Gothic"/>
+          <w:sz w:val="24"/>
+          <w:szCs w:val="24"/>
+          <w:lang w:val="es-MX"/>
+        </w:rPr>
+        <w:t>Petitclerc</w:t>
+      </w:r>
+      <w:proofErr w:type="spellEnd"/>
+      <w:r>
+        <w:rPr>
+          <w:rFonts w:ascii="Century Gothic" w:hAnsi="Century Gothic"/>
+          <w:sz w:val="24"/>
+          <w:szCs w:val="24"/>
+          <w:lang w:val="es-MX"/>
+        </w:rPr>
+        <w:t xml:space="preserve">, etc.) estiman el aclaramiento de urea mediante </w:t>
+      </w:r>
+      <w:proofErr w:type="spellStart"/>
+      <w:r>
+        <w:rPr>
+          <w:rFonts w:ascii="Century Gothic" w:hAnsi="Century Gothic"/>
+          <w:b/>
+          <w:bCs/>
+          <w:sz w:val="24"/>
+          <w:szCs w:val="24"/>
+          <w:lang w:val="es-MX"/>
+        </w:rPr>
+        <w:t>dialisancia</w:t>
+      </w:r>
+      <w:proofErr w:type="spellEnd"/>
+      <w:r>
+        <w:rPr>
+          <w:rFonts w:ascii="Century Gothic" w:hAnsi="Century Gothic"/>
+          <w:b/>
+          <w:bCs/>
+          <w:sz w:val="24"/>
+          <w:szCs w:val="24"/>
+          <w:lang w:val="es-MX"/>
+        </w:rPr>
+        <w:t xml:space="preserve"> iónica</w:t>
+      </w:r>
+      <w:r>
+        <w:rPr>
+          <w:rFonts w:ascii="Century Gothic" w:hAnsi="Century Gothic"/>
+          <w:sz w:val="24"/>
+          <w:szCs w:val="24"/>
+          <w:lang w:val="es-MX"/>
+        </w:rPr>
+        <w:t>:</w:t>
+      </w:r>
+    </w:p>
+    <w:p>
+      <w:pPr>
+        <w:numPr>
+          <w:ilvl w:val="0"/>
+          <w:numId w:val="11"/>
+        </w:numPr>
+        <w:spacing w:line="360" w:lineRule="auto"/>
+        <w:jc w:val="both"/>
+        <w:rPr>
+          <w:rFonts w:ascii="Century Gothic" w:hAnsi="Century Gothic"/>
+          <w:sz w:val="24"/>
+          <w:szCs w:val="24"/>
+          <w:lang w:val="es-MX"/>
+        </w:rPr>
+      </w:pPr>
+      <w:r>
+        <w:rPr>
+          <w:rFonts w:ascii="Century Gothic" w:hAnsi="Century Gothic"/>
+          <w:sz w:val="24"/>
+          <w:szCs w:val="24"/>
+          <w:lang w:val="es-MX"/>
+        </w:rPr>
+        <w:t>Se induce un cambio temporal en la conductividad del dializado de entrada (paso o pulso).</w:t>
+      </w:r>
+    </w:p>
+    <w:p>
+      <w:pPr>
+        <w:numPr>
+          <w:ilvl w:val="0"/>
+          <w:numId w:val="11"/>
+        </w:numPr>
+        <w:spacing w:line="360" w:lineRule="auto"/>
+        <w:jc w:val="both"/>
+        <w:rPr>
+          <w:rFonts w:ascii="Century Gothic" w:hAnsi="Century Gothic"/>
+          <w:sz w:val="24"/>
+          <w:szCs w:val="24"/>
+          <w:lang w:val="es-MX"/>
+        </w:rPr>
+      </w:pPr>
+      <w:r>
+        <w:rPr>
+          <w:rFonts w:ascii="Century Gothic" w:hAnsi="Century Gothic"/>
+          <w:sz w:val="24"/>
+          <w:szCs w:val="24"/>
+          <w:lang w:val="es-MX"/>
+        </w:rPr>
+        <w:t>Se miden conductividades de entrada y salida.</w:t>
+      </w:r>
+    </w:p>
+    <w:p>
+      <w:pPr>
+        <w:numPr>
+          <w:ilvl w:val="0"/>
+          <w:numId w:val="11"/>
+        </w:numPr>
+        <w:spacing w:line="360" w:lineRule="auto"/>
+        <w:jc w:val="both"/>
+        <w:rPr>
+          <w:rFonts w:ascii="Century Gothic" w:hAnsi="Century Gothic"/>
+          <w:sz w:val="24"/>
+          <w:szCs w:val="24"/>
+          <w:lang w:val="es-MX"/>
+        </w:rPr>
+      </w:pPr>
+      <w:r>
+        <w:rPr>
+          <w:rFonts w:ascii="Century Gothic" w:hAnsi="Century Gothic"/>
+          <w:sz w:val="24"/>
+          <w:szCs w:val="24"/>
+          <w:lang w:val="es-MX"/>
+        </w:rPr>
+        <w:t xml:space="preserve">Se calcula la </w:t>
+      </w:r>
+      <w:proofErr w:type="spellStart"/>
+      <w:r>
+        <w:rPr>
+          <w:rFonts w:ascii="Century Gothic" w:hAnsi="Century Gothic"/>
+          <w:sz w:val="24"/>
+          <w:szCs w:val="24"/>
+          <w:lang w:val="es-MX"/>
+        </w:rPr>
+        <w:t>dialisancia</w:t>
+      </w:r>
+      <w:proofErr w:type="spellEnd"/>
+      <w:r>
+        <w:rPr>
+          <w:rFonts w:ascii="Century Gothic" w:hAnsi="Century Gothic"/>
+          <w:sz w:val="24"/>
+          <w:szCs w:val="24"/>
+          <w:lang w:val="es-MX"/>
+        </w:rPr>
+        <w:t xml:space="preserve"> efectiva de iones (principalmente sodio), que se asume aproximadamente igual al aclaramiento de urea (K).</w:t>
+      </w:r>
+    </w:p>
+    <w:p>
+      <w:pPr>
+        <w:numPr>
+          <w:ilvl w:val="0"/>
+          <w:numId w:val="11"/>
+        </w:numPr>
+        <w:spacing w:line="360" w:lineRule="auto"/>
+        <w:jc w:val="both"/>
+        <w:rPr>
+          <w:rFonts w:ascii="Century Gothic" w:hAnsi="Century Gothic"/>
+          <w:sz w:val="24"/>
+          <w:szCs w:val="24"/>
+          <w:lang w:val="es-MX"/>
+        </w:rPr>
+      </w:pPr>
+      <w:proofErr w:type="spellStart"/>
+      <w:r>
+        <w:rPr>
+          <w:rFonts w:ascii="Century Gothic" w:hAnsi="Century Gothic"/>
+          <w:sz w:val="24"/>
+          <w:szCs w:val="24"/>
+          <w:lang w:val="es-MX"/>
+        </w:rPr>
+        <w:t>Kt</w:t>
+      </w:r>
+      <w:proofErr w:type="spellEnd"/>
+      <w:r>
+        <w:rPr>
+          <w:rFonts w:ascii="Century Gothic" w:hAnsi="Century Gothic"/>
+          <w:sz w:val="24"/>
+          <w:szCs w:val="24"/>
+          <w:lang w:val="es-MX"/>
+        </w:rPr>
+        <w:t>/V se obtiene multiplicando K por el tiempo efectivo y dividiendo por un volumen V.</w:t>
+      </w:r>
+    </w:p>
+    <w:p>
+      <w:pPr>
+        <w:spacing w:line="360" w:lineRule="auto"/>
+        <w:jc w:val="both"/>
+        <w:rPr>
+          <w:rFonts w:ascii="Century Gothic" w:hAnsi="Century Gothic"/>
+          <w:sz w:val="24"/>
+          <w:szCs w:val="24"/>
+          <w:lang w:val="es-MX"/>
+        </w:rPr>
+      </w:pPr>
+      <w:r>
+        <w:rPr>
+          <w:rFonts w:ascii="Century Gothic" w:hAnsi="Century Gothic"/>
+          <w:sz w:val="24"/>
+          <w:szCs w:val="24"/>
+          <w:lang w:val="es-MX"/>
+        </w:rPr>
+        <w:t>Este principio está documentado desde los años 90 y es de uso rutinario.</w:t>
+      </w:r>
+    </w:p>
+    <w:p>
+      <w:pPr>
+        <w:spacing w:line="360" w:lineRule="auto"/>
+        <w:jc w:val="both"/>
+        <w:rPr>
+          <w:rFonts w:ascii="Century Gothic" w:hAnsi="Century Gothic"/>
+          <w:sz w:val="24"/>
+          <w:szCs w:val="24"/>
+          <w:lang w:val="es-MX"/>
+        </w:rPr>
+      </w:pPr>
+      <w:r>
+        <w:rPr>
+          <w:rFonts w:ascii="Century Gothic" w:hAnsi="Century Gothic"/>
+          <w:sz w:val="24"/>
+          <w:szCs w:val="24"/>
+          <w:lang w:val="es-MX"/>
+        </w:rPr>
+        <w:t>Ejemplos de implementación comercial:</w:t>
+      </w:r>
+    </w:p>
+    <w:p>
+      <w:pPr>
+        <w:numPr>
+          <w:ilvl w:val="0"/>
+          <w:numId w:val="12"/>
+        </w:numPr>
+        <w:spacing w:line="360" w:lineRule="auto"/>
+        <w:jc w:val="both"/>
+        <w:rPr>
+          <w:rFonts w:ascii="Century Gothic" w:hAnsi="Century Gothic"/>
+          <w:sz w:val="24"/>
+          <w:szCs w:val="24"/>
+          <w:lang w:val="es-MX"/>
+        </w:rPr>
+      </w:pPr>
+      <w:r>
+        <w:rPr>
+          <w:rFonts w:ascii="Century Gothic" w:hAnsi="Century Gothic"/>
+          <w:b/>
+          <w:bCs/>
+          <w:sz w:val="24"/>
+          <w:szCs w:val="24"/>
+          <w:lang w:val="es-MX"/>
+        </w:rPr>
+        <w:t>Fresenius OCM:</w:t>
+      </w:r>
+      <w:r>
+        <w:rPr>
+          <w:rFonts w:ascii="Century Gothic" w:hAnsi="Century Gothic"/>
+          <w:sz w:val="24"/>
+          <w:szCs w:val="24"/>
+          <w:lang w:val="es-MX"/>
+        </w:rPr>
+        <w:t xml:space="preserve"> cambios automáticos de conductividad (p. ej. cada ~25–30 min o mediante pulsos cortos); el volumen V suele estimarse con fórmulas antropométricas (Watson u otras).</w:t>
+      </w:r>
+    </w:p>
+    <w:p>
+      <w:pPr>
+        <w:numPr>
+          <w:ilvl w:val="0"/>
+          <w:numId w:val="12"/>
+        </w:numPr>
+        <w:spacing w:line="360" w:lineRule="auto"/>
+        <w:jc w:val="both"/>
+        <w:rPr>
+          <w:rFonts w:ascii="Century Gothic" w:hAnsi="Century Gothic"/>
+          <w:sz w:val="24"/>
+          <w:szCs w:val="24"/>
+          <w:lang w:val="es-MX"/>
+        </w:rPr>
+      </w:pPr>
+      <w:r>
+        <w:rPr>
+          <w:rFonts w:ascii="Century Gothic" w:hAnsi="Century Gothic"/>
+          <w:sz w:val="24"/>
+          <w:szCs w:val="24"/>
+          <w:lang w:val="es-MX"/>
+        </w:rPr>
+        <w:t>Otros fabricantes emplean variaciones similares del mismo principio físico.</w:t>
+      </w:r>
+    </w:p>
+    <w:p>
+      <w:pPr>
+        <w:spacing w:line="360" w:lineRule="auto"/>
+        <w:jc w:val="both"/>
+        <w:rPr>
+          <w:rFonts w:ascii="Century Gothic" w:hAnsi="Century Gothic"/>
+          <w:sz w:val="24"/>
+          <w:szCs w:val="24"/>
+          <w:lang w:val="es-MX"/>
+        </w:rPr>
+      </w:pPr>
+      <w:r>
+        <w:rPr>
+          <w:rFonts w:ascii="Century Gothic" w:hAnsi="Century Gothic"/>
+          <w:b/>
+          <w:bCs/>
+          <w:sz w:val="24"/>
+          <w:szCs w:val="24"/>
+          <w:lang w:val="es-MX"/>
+        </w:rPr>
+        <w:t>Conclusión:</w:t>
+      </w:r>
+      <w:r>
+        <w:rPr>
+          <w:rFonts w:ascii="Century Gothic" w:hAnsi="Century Gothic"/>
+          <w:sz w:val="24"/>
+          <w:szCs w:val="24"/>
+          <w:lang w:val="es-MX"/>
+        </w:rPr>
+        <w:t xml:space="preserve"> El “paso de conductividad” (punto 4 de la secuencia) </w:t>
+      </w:r>
+      <w:r>
+        <w:rPr>
+          <w:rFonts w:ascii="Century Gothic" w:hAnsi="Century Gothic"/>
+          <w:b/>
+          <w:bCs/>
+          <w:sz w:val="24"/>
+          <w:szCs w:val="24"/>
+          <w:lang w:val="es-MX"/>
+        </w:rPr>
+        <w:t>no es, por sí solo, un diferenciador</w:t>
+      </w:r>
+      <w:r>
+        <w:rPr>
+          <w:rFonts w:ascii="Century Gothic" w:hAnsi="Century Gothic"/>
+          <w:sz w:val="24"/>
+          <w:szCs w:val="24"/>
+          <w:lang w:val="es-MX"/>
+        </w:rPr>
+        <w:t>. Constituye arte previo ampliamente conocido y comercializado.</w:t>
+      </w:r>
+    </w:p>
+    <w:p>
+      <w:pPr>
+        <w:spacing w:line="360" w:lineRule="auto"/>
+        <w:jc w:val="both"/>
+        <w:rPr>
+          <w:rFonts w:ascii="Century Gothic" w:hAnsi="Century Gothic"/>
+          <w:b/>
+          <w:bCs/>
+          <w:sz w:val="24"/>
+          <w:szCs w:val="24"/>
+          <w:lang w:val="es-MX"/>
+        </w:rPr>
+      </w:pPr>
+      <w:r>
+        <w:rPr>
+          <w:rFonts w:ascii="Century Gothic" w:hAnsi="Century Gothic"/>
+          <w:b/>
+          <w:bCs/>
+          <w:sz w:val="24"/>
+          <w:szCs w:val="24"/>
+          <w:lang w:val="es-MX"/>
+        </w:rPr>
+        <w:t>2.2 Estimación del volumen V</w:t>
+      </w:r>
+    </w:p>
+    <w:p>
+      <w:pPr>
+        <w:spacing w:line="360" w:lineRule="auto"/>
+        <w:jc w:val="both"/>
+        <w:rPr>
+          <w:rFonts w:ascii="Century Gothic" w:hAnsi="Century Gothic"/>
+          <w:sz w:val="24"/>
+          <w:szCs w:val="24"/>
+          <w:lang w:val="es-MX"/>
+        </w:rPr>
+      </w:pPr>
+      <w:r>
+        <w:rPr>
+          <w:rFonts w:ascii="Century Gothic" w:hAnsi="Century Gothic"/>
+          <w:sz w:val="24"/>
+          <w:szCs w:val="24"/>
+          <w:lang w:val="es-MX"/>
+        </w:rPr>
+        <w:t xml:space="preserve">En la mayoría de </w:t>
+      </w:r>
+      <w:proofErr w:type="gramStart"/>
+      <w:r>
+        <w:rPr>
+          <w:rFonts w:ascii="Century Gothic" w:hAnsi="Century Gothic"/>
+          <w:sz w:val="24"/>
+          <w:szCs w:val="24"/>
+          <w:lang w:val="es-MX"/>
+        </w:rPr>
+        <w:t>implementaciones</w:t>
+      </w:r>
+      <w:proofErr w:type="gramEnd"/>
+      <w:r>
+        <w:rPr>
+          <w:rFonts w:ascii="Century Gothic" w:hAnsi="Century Gothic"/>
+          <w:sz w:val="24"/>
+          <w:szCs w:val="24"/>
+          <w:lang w:val="es-MX"/>
+        </w:rPr>
+        <w:t xml:space="preserve"> comerciales de OCM, V se obtiene de:</w:t>
+      </w:r>
+    </w:p>
+    <w:p>
+      <w:pPr>
+        <w:numPr>
+          <w:ilvl w:val="0"/>
+          <w:numId w:val="13"/>
+        </w:numPr>
+        <w:spacing w:line="360" w:lineRule="auto"/>
+        <w:jc w:val="both"/>
+        <w:rPr>
+          <w:rFonts w:ascii="Century Gothic" w:hAnsi="Century Gothic"/>
+          <w:sz w:val="24"/>
+          <w:szCs w:val="24"/>
+          <w:lang w:val="es-MX"/>
+        </w:rPr>
+      </w:pPr>
+      <w:r>
+        <w:rPr>
+          <w:rFonts w:ascii="Century Gothic" w:hAnsi="Century Gothic"/>
+          <w:sz w:val="24"/>
+          <w:szCs w:val="24"/>
+          <w:lang w:val="es-MX"/>
+        </w:rPr>
+        <w:t>Fórmulas antropométricas (Watson, Hume-Weyers, etc.).</w:t>
+      </w:r>
+    </w:p>
+    <w:p>
+      <w:pPr>
+        <w:numPr>
+          <w:ilvl w:val="0"/>
+          <w:numId w:val="13"/>
+        </w:numPr>
+        <w:spacing w:line="360" w:lineRule="auto"/>
+        <w:jc w:val="both"/>
+        <w:rPr>
+          <w:rFonts w:ascii="Century Gothic" w:hAnsi="Century Gothic"/>
+          <w:sz w:val="24"/>
+          <w:szCs w:val="24"/>
+          <w:lang w:val="es-MX"/>
+        </w:rPr>
+      </w:pPr>
+      <w:r>
+        <w:rPr>
+          <w:rFonts w:ascii="Century Gothic" w:hAnsi="Century Gothic"/>
+          <w:sz w:val="24"/>
+          <w:szCs w:val="24"/>
+          <w:lang w:val="es-MX"/>
+        </w:rPr>
+        <w:t xml:space="preserve">En algunos entornos clínicos se utiliza bioimpedancia (espectroscopía, p. ej. BCM de Fresenius) de forma separada o para mejorar la concordancia entre </w:t>
+      </w:r>
+      <w:proofErr w:type="spellStart"/>
+      <w:r>
+        <w:rPr>
+          <w:rFonts w:ascii="Century Gothic" w:hAnsi="Century Gothic"/>
+          <w:sz w:val="24"/>
+          <w:szCs w:val="24"/>
+          <w:lang w:val="es-MX"/>
+        </w:rPr>
+        <w:t>Kt</w:t>
+      </w:r>
+      <w:proofErr w:type="spellEnd"/>
+      <w:r>
+        <w:rPr>
+          <w:rFonts w:ascii="Century Gothic" w:hAnsi="Century Gothic"/>
+          <w:sz w:val="24"/>
+          <w:szCs w:val="24"/>
+          <w:lang w:val="es-MX"/>
+        </w:rPr>
+        <w:t xml:space="preserve">/V por OCM y </w:t>
+      </w:r>
+      <w:proofErr w:type="spellStart"/>
+      <w:r>
+        <w:rPr>
+          <w:rFonts w:ascii="Century Gothic" w:hAnsi="Century Gothic"/>
+          <w:sz w:val="24"/>
+          <w:szCs w:val="24"/>
+          <w:lang w:val="es-MX"/>
+        </w:rPr>
+        <w:t>Kt</w:t>
+      </w:r>
+      <w:proofErr w:type="spellEnd"/>
+      <w:r>
+        <w:rPr>
+          <w:rFonts w:ascii="Century Gothic" w:hAnsi="Century Gothic"/>
+          <w:sz w:val="24"/>
+          <w:szCs w:val="24"/>
+          <w:lang w:val="es-MX"/>
+        </w:rPr>
+        <w:t>/V basado en sangre.</w:t>
+      </w:r>
+    </w:p>
+    <w:p>
+      <w:pPr>
+        <w:spacing w:line="360" w:lineRule="auto"/>
+        <w:jc w:val="both"/>
+        <w:rPr>
+          <w:rFonts w:ascii="Century Gothic" w:hAnsi="Century Gothic"/>
+          <w:sz w:val="24"/>
+          <w:szCs w:val="24"/>
+          <w:lang w:val="es-MX"/>
+        </w:rPr>
+      </w:pPr>
+      <w:r>
+        <w:rPr>
+          <w:rFonts w:ascii="Century Gothic" w:hAnsi="Century Gothic"/>
+          <w:sz w:val="24"/>
+          <w:szCs w:val="24"/>
+          <w:lang w:val="es-MX"/>
+        </w:rPr>
+        <w:t xml:space="preserve">Estudios muestran que el uso de V por bioimpedancia mejora el acuerdo entre </w:t>
+      </w:r>
+      <w:proofErr w:type="spellStart"/>
+      <w:r>
+        <w:rPr>
+          <w:rFonts w:ascii="Century Gothic" w:hAnsi="Century Gothic"/>
+          <w:sz w:val="24"/>
+          <w:szCs w:val="24"/>
+          <w:lang w:val="es-MX"/>
+        </w:rPr>
+        <w:t>Kt</w:t>
+      </w:r>
+      <w:proofErr w:type="spellEnd"/>
+      <w:r>
+        <w:rPr>
+          <w:rFonts w:ascii="Century Gothic" w:hAnsi="Century Gothic"/>
+          <w:sz w:val="24"/>
+          <w:szCs w:val="24"/>
+          <w:lang w:val="es-MX"/>
+        </w:rPr>
+        <w:t xml:space="preserve">/V por </w:t>
+      </w:r>
+      <w:proofErr w:type="spellStart"/>
+      <w:r>
+        <w:rPr>
+          <w:rFonts w:ascii="Century Gothic" w:hAnsi="Century Gothic"/>
+          <w:sz w:val="24"/>
+          <w:szCs w:val="24"/>
+          <w:lang w:val="es-MX"/>
+        </w:rPr>
+        <w:t>dialisancia</w:t>
+      </w:r>
+      <w:proofErr w:type="spellEnd"/>
+      <w:r>
+        <w:rPr>
+          <w:rFonts w:ascii="Century Gothic" w:hAnsi="Century Gothic"/>
+          <w:sz w:val="24"/>
+          <w:szCs w:val="24"/>
+          <w:lang w:val="es-MX"/>
+        </w:rPr>
+        <w:t xml:space="preserve"> iónica y </w:t>
+      </w:r>
+      <w:proofErr w:type="spellStart"/>
+      <w:r>
+        <w:rPr>
+          <w:rFonts w:ascii="Century Gothic" w:hAnsi="Century Gothic"/>
+          <w:sz w:val="24"/>
+          <w:szCs w:val="24"/>
+          <w:lang w:val="es-MX"/>
+        </w:rPr>
+        <w:t>Kt</w:t>
+      </w:r>
+      <w:proofErr w:type="spellEnd"/>
+      <w:r>
+        <w:rPr>
+          <w:rFonts w:ascii="Century Gothic" w:hAnsi="Century Gothic"/>
+          <w:sz w:val="24"/>
+          <w:szCs w:val="24"/>
+          <w:lang w:val="es-MX"/>
+        </w:rPr>
+        <w:t xml:space="preserve">/V calculado con fórmulas de referencia (p. ej. </w:t>
+      </w:r>
+      <w:proofErr w:type="spellStart"/>
+      <w:r>
+        <w:rPr>
+          <w:rFonts w:ascii="Century Gothic" w:hAnsi="Century Gothic"/>
+          <w:sz w:val="24"/>
+          <w:szCs w:val="24"/>
+          <w:lang w:val="es-MX"/>
+        </w:rPr>
+        <w:t>Daugirdas</w:t>
+      </w:r>
+      <w:proofErr w:type="spellEnd"/>
+      <w:r>
+        <w:rPr>
+          <w:rFonts w:ascii="Century Gothic" w:hAnsi="Century Gothic"/>
+          <w:sz w:val="24"/>
+          <w:szCs w:val="24"/>
+          <w:lang w:val="es-MX"/>
+        </w:rPr>
+        <w:t>).</w:t>
+      </w:r>
+    </w:p>
+    <w:p>
+      <w:pPr>
+        <w:spacing w:line="360" w:lineRule="auto"/>
+        <w:jc w:val="both"/>
+        <w:rPr>
+          <w:rFonts w:ascii="Century Gothic" w:hAnsi="Century Gothic"/>
+          <w:sz w:val="24"/>
+          <w:szCs w:val="24"/>
+          <w:lang w:val="es-MX"/>
+        </w:rPr>
+      </w:pPr>
+      <w:r>
+        <w:rPr>
+          <w:rFonts w:ascii="Century Gothic" w:hAnsi="Century Gothic"/>
+          <w:sz w:val="24"/>
+          <w:szCs w:val="24"/>
+          <w:lang w:val="es-MX"/>
+        </w:rPr>
+        <w:lastRenderedPageBreak/>
+        <w:t xml:space="preserve">Por tanto, la idea de combinar </w:t>
+      </w:r>
+      <w:proofErr w:type="spellStart"/>
+      <w:r>
+        <w:rPr>
+          <w:rFonts w:ascii="Century Gothic" w:hAnsi="Century Gothic"/>
+          <w:sz w:val="24"/>
+          <w:szCs w:val="24"/>
+          <w:lang w:val="es-MX"/>
+        </w:rPr>
+        <w:t>dialisancia</w:t>
+      </w:r>
+      <w:proofErr w:type="spellEnd"/>
+      <w:r>
+        <w:rPr>
+          <w:rFonts w:ascii="Century Gothic" w:hAnsi="Century Gothic"/>
+          <w:sz w:val="24"/>
+          <w:szCs w:val="24"/>
+          <w:lang w:val="es-MX"/>
+        </w:rPr>
+        <w:t xml:space="preserve"> iónica con V por bioimpedancia </w:t>
+      </w:r>
+      <w:r>
+        <w:rPr>
+          <w:rFonts w:ascii="Century Gothic" w:hAnsi="Century Gothic"/>
+          <w:b/>
+          <w:bCs/>
+          <w:sz w:val="24"/>
+          <w:szCs w:val="24"/>
+          <w:lang w:val="es-MX"/>
+        </w:rPr>
+        <w:t>ya existe en la literatura clínica</w:t>
+      </w:r>
+      <w:r>
+        <w:rPr>
+          <w:rFonts w:ascii="Century Gothic" w:hAnsi="Century Gothic"/>
+          <w:sz w:val="24"/>
+          <w:szCs w:val="24"/>
+          <w:lang w:val="es-MX"/>
+        </w:rPr>
+        <w:t>, aunque no siempre como una secuencia única, automática e integrada dentro de la misma máquina durante el tratamiento.</w:t>
+      </w:r>
+    </w:p>
+    <w:p>
+      <w:pPr>
+        <w:spacing w:line="360" w:lineRule="auto"/>
+        <w:jc w:val="both"/>
+        <w:rPr>
+          <w:rFonts w:ascii="Century Gothic" w:hAnsi="Century Gothic"/>
+          <w:sz w:val="24"/>
+          <w:szCs w:val="24"/>
+          <w:lang w:val="es-MX"/>
+        </w:rPr>
+      </w:pPr>
+    </w:p>
+    <w:p>
+      <w:pPr>
+        <w:spacing w:line="360" w:lineRule="auto"/>
+        <w:jc w:val="both"/>
+        <w:rPr>
+          <w:rFonts w:ascii="Century Gothic" w:hAnsi="Century Gothic"/>
+          <w:sz w:val="24"/>
+          <w:szCs w:val="24"/>
+          <w:lang w:val="es-MX"/>
+        </w:rPr>
+      </w:pPr>
+    </w:p>
+    <w:tbl>
+      <w:tblPr>
+        <w:tblW w:w="8760" w:type="dxa"/>
+        <w:tblLook w:val="04A0" w:firstRow="1" w:lastRow="0" w:firstColumn="1" w:lastColumn="0" w:noHBand="0" w:noVBand="1"/>
+      </w:tblPr>
+      <w:tblGrid>
+        <w:gridCol w:w="1556"/>
+        <w:gridCol w:w="3390"/>
+        <w:gridCol w:w="3814"/>
+      </w:tblGrid>
+      <w:tr>
+        <w:trPr>
+          <w:trHeight w:val="288"/>
+        </w:trPr>
+        <w:tc>
+          <w:tcPr>
+            <w:tcW w:w="1400" w:type="dxa"/>
+            <w:tcBorders>
+              <w:top w:val="single" w:sz="4" w:space="0" w:color="auto"/>
+              <w:left w:val="single" w:sz="4" w:space="0" w:color="auto"/>
+              <w:bottom w:val="single" w:sz="4" w:space="0" w:color="auto"/>
+              <w:right w:val="single" w:sz="4" w:space="0" w:color="auto"/>
+            </w:tcBorders>
+            <w:shd w:val="clear" w:color="000000" w:fill="83CCEB"/>
+            <w:vAlign w:val="center"/>
+            <w:hideMark/>
+          </w:tcPr>
+          <w:p>
+            <w:pPr>
+              <w:spacing w:line="360" w:lineRule="auto"/>
+              <w:jc w:val="both"/>
+              <w:rPr>
+                <w:rFonts w:ascii="Century Gothic" w:hAnsi="Century Gothic"/>
+                <w:color w:val="000000"/>
+                <w:sz w:val="24"/>
+                <w:szCs w:val="24"/>
+                <w:lang w:val="es-MX"/>
+              </w:rPr>
+            </w:pPr>
+            <w:r>
+              <w:rPr>
+                <w:rFonts w:ascii="Century Gothic" w:hAnsi="Century Gothic"/>
+                <w:color w:val="000000"/>
+                <w:sz w:val="24"/>
+                <w:szCs w:val="24"/>
+                <w:lang w:val="es-MX"/>
+              </w:rPr>
+              <w:t>Aspecto</w:t>
+            </w:r>
+          </w:p>
+        </w:tc>
+        <w:tc>
+          <w:tcPr>
+            <w:tcW w:w="3440" w:type="dxa"/>
+            <w:tcBorders>
+              <w:top w:val="single" w:sz="4" w:space="0" w:color="auto"/>
+              <w:left w:val="nil"/>
+              <w:bottom w:val="single" w:sz="4" w:space="0" w:color="auto"/>
+              <w:right w:val="single" w:sz="4" w:space="0" w:color="auto"/>
+            </w:tcBorders>
+            <w:shd w:val="clear" w:color="000000" w:fill="83CCEB"/>
+            <w:vAlign w:val="center"/>
+            <w:hideMark/>
+          </w:tcPr>
+          <w:p>
+            <w:pPr>
+              <w:spacing w:line="360" w:lineRule="auto"/>
+              <w:jc w:val="both"/>
+              <w:rPr>
+                <w:rFonts w:ascii="Century Gothic" w:hAnsi="Century Gothic"/>
+                <w:color w:val="000000"/>
+                <w:sz w:val="24"/>
+                <w:szCs w:val="24"/>
+                <w:lang w:val="es-MX"/>
+              </w:rPr>
+            </w:pPr>
+            <w:r>
+              <w:rPr>
+                <w:rFonts w:ascii="Century Gothic" w:hAnsi="Century Gothic"/>
+                <w:color w:val="000000"/>
+                <w:sz w:val="24"/>
+                <w:szCs w:val="24"/>
+                <w:lang w:val="es-MX"/>
+              </w:rPr>
+              <w:t>Método CIATEQ</w:t>
+            </w:r>
+          </w:p>
+        </w:tc>
+        <w:tc>
+          <w:tcPr>
+            <w:tcW w:w="3920" w:type="dxa"/>
+            <w:tcBorders>
+              <w:top w:val="single" w:sz="4" w:space="0" w:color="auto"/>
+              <w:left w:val="nil"/>
+              <w:bottom w:val="single" w:sz="4" w:space="0" w:color="auto"/>
+              <w:right w:val="single" w:sz="4" w:space="0" w:color="auto"/>
+            </w:tcBorders>
+            <w:shd w:val="clear" w:color="000000" w:fill="83CCEB"/>
+            <w:vAlign w:val="center"/>
+            <w:hideMark/>
+          </w:tcPr>
+          <w:p>
+            <w:pPr>
+              <w:spacing w:line="360" w:lineRule="auto"/>
+              <w:jc w:val="both"/>
+              <w:rPr>
+                <w:rFonts w:ascii="Century Gothic" w:hAnsi="Century Gothic"/>
+                <w:color w:val="000000"/>
+                <w:sz w:val="24"/>
+                <w:szCs w:val="24"/>
+                <w:lang w:val="es-MX"/>
+              </w:rPr>
+            </w:pPr>
+            <w:r>
+              <w:rPr>
+                <w:rFonts w:ascii="Century Gothic" w:hAnsi="Century Gothic"/>
+                <w:color w:val="000000"/>
+                <w:sz w:val="24"/>
+                <w:szCs w:val="24"/>
+                <w:lang w:val="es-MX"/>
+              </w:rPr>
+              <w:t>Práctica comercial típica (OCM)</w:t>
+            </w:r>
+          </w:p>
+        </w:tc>
+      </w:tr>
+      <w:tr>
+        <w:trPr>
+          <w:trHeight w:val="576"/>
+        </w:trPr>
+        <w:tc>
+          <w:tcPr>
+            <w:tcW w:w="1400" w:type="dxa"/>
+            <w:tcBorders>
+              <w:top w:val="nil"/>
+              <w:left w:val="single" w:sz="4" w:space="0" w:color="auto"/>
+              <w:bottom w:val="single" w:sz="4" w:space="0" w:color="auto"/>
+              <w:right w:val="single" w:sz="4" w:space="0" w:color="auto"/>
+            </w:tcBorders>
+            <w:vAlign w:val="center"/>
+            <w:hideMark/>
+          </w:tcPr>
+          <w:p>
+            <w:pPr>
+              <w:spacing w:line="360" w:lineRule="auto"/>
+              <w:jc w:val="both"/>
+              <w:rPr>
+                <w:rFonts w:ascii="Century Gothic" w:hAnsi="Century Gothic"/>
+                <w:b/>
+                <w:bCs/>
+                <w:color w:val="000000"/>
+                <w:sz w:val="24"/>
+                <w:szCs w:val="24"/>
+                <w:lang w:val="es-MX"/>
+              </w:rPr>
+            </w:pPr>
+            <w:r>
+              <w:rPr>
+                <w:rFonts w:ascii="Century Gothic" w:hAnsi="Century Gothic"/>
+                <w:b/>
+                <w:bCs/>
+                <w:color w:val="000000"/>
+                <w:sz w:val="24"/>
+                <w:szCs w:val="24"/>
+                <w:lang w:val="es-MX"/>
+              </w:rPr>
+              <w:t>Cálculo de K</w:t>
+            </w:r>
+          </w:p>
+        </w:tc>
+        <w:tc>
+          <w:tcPr>
+            <w:tcW w:w="3440" w:type="dxa"/>
+            <w:tcBorders>
+              <w:top w:val="nil"/>
+              <w:left w:val="nil"/>
+              <w:bottom w:val="single" w:sz="4" w:space="0" w:color="auto"/>
+              <w:right w:val="single" w:sz="4" w:space="0" w:color="auto"/>
+            </w:tcBorders>
+            <w:vAlign w:val="center"/>
+            <w:hideMark/>
+          </w:tcPr>
+          <w:p>
+            <w:pPr>
+              <w:spacing w:line="360" w:lineRule="auto"/>
+              <w:jc w:val="both"/>
+              <w:rPr>
+                <w:rFonts w:ascii="Century Gothic" w:hAnsi="Century Gothic"/>
+                <w:color w:val="000000"/>
+                <w:sz w:val="24"/>
+                <w:szCs w:val="24"/>
+                <w:lang w:val="es-MX"/>
+              </w:rPr>
+            </w:pPr>
+            <w:r>
+              <w:rPr>
+                <w:rFonts w:ascii="Century Gothic" w:hAnsi="Century Gothic"/>
+                <w:color w:val="000000"/>
+                <w:sz w:val="24"/>
+                <w:szCs w:val="24"/>
+                <w:lang w:val="es-MX"/>
+              </w:rPr>
+              <w:t xml:space="preserve">Paso de conductividad (+1 </w:t>
+            </w:r>
+            <w:proofErr w:type="spellStart"/>
+            <w:r>
+              <w:rPr>
+                <w:rFonts w:ascii="Century Gothic" w:hAnsi="Century Gothic"/>
+                <w:color w:val="000000"/>
+                <w:sz w:val="24"/>
+                <w:szCs w:val="24"/>
+                <w:lang w:val="es-MX"/>
+              </w:rPr>
+              <w:t>mS</w:t>
+            </w:r>
+            <w:proofErr w:type="spellEnd"/>
+            <w:r>
+              <w:rPr>
+                <w:rFonts w:ascii="Century Gothic" w:hAnsi="Century Gothic"/>
+                <w:color w:val="000000"/>
+                <w:sz w:val="24"/>
+                <w:szCs w:val="24"/>
+                <w:lang w:val="es-MX"/>
+              </w:rPr>
+              <w:t>/cm, 2 min)</w:t>
+            </w:r>
+          </w:p>
+        </w:tc>
+        <w:tc>
+          <w:tcPr>
+            <w:tcW w:w="3920" w:type="dxa"/>
+            <w:tcBorders>
+              <w:top w:val="nil"/>
+              <w:left w:val="nil"/>
+              <w:bottom w:val="single" w:sz="4" w:space="0" w:color="auto"/>
+              <w:right w:val="single" w:sz="4" w:space="0" w:color="auto"/>
+            </w:tcBorders>
+            <w:vAlign w:val="center"/>
+            <w:hideMark/>
+          </w:tcPr>
+          <w:p>
+            <w:pPr>
+              <w:spacing w:line="360" w:lineRule="auto"/>
+              <w:jc w:val="both"/>
+              <w:rPr>
+                <w:rFonts w:ascii="Century Gothic" w:hAnsi="Century Gothic"/>
+                <w:color w:val="000000"/>
+                <w:sz w:val="24"/>
+                <w:szCs w:val="24"/>
+                <w:lang w:val="es-MX"/>
+              </w:rPr>
+            </w:pPr>
+            <w:r>
+              <w:rPr>
+                <w:rFonts w:ascii="Century Gothic" w:hAnsi="Century Gothic"/>
+                <w:color w:val="000000"/>
+                <w:sz w:val="24"/>
+                <w:szCs w:val="24"/>
+                <w:lang w:val="es-MX"/>
+              </w:rPr>
+              <w:t>Paso o pulso de conductividad (principio equivalente)</w:t>
+            </w:r>
+          </w:p>
+        </w:tc>
+      </w:tr>
+      <w:tr>
+        <w:trPr>
+          <w:trHeight w:val="576"/>
+        </w:trPr>
+        <w:tc>
+          <w:tcPr>
+            <w:tcW w:w="1400" w:type="dxa"/>
+            <w:tcBorders>
+              <w:top w:val="nil"/>
+              <w:left w:val="single" w:sz="4" w:space="0" w:color="auto"/>
+              <w:bottom w:val="single" w:sz="4" w:space="0" w:color="auto"/>
+              <w:right w:val="single" w:sz="4" w:space="0" w:color="auto"/>
+            </w:tcBorders>
+            <w:vAlign w:val="center"/>
+            <w:hideMark/>
+          </w:tcPr>
+          <w:p>
+            <w:pPr>
+              <w:spacing w:line="360" w:lineRule="auto"/>
+              <w:jc w:val="both"/>
+              <w:rPr>
+                <w:rFonts w:ascii="Century Gothic" w:hAnsi="Century Gothic"/>
+                <w:b/>
+                <w:bCs/>
+                <w:color w:val="000000"/>
+                <w:sz w:val="24"/>
+                <w:szCs w:val="24"/>
+                <w:lang w:val="es-MX"/>
+              </w:rPr>
+            </w:pPr>
+            <w:r>
+              <w:rPr>
+                <w:rFonts w:ascii="Century Gothic" w:hAnsi="Century Gothic"/>
+                <w:b/>
+                <w:bCs/>
+                <w:color w:val="000000"/>
+                <w:sz w:val="24"/>
+                <w:szCs w:val="24"/>
+                <w:lang w:val="es-MX"/>
+              </w:rPr>
+              <w:t>Cálculo de V</w:t>
+            </w:r>
+          </w:p>
+        </w:tc>
+        <w:tc>
+          <w:tcPr>
+            <w:tcW w:w="3440" w:type="dxa"/>
+            <w:tcBorders>
+              <w:top w:val="nil"/>
+              <w:left w:val="nil"/>
+              <w:bottom w:val="single" w:sz="4" w:space="0" w:color="auto"/>
+              <w:right w:val="single" w:sz="4" w:space="0" w:color="auto"/>
+            </w:tcBorders>
+            <w:vAlign w:val="center"/>
+            <w:hideMark/>
+          </w:tcPr>
+          <w:p>
+            <w:pPr>
+              <w:spacing w:line="360" w:lineRule="auto"/>
+              <w:jc w:val="both"/>
+              <w:rPr>
+                <w:rFonts w:ascii="Century Gothic" w:hAnsi="Century Gothic"/>
+                <w:color w:val="000000"/>
+                <w:sz w:val="24"/>
+                <w:szCs w:val="24"/>
+                <w:lang w:val="es-MX"/>
+              </w:rPr>
+            </w:pPr>
+            <w:r>
+              <w:rPr>
+                <w:rFonts w:ascii="Century Gothic" w:hAnsi="Century Gothic"/>
+                <w:color w:val="000000"/>
+                <w:sz w:val="24"/>
+                <w:szCs w:val="24"/>
+                <w:lang w:val="es-MX"/>
+              </w:rPr>
+              <w:t>Bioimpedancia en el mismo ciclo (Heitmann, frecuencia única)</w:t>
+            </w:r>
+          </w:p>
+        </w:tc>
+        <w:tc>
+          <w:tcPr>
+            <w:tcW w:w="3920" w:type="dxa"/>
+            <w:tcBorders>
+              <w:top w:val="nil"/>
+              <w:left w:val="nil"/>
+              <w:bottom w:val="single" w:sz="4" w:space="0" w:color="auto"/>
+              <w:right w:val="single" w:sz="4" w:space="0" w:color="auto"/>
+            </w:tcBorders>
+            <w:vAlign w:val="center"/>
+            <w:hideMark/>
+          </w:tcPr>
+          <w:p>
+            <w:pPr>
+              <w:spacing w:line="360" w:lineRule="auto"/>
+              <w:jc w:val="both"/>
+              <w:rPr>
+                <w:rFonts w:ascii="Century Gothic" w:hAnsi="Century Gothic"/>
+                <w:color w:val="000000"/>
+                <w:sz w:val="24"/>
+                <w:szCs w:val="24"/>
+                <w:lang w:val="es-MX"/>
+              </w:rPr>
+            </w:pPr>
+            <w:r>
+              <w:rPr>
+                <w:rFonts w:ascii="Century Gothic" w:hAnsi="Century Gothic"/>
+                <w:color w:val="000000"/>
+                <w:sz w:val="24"/>
+                <w:szCs w:val="24"/>
+                <w:lang w:val="es-MX"/>
+              </w:rPr>
+              <w:t>Principalmente fórmulas antropométricas; bioimpedancia a menudo separada</w:t>
+            </w:r>
+          </w:p>
+        </w:tc>
+      </w:tr>
+      <w:tr>
+        <w:trPr>
+          <w:trHeight w:val="576"/>
+        </w:trPr>
+        <w:tc>
+          <w:tcPr>
+            <w:tcW w:w="1400" w:type="dxa"/>
+            <w:tcBorders>
+              <w:top w:val="nil"/>
+              <w:left w:val="single" w:sz="4" w:space="0" w:color="auto"/>
+              <w:bottom w:val="single" w:sz="4" w:space="0" w:color="auto"/>
+              <w:right w:val="single" w:sz="4" w:space="0" w:color="auto"/>
+            </w:tcBorders>
+            <w:vAlign w:val="center"/>
+            <w:hideMark/>
+          </w:tcPr>
+          <w:p>
+            <w:pPr>
+              <w:spacing w:line="360" w:lineRule="auto"/>
+              <w:jc w:val="both"/>
+              <w:rPr>
+                <w:rFonts w:ascii="Century Gothic" w:hAnsi="Century Gothic"/>
+                <w:b/>
+                <w:bCs/>
+                <w:color w:val="000000"/>
+                <w:sz w:val="24"/>
+                <w:szCs w:val="24"/>
+                <w:lang w:val="es-MX"/>
+              </w:rPr>
+            </w:pPr>
+            <w:r>
+              <w:rPr>
+                <w:rFonts w:ascii="Century Gothic" w:hAnsi="Century Gothic"/>
+                <w:b/>
+                <w:bCs/>
+                <w:color w:val="000000"/>
+                <w:sz w:val="24"/>
+                <w:szCs w:val="24"/>
+                <w:lang w:val="es-MX"/>
+              </w:rPr>
+              <w:t>Integración</w:t>
+            </w:r>
+          </w:p>
+        </w:tc>
+        <w:tc>
+          <w:tcPr>
+            <w:tcW w:w="3440" w:type="dxa"/>
+            <w:tcBorders>
+              <w:top w:val="nil"/>
+              <w:left w:val="nil"/>
+              <w:bottom w:val="single" w:sz="4" w:space="0" w:color="auto"/>
+              <w:right w:val="single" w:sz="4" w:space="0" w:color="auto"/>
+            </w:tcBorders>
+            <w:vAlign w:val="center"/>
+            <w:hideMark/>
+          </w:tcPr>
+          <w:p>
+            <w:pPr>
+              <w:spacing w:line="360" w:lineRule="auto"/>
+              <w:jc w:val="both"/>
+              <w:rPr>
+                <w:rFonts w:ascii="Century Gothic" w:hAnsi="Century Gothic"/>
+                <w:color w:val="000000"/>
+                <w:sz w:val="24"/>
+                <w:szCs w:val="24"/>
+                <w:lang w:val="es-MX"/>
+              </w:rPr>
+            </w:pPr>
+            <w:r>
+              <w:rPr>
+                <w:rFonts w:ascii="Century Gothic" w:hAnsi="Century Gothic"/>
+                <w:color w:val="000000"/>
+                <w:sz w:val="24"/>
+                <w:szCs w:val="24"/>
+                <w:lang w:val="es-MX"/>
+              </w:rPr>
+              <w:t xml:space="preserve">Una sola secuencia automática: </w:t>
+            </w:r>
+            <w:proofErr w:type="spellStart"/>
+            <w:r>
+              <w:rPr>
+                <w:rFonts w:ascii="Century Gothic" w:hAnsi="Century Gothic"/>
+                <w:color w:val="000000"/>
+                <w:sz w:val="24"/>
+                <w:szCs w:val="24"/>
+                <w:lang w:val="es-MX"/>
+              </w:rPr>
+              <w:t>bioZ</w:t>
+            </w:r>
+            <w:proofErr w:type="spellEnd"/>
+            <w:r>
+              <w:rPr>
+                <w:rFonts w:ascii="Century Gothic" w:hAnsi="Century Gothic"/>
+                <w:color w:val="000000"/>
+                <w:sz w:val="24"/>
+                <w:szCs w:val="24"/>
+                <w:lang w:val="es-MX"/>
+              </w:rPr>
+              <w:t xml:space="preserve"> → V + conductividad → K</w:t>
+            </w:r>
+          </w:p>
+        </w:tc>
+        <w:tc>
+          <w:tcPr>
+            <w:tcW w:w="3920" w:type="dxa"/>
+            <w:tcBorders>
+              <w:top w:val="nil"/>
+              <w:left w:val="nil"/>
+              <w:bottom w:val="single" w:sz="4" w:space="0" w:color="auto"/>
+              <w:right w:val="single" w:sz="4" w:space="0" w:color="auto"/>
+            </w:tcBorders>
+            <w:vAlign w:val="center"/>
+            <w:hideMark/>
+          </w:tcPr>
+          <w:p>
+            <w:pPr>
+              <w:spacing w:line="360" w:lineRule="auto"/>
+              <w:jc w:val="both"/>
+              <w:rPr>
+                <w:rFonts w:ascii="Century Gothic" w:hAnsi="Century Gothic"/>
+                <w:color w:val="000000"/>
+                <w:sz w:val="24"/>
+                <w:szCs w:val="24"/>
+                <w:lang w:val="es-MX"/>
+              </w:rPr>
+            </w:pPr>
+            <w:r>
+              <w:rPr>
+                <w:rFonts w:ascii="Century Gothic" w:hAnsi="Century Gothic"/>
+                <w:color w:val="000000"/>
+                <w:sz w:val="24"/>
+                <w:szCs w:val="24"/>
+                <w:lang w:val="es-MX"/>
+              </w:rPr>
+              <w:t>K por conductividad y V frecuentemente desacoplados</w:t>
+            </w:r>
+          </w:p>
+        </w:tc>
+      </w:tr>
+      <w:tr>
+        <w:trPr>
+          <w:trHeight w:val="1152"/>
+        </w:trPr>
+        <w:tc>
+          <w:tcPr>
+            <w:tcW w:w="1400" w:type="dxa"/>
+            <w:tcBorders>
+              <w:top w:val="nil"/>
+              <w:left w:val="single" w:sz="4" w:space="0" w:color="auto"/>
+              <w:bottom w:val="single" w:sz="4" w:space="0" w:color="auto"/>
+              <w:right w:val="single" w:sz="4" w:space="0" w:color="auto"/>
+            </w:tcBorders>
+            <w:vAlign w:val="center"/>
+            <w:hideMark/>
+          </w:tcPr>
+          <w:p>
+            <w:pPr>
+              <w:spacing w:line="360" w:lineRule="auto"/>
+              <w:jc w:val="both"/>
+              <w:rPr>
+                <w:rFonts w:ascii="Century Gothic" w:hAnsi="Century Gothic"/>
+                <w:b/>
+                <w:bCs/>
+                <w:color w:val="000000"/>
+                <w:sz w:val="24"/>
+                <w:szCs w:val="24"/>
+                <w:lang w:val="es-MX"/>
+              </w:rPr>
+            </w:pPr>
+            <w:r>
+              <w:rPr>
+                <w:rFonts w:ascii="Century Gothic" w:hAnsi="Century Gothic"/>
+                <w:b/>
+                <w:bCs/>
+                <w:color w:val="000000"/>
+                <w:sz w:val="24"/>
+                <w:szCs w:val="24"/>
+                <w:lang w:val="es-MX"/>
+              </w:rPr>
+              <w:t xml:space="preserve">Control de calidad </w:t>
+            </w:r>
+            <w:proofErr w:type="spellStart"/>
+            <w:r>
+              <w:rPr>
+                <w:rFonts w:ascii="Century Gothic" w:hAnsi="Century Gothic"/>
+                <w:b/>
+                <w:bCs/>
+                <w:color w:val="000000"/>
+                <w:sz w:val="24"/>
+                <w:szCs w:val="24"/>
+                <w:lang w:val="es-MX"/>
+              </w:rPr>
+              <w:t>bioZ</w:t>
+            </w:r>
+            <w:proofErr w:type="spellEnd"/>
+          </w:p>
+        </w:tc>
+        <w:tc>
+          <w:tcPr>
+            <w:tcW w:w="3440" w:type="dxa"/>
+            <w:tcBorders>
+              <w:top w:val="nil"/>
+              <w:left w:val="nil"/>
+              <w:bottom w:val="single" w:sz="4" w:space="0" w:color="auto"/>
+              <w:right w:val="single" w:sz="4" w:space="0" w:color="auto"/>
+            </w:tcBorders>
+            <w:vAlign w:val="center"/>
+            <w:hideMark/>
+          </w:tcPr>
+          <w:p>
+            <w:pPr>
+              <w:spacing w:line="360" w:lineRule="auto"/>
+              <w:jc w:val="both"/>
+              <w:rPr>
+                <w:rFonts w:ascii="Century Gothic" w:hAnsi="Century Gothic"/>
+                <w:color w:val="000000"/>
+                <w:sz w:val="24"/>
+                <w:szCs w:val="24"/>
+                <w:lang w:val="es-MX"/>
+              </w:rPr>
+            </w:pPr>
+            <w:r>
+              <w:rPr>
+                <w:rFonts w:ascii="Century Gothic" w:hAnsi="Century Gothic"/>
+                <w:color w:val="000000"/>
+                <w:sz w:val="24"/>
+                <w:szCs w:val="24"/>
+                <w:lang w:val="es-MX"/>
+              </w:rPr>
+              <w:t>Validación de ángulo de fase (0–20°) y reintentos</w:t>
+            </w:r>
+          </w:p>
+        </w:tc>
+        <w:tc>
+          <w:tcPr>
+            <w:tcW w:w="3920" w:type="dxa"/>
+            <w:tcBorders>
+              <w:top w:val="nil"/>
+              <w:left w:val="nil"/>
+              <w:bottom w:val="single" w:sz="4" w:space="0" w:color="auto"/>
+              <w:right w:val="single" w:sz="4" w:space="0" w:color="auto"/>
+            </w:tcBorders>
+            <w:vAlign w:val="center"/>
+            <w:hideMark/>
+          </w:tcPr>
+          <w:p>
+            <w:pPr>
+              <w:spacing w:line="360" w:lineRule="auto"/>
+              <w:jc w:val="both"/>
+              <w:rPr>
+                <w:rFonts w:ascii="Century Gothic" w:hAnsi="Century Gothic"/>
+                <w:color w:val="000000"/>
+                <w:sz w:val="24"/>
+                <w:szCs w:val="24"/>
+                <w:lang w:val="es-MX"/>
+              </w:rPr>
+            </w:pPr>
+            <w:r>
+              <w:rPr>
+                <w:rFonts w:ascii="Century Gothic" w:hAnsi="Century Gothic"/>
+                <w:color w:val="000000"/>
+                <w:sz w:val="24"/>
+                <w:szCs w:val="24"/>
+                <w:lang w:val="es-MX"/>
+              </w:rPr>
+              <w:t xml:space="preserve">No aplica de la misma forma (no siempre hay </w:t>
+            </w:r>
+            <w:proofErr w:type="spellStart"/>
+            <w:r>
+              <w:rPr>
+                <w:rFonts w:ascii="Century Gothic" w:hAnsi="Century Gothic"/>
+                <w:color w:val="000000"/>
+                <w:sz w:val="24"/>
+                <w:szCs w:val="24"/>
+                <w:lang w:val="es-MX"/>
+              </w:rPr>
+              <w:t>bioZ</w:t>
+            </w:r>
+            <w:proofErr w:type="spellEnd"/>
+            <w:r>
+              <w:rPr>
+                <w:rFonts w:ascii="Century Gothic" w:hAnsi="Century Gothic"/>
+                <w:color w:val="000000"/>
+                <w:sz w:val="24"/>
+                <w:szCs w:val="24"/>
+                <w:lang w:val="es-MX"/>
+              </w:rPr>
+              <w:t xml:space="preserve"> en línea)</w:t>
+            </w:r>
+          </w:p>
+        </w:tc>
+      </w:tr>
+      <w:tr>
+        <w:trPr>
+          <w:trHeight w:val="864"/>
+        </w:trPr>
+        <w:tc>
+          <w:tcPr>
+            <w:tcW w:w="1400" w:type="dxa"/>
+            <w:tcBorders>
+              <w:top w:val="nil"/>
+              <w:left w:val="single" w:sz="4" w:space="0" w:color="auto"/>
+              <w:bottom w:val="single" w:sz="4" w:space="0" w:color="auto"/>
+              <w:right w:val="single" w:sz="4" w:space="0" w:color="auto"/>
+            </w:tcBorders>
+            <w:vAlign w:val="center"/>
+            <w:hideMark/>
+          </w:tcPr>
+          <w:p>
+            <w:pPr>
+              <w:spacing w:line="360" w:lineRule="auto"/>
+              <w:jc w:val="both"/>
+              <w:rPr>
+                <w:rFonts w:ascii="Century Gothic" w:hAnsi="Century Gothic"/>
+                <w:b/>
+                <w:bCs/>
+                <w:color w:val="000000"/>
+                <w:sz w:val="24"/>
+                <w:szCs w:val="24"/>
+                <w:lang w:val="es-MX"/>
+              </w:rPr>
+            </w:pPr>
+            <w:r>
+              <w:rPr>
+                <w:rFonts w:ascii="Century Gothic" w:hAnsi="Century Gothic"/>
+                <w:b/>
+                <w:bCs/>
+                <w:color w:val="000000"/>
+                <w:sz w:val="24"/>
+                <w:szCs w:val="24"/>
+                <w:lang w:val="es-MX"/>
+              </w:rPr>
+              <w:t>Secuencia</w:t>
+            </w:r>
+          </w:p>
+        </w:tc>
+        <w:tc>
+          <w:tcPr>
+            <w:tcW w:w="3440" w:type="dxa"/>
+            <w:tcBorders>
+              <w:top w:val="nil"/>
+              <w:left w:val="nil"/>
+              <w:bottom w:val="single" w:sz="4" w:space="0" w:color="auto"/>
+              <w:right w:val="single" w:sz="4" w:space="0" w:color="auto"/>
+            </w:tcBorders>
+            <w:vAlign w:val="center"/>
+            <w:hideMark/>
+          </w:tcPr>
+          <w:p>
+            <w:pPr>
+              <w:spacing w:line="360" w:lineRule="auto"/>
+              <w:jc w:val="both"/>
+              <w:rPr>
+                <w:rFonts w:ascii="Century Gothic" w:hAnsi="Century Gothic"/>
+                <w:color w:val="000000"/>
+                <w:sz w:val="24"/>
+                <w:szCs w:val="24"/>
+                <w:lang w:val="es-MX"/>
+              </w:rPr>
+            </w:pPr>
+            <w:r>
+              <w:rPr>
+                <w:rFonts w:ascii="Century Gothic" w:hAnsi="Century Gothic"/>
+                <w:color w:val="000000"/>
+                <w:sz w:val="24"/>
+                <w:szCs w:val="24"/>
+                <w:lang w:val="es-MX"/>
+              </w:rPr>
+              <w:t xml:space="preserve">GRAFCET con pausa/reanudación, restauración forzada de </w:t>
+            </w:r>
+            <w:proofErr w:type="spellStart"/>
+            <w:r>
+              <w:rPr>
+                <w:rFonts w:ascii="Century Gothic" w:hAnsi="Century Gothic"/>
+                <w:color w:val="000000"/>
+                <w:sz w:val="24"/>
+                <w:szCs w:val="24"/>
+                <w:lang w:val="es-MX"/>
+              </w:rPr>
+              <w:t>setpoint</w:t>
+            </w:r>
+            <w:proofErr w:type="spellEnd"/>
+            <w:r>
+              <w:rPr>
+                <w:rFonts w:ascii="Century Gothic" w:hAnsi="Century Gothic"/>
+                <w:color w:val="000000"/>
+                <w:sz w:val="24"/>
+                <w:szCs w:val="24"/>
+                <w:lang w:val="es-MX"/>
+              </w:rPr>
+              <w:t xml:space="preserve"> y programación automática</w:t>
+            </w:r>
+          </w:p>
+        </w:tc>
+        <w:tc>
+          <w:tcPr>
+            <w:tcW w:w="3920" w:type="dxa"/>
+            <w:tcBorders>
+              <w:top w:val="nil"/>
+              <w:left w:val="nil"/>
+              <w:bottom w:val="single" w:sz="4" w:space="0" w:color="auto"/>
+              <w:right w:val="single" w:sz="4" w:space="0" w:color="auto"/>
+            </w:tcBorders>
+            <w:vAlign w:val="center"/>
+            <w:hideMark/>
+          </w:tcPr>
+          <w:p>
+            <w:pPr>
+              <w:spacing w:line="360" w:lineRule="auto"/>
+              <w:jc w:val="both"/>
+              <w:rPr>
+                <w:rFonts w:ascii="Century Gothic" w:hAnsi="Century Gothic"/>
+                <w:color w:val="000000"/>
+                <w:sz w:val="24"/>
+                <w:szCs w:val="24"/>
+                <w:lang w:val="es-MX"/>
+              </w:rPr>
+            </w:pPr>
+            <w:r>
+              <w:rPr>
+                <w:rFonts w:ascii="Century Gothic" w:hAnsi="Century Gothic"/>
+                <w:color w:val="000000"/>
+                <w:sz w:val="24"/>
+                <w:szCs w:val="24"/>
+                <w:lang w:val="es-MX"/>
+              </w:rPr>
+              <w:t>Secuencias propietarias del fabricante</w:t>
+            </w:r>
+          </w:p>
+        </w:tc>
+      </w:tr>
+      <w:tr>
+        <w:trPr>
+          <w:trHeight w:val="576"/>
+        </w:trPr>
+        <w:tc>
+          <w:tcPr>
+            <w:tcW w:w="1400" w:type="dxa"/>
+            <w:tcBorders>
+              <w:top w:val="nil"/>
+              <w:left w:val="single" w:sz="4" w:space="0" w:color="auto"/>
+              <w:bottom w:val="single" w:sz="4" w:space="0" w:color="auto"/>
+              <w:right w:val="single" w:sz="4" w:space="0" w:color="auto"/>
+            </w:tcBorders>
+            <w:vAlign w:val="center"/>
+            <w:hideMark/>
+          </w:tcPr>
+          <w:p>
+            <w:pPr>
+              <w:spacing w:line="360" w:lineRule="auto"/>
+              <w:jc w:val="both"/>
+              <w:rPr>
+                <w:rFonts w:ascii="Century Gothic" w:hAnsi="Century Gothic"/>
+                <w:b/>
+                <w:bCs/>
+                <w:color w:val="000000"/>
+                <w:sz w:val="24"/>
+                <w:szCs w:val="24"/>
+                <w:lang w:val="es-MX"/>
+              </w:rPr>
+            </w:pPr>
+            <w:r>
+              <w:rPr>
+                <w:rFonts w:ascii="Century Gothic" w:hAnsi="Century Gothic"/>
+                <w:b/>
+                <w:bCs/>
+                <w:color w:val="000000"/>
+                <w:sz w:val="24"/>
+                <w:szCs w:val="24"/>
+                <w:lang w:val="es-MX"/>
+              </w:rPr>
+              <w:t xml:space="preserve">Sensor de </w:t>
+            </w:r>
+            <w:proofErr w:type="spellStart"/>
+            <w:r>
+              <w:rPr>
+                <w:rFonts w:ascii="Century Gothic" w:hAnsi="Century Gothic"/>
+                <w:b/>
+                <w:bCs/>
+                <w:color w:val="000000"/>
+                <w:sz w:val="24"/>
+                <w:szCs w:val="24"/>
+                <w:lang w:val="es-MX"/>
+              </w:rPr>
+              <w:t>bioZ</w:t>
+            </w:r>
+            <w:proofErr w:type="spellEnd"/>
+          </w:p>
+        </w:tc>
+        <w:tc>
+          <w:tcPr>
+            <w:tcW w:w="3440" w:type="dxa"/>
+            <w:tcBorders>
+              <w:top w:val="nil"/>
+              <w:left w:val="nil"/>
+              <w:bottom w:val="single" w:sz="4" w:space="0" w:color="auto"/>
+              <w:right w:val="single" w:sz="4" w:space="0" w:color="auto"/>
+            </w:tcBorders>
+            <w:vAlign w:val="center"/>
+            <w:hideMark/>
+          </w:tcPr>
+          <w:p>
+            <w:pPr>
+              <w:spacing w:line="360" w:lineRule="auto"/>
+              <w:jc w:val="both"/>
+              <w:rPr>
+                <w:rFonts w:ascii="Century Gothic" w:hAnsi="Century Gothic"/>
+                <w:color w:val="000000"/>
+                <w:sz w:val="24"/>
+                <w:szCs w:val="24"/>
+                <w:lang w:val="es-MX"/>
+              </w:rPr>
+            </w:pPr>
+            <w:r>
+              <w:rPr>
+                <w:rFonts w:ascii="Century Gothic" w:hAnsi="Century Gothic"/>
+                <w:color w:val="000000"/>
+                <w:sz w:val="24"/>
+                <w:szCs w:val="24"/>
+                <w:lang w:val="es-MX"/>
+              </w:rPr>
+              <w:t>AD5940 + promedio + fase + formato serial estructurado</w:t>
+            </w:r>
+          </w:p>
+        </w:tc>
+        <w:tc>
+          <w:tcPr>
+            <w:tcW w:w="3920" w:type="dxa"/>
+            <w:tcBorders>
+              <w:top w:val="nil"/>
+              <w:left w:val="nil"/>
+              <w:bottom w:val="single" w:sz="4" w:space="0" w:color="auto"/>
+              <w:right w:val="single" w:sz="4" w:space="0" w:color="auto"/>
+            </w:tcBorders>
+            <w:vAlign w:val="center"/>
+            <w:hideMark/>
+          </w:tcPr>
+          <w:p>
+            <w:pPr>
+              <w:spacing w:line="360" w:lineRule="auto"/>
+              <w:jc w:val="both"/>
+              <w:rPr>
+                <w:rFonts w:ascii="Century Gothic" w:hAnsi="Century Gothic"/>
+                <w:color w:val="000000"/>
+                <w:sz w:val="24"/>
+                <w:szCs w:val="24"/>
+                <w:lang w:val="es-MX"/>
+              </w:rPr>
+            </w:pPr>
+            <w:r>
+              <w:rPr>
+                <w:rFonts w:ascii="Century Gothic" w:hAnsi="Century Gothic"/>
+                <w:color w:val="000000"/>
+                <w:sz w:val="24"/>
+                <w:szCs w:val="24"/>
+                <w:lang w:val="es-MX"/>
+              </w:rPr>
+              <w:t>Depende del fabricante (si existe)</w:t>
+            </w:r>
+          </w:p>
+        </w:tc>
+      </w:tr>
+    </w:tbl>
+    <w:p>
+      <w:pPr>
+        <w:spacing w:line="360" w:lineRule="auto"/>
+        <w:jc w:val="both"/>
+        <w:rPr>
+          <w:rFonts w:ascii="Century Gothic" w:hAnsi="Century Gothic"/>
+          <w:sz w:val="24"/>
+          <w:szCs w:val="24"/>
+          <w:lang w:val="es-MX"/>
+        </w:rPr>
+      </w:pPr>
+    </w:p>
+    <w:p>
+      <w:pPr>
+        <w:spacing w:line="360" w:lineRule="auto"/>
+        <w:jc w:val="both"/>
+        <w:rPr>
+          <w:rFonts w:ascii="Century Gothic" w:hAnsi="Century Gothic"/>
+          <w:sz w:val="24"/>
+          <w:szCs w:val="24"/>
+          <w:lang w:val="es-MX"/>
+        </w:rPr>
+      </w:pPr>
+    </w:p>
+    <w:p>
+      <w:pPr>
+        <w:spacing w:line="360" w:lineRule="auto"/>
+        <w:jc w:val="both"/>
+        <w:rPr>
+          <w:rFonts w:ascii="Century Gothic" w:hAnsi="Century Gothic"/>
+          <w:b/>
+          <w:bCs/>
+          <w:sz w:val="24"/>
+          <w:szCs w:val="24"/>
+          <w:lang w:val="es-MX"/>
+        </w:rPr>
+      </w:pPr>
+      <w:r>
+        <w:rPr>
+          <w:rFonts w:ascii="Century Gothic" w:hAnsi="Century Gothic"/>
+          <w:b/>
+          <w:bCs/>
+          <w:sz w:val="24"/>
+          <w:szCs w:val="24"/>
+          <w:lang w:val="es-MX"/>
+        </w:rPr>
+        <w:t>Diferenciadores reales (no el paso de conductividad aislado)</w:t>
+      </w:r>
+    </w:p>
+    <w:p>
+      <w:pPr>
+        <w:numPr>
+          <w:ilvl w:val="0"/>
+          <w:numId w:val="14"/>
+        </w:numPr>
+        <w:spacing w:line="360" w:lineRule="auto"/>
+        <w:jc w:val="both"/>
+        <w:rPr>
+          <w:rFonts w:ascii="Century Gothic" w:hAnsi="Century Gothic"/>
+          <w:sz w:val="24"/>
+          <w:szCs w:val="24"/>
+          <w:lang w:val="es-MX"/>
+        </w:rPr>
+      </w:pPr>
+      <w:r>
+        <w:rPr>
+          <w:rFonts w:ascii="Century Gothic" w:hAnsi="Century Gothic"/>
+          <w:b/>
+          <w:bCs/>
+          <w:sz w:val="24"/>
+          <w:szCs w:val="24"/>
+          <w:lang w:val="es-MX"/>
+        </w:rPr>
+        <w:t>Integración en un solo ciclo de tratamiento</w:t>
+      </w:r>
+      <w:r>
+        <w:rPr>
+          <w:rFonts w:ascii="Century Gothic" w:hAnsi="Century Gothic"/>
+          <w:sz w:val="24"/>
+          <w:szCs w:val="24"/>
+          <w:lang w:val="es-MX"/>
+        </w:rPr>
+        <w:t xml:space="preserve"> de:</w:t>
+      </w:r>
+    </w:p>
+    <w:p>
+      <w:pPr>
+        <w:numPr>
+          <w:ilvl w:val="1"/>
+          <w:numId w:val="14"/>
+        </w:numPr>
+        <w:spacing w:line="360" w:lineRule="auto"/>
+        <w:jc w:val="both"/>
+        <w:rPr>
+          <w:rFonts w:ascii="Century Gothic" w:hAnsi="Century Gothic"/>
+          <w:sz w:val="24"/>
+          <w:szCs w:val="24"/>
+          <w:lang w:val="es-MX"/>
+        </w:rPr>
+      </w:pPr>
+      <w:r>
+        <w:rPr>
+          <w:rFonts w:ascii="Century Gothic" w:hAnsi="Century Gothic"/>
+          <w:sz w:val="24"/>
+          <w:szCs w:val="24"/>
+          <w:lang w:val="es-MX"/>
+        </w:rPr>
+        <w:lastRenderedPageBreak/>
+        <w:t>Medición de bioimpedancia con control de calidad (fase).</w:t>
+      </w:r>
+    </w:p>
+    <w:p>
+      <w:pPr>
+        <w:numPr>
+          <w:ilvl w:val="1"/>
+          <w:numId w:val="14"/>
+        </w:numPr>
+        <w:spacing w:line="360" w:lineRule="auto"/>
+        <w:jc w:val="both"/>
+        <w:rPr>
+          <w:rFonts w:ascii="Century Gothic" w:hAnsi="Century Gothic"/>
+          <w:sz w:val="24"/>
+          <w:szCs w:val="24"/>
+          <w:lang w:val="es-MX"/>
+        </w:rPr>
+      </w:pPr>
+      <w:r>
+        <w:rPr>
+          <w:rFonts w:ascii="Century Gothic" w:hAnsi="Century Gothic"/>
+          <w:sz w:val="24"/>
+          <w:szCs w:val="24"/>
+          <w:lang w:val="es-MX"/>
+        </w:rPr>
+        <w:t>Cálculo de V por Heitmann.</w:t>
+      </w:r>
+    </w:p>
+    <w:p>
+      <w:pPr>
+        <w:numPr>
+          <w:ilvl w:val="1"/>
+          <w:numId w:val="14"/>
+        </w:numPr>
+        <w:spacing w:line="360" w:lineRule="auto"/>
+        <w:jc w:val="both"/>
+        <w:rPr>
+          <w:rFonts w:ascii="Century Gothic" w:hAnsi="Century Gothic"/>
+          <w:sz w:val="24"/>
+          <w:szCs w:val="24"/>
+          <w:lang w:val="es-MX"/>
+        </w:rPr>
+      </w:pPr>
+      <w:r>
+        <w:rPr>
+          <w:rFonts w:ascii="Century Gothic" w:hAnsi="Century Gothic"/>
+          <w:sz w:val="24"/>
+          <w:szCs w:val="24"/>
+          <w:lang w:val="es-MX"/>
+        </w:rPr>
+        <w:t>Paso de conductividad y cálculo de K.</w:t>
+      </w:r>
+    </w:p>
+    <w:p>
+      <w:pPr>
+        <w:numPr>
+          <w:ilvl w:val="1"/>
+          <w:numId w:val="14"/>
+        </w:numPr>
+        <w:spacing w:line="360" w:lineRule="auto"/>
+        <w:jc w:val="both"/>
+        <w:rPr>
+          <w:rFonts w:ascii="Century Gothic" w:hAnsi="Century Gothic"/>
+          <w:sz w:val="24"/>
+          <w:szCs w:val="24"/>
+          <w:lang w:val="es-MX"/>
+        </w:rPr>
+      </w:pPr>
+      <w:r>
+        <w:rPr>
+          <w:rFonts w:ascii="Century Gothic" w:hAnsi="Century Gothic"/>
+          <w:sz w:val="24"/>
+          <w:szCs w:val="24"/>
+          <w:lang w:val="es-MX"/>
+        </w:rPr>
+        <w:t xml:space="preserve">Obtención de </w:t>
+      </w:r>
+      <w:proofErr w:type="spellStart"/>
+      <w:r>
+        <w:rPr>
+          <w:rFonts w:ascii="Century Gothic" w:hAnsi="Century Gothic"/>
+          <w:sz w:val="24"/>
+          <w:szCs w:val="24"/>
+          <w:lang w:val="es-MX"/>
+        </w:rPr>
+        <w:t>Kt</w:t>
+      </w:r>
+      <w:proofErr w:type="spellEnd"/>
+      <w:r>
+        <w:rPr>
+          <w:rFonts w:ascii="Century Gothic" w:hAnsi="Century Gothic"/>
+          <w:sz w:val="24"/>
+          <w:szCs w:val="24"/>
+          <w:lang w:val="es-MX"/>
+        </w:rPr>
+        <w:t>/V proyectado y acumulado.</w:t>
+      </w:r>
+    </w:p>
+    <w:p>
+      <w:pPr>
+        <w:numPr>
+          <w:ilvl w:val="0"/>
+          <w:numId w:val="14"/>
+        </w:numPr>
+        <w:spacing w:line="360" w:lineRule="auto"/>
+        <w:jc w:val="both"/>
+        <w:rPr>
+          <w:rFonts w:ascii="Century Gothic" w:hAnsi="Century Gothic"/>
+          <w:sz w:val="24"/>
+          <w:szCs w:val="24"/>
+          <w:lang w:val="es-MX"/>
+        </w:rPr>
+      </w:pPr>
+      <w:r>
+        <w:rPr>
+          <w:rFonts w:ascii="Century Gothic" w:hAnsi="Century Gothic"/>
+          <w:b/>
+          <w:bCs/>
+          <w:sz w:val="24"/>
+          <w:szCs w:val="24"/>
+          <w:lang w:val="es-MX"/>
+        </w:rPr>
+        <w:t>Arquitectura de control</w:t>
+      </w:r>
+      <w:r>
+        <w:rPr>
+          <w:rFonts w:ascii="Century Gothic" w:hAnsi="Century Gothic"/>
+          <w:sz w:val="24"/>
+          <w:szCs w:val="24"/>
+          <w:lang w:val="es-MX"/>
+        </w:rPr>
+        <w:t xml:space="preserve"> (GRAFCET) con:</w:t>
+      </w:r>
+    </w:p>
+    <w:p>
+      <w:pPr>
+        <w:numPr>
+          <w:ilvl w:val="1"/>
+          <w:numId w:val="14"/>
+        </w:numPr>
+        <w:spacing w:line="360" w:lineRule="auto"/>
+        <w:jc w:val="both"/>
+        <w:rPr>
+          <w:rFonts w:ascii="Century Gothic" w:hAnsi="Century Gothic"/>
+          <w:sz w:val="24"/>
+          <w:szCs w:val="24"/>
+          <w:lang w:val="es-MX"/>
+        </w:rPr>
+      </w:pPr>
+      <w:r>
+        <w:rPr>
+          <w:rFonts w:ascii="Century Gothic" w:hAnsi="Century Gothic"/>
+          <w:sz w:val="24"/>
+          <w:szCs w:val="24"/>
+          <w:lang w:val="es-MX"/>
+        </w:rPr>
+        <w:t>Estados explícitos, pausa/reanudación segura.</w:t>
+      </w:r>
+    </w:p>
+    <w:p>
+      <w:pPr>
+        <w:numPr>
+          <w:ilvl w:val="1"/>
+          <w:numId w:val="14"/>
+        </w:numPr>
+        <w:spacing w:line="360" w:lineRule="auto"/>
+        <w:jc w:val="both"/>
+        <w:rPr>
+          <w:rFonts w:ascii="Century Gothic" w:hAnsi="Century Gothic"/>
+          <w:sz w:val="24"/>
+          <w:szCs w:val="24"/>
+          <w:lang w:val="es-MX"/>
+        </w:rPr>
+      </w:pPr>
+      <w:r>
+        <w:rPr>
+          <w:rFonts w:ascii="Century Gothic" w:hAnsi="Century Gothic"/>
+          <w:sz w:val="24"/>
+          <w:szCs w:val="24"/>
+          <w:lang w:val="es-MX"/>
+        </w:rPr>
+        <w:t xml:space="preserve">Restauración obligatoria del </w:t>
+      </w:r>
+      <w:proofErr w:type="spellStart"/>
+      <w:r>
+        <w:rPr>
+          <w:rFonts w:ascii="Century Gothic" w:hAnsi="Century Gothic"/>
+          <w:sz w:val="24"/>
+          <w:szCs w:val="24"/>
+          <w:lang w:val="es-MX"/>
+        </w:rPr>
+        <w:t>setpoint</w:t>
+      </w:r>
+      <w:proofErr w:type="spellEnd"/>
+      <w:r>
+        <w:rPr>
+          <w:rFonts w:ascii="Century Gothic" w:hAnsi="Century Gothic"/>
+          <w:sz w:val="24"/>
+          <w:szCs w:val="24"/>
+          <w:lang w:val="es-MX"/>
+        </w:rPr>
+        <w:t xml:space="preserve"> de conductividad.</w:t>
+      </w:r>
+    </w:p>
+    <w:p>
+      <w:pPr>
+        <w:numPr>
+          <w:ilvl w:val="1"/>
+          <w:numId w:val="14"/>
+        </w:numPr>
+        <w:spacing w:line="360" w:lineRule="auto"/>
+        <w:jc w:val="both"/>
+        <w:rPr>
+          <w:rFonts w:ascii="Century Gothic" w:hAnsi="Century Gothic"/>
+          <w:sz w:val="24"/>
+          <w:szCs w:val="24"/>
+          <w:lang w:val="es-MX"/>
+        </w:rPr>
+      </w:pPr>
+      <w:r>
+        <w:rPr>
+          <w:rFonts w:ascii="Century Gothic" w:hAnsi="Century Gothic"/>
+          <w:sz w:val="24"/>
+          <w:szCs w:val="24"/>
+          <w:lang w:val="es-MX"/>
+        </w:rPr>
+        <w:t>Programación automática de mediciones.</w:t>
+      </w:r>
+    </w:p>
+    <w:p>
+      <w:pPr>
+        <w:numPr>
+          <w:ilvl w:val="0"/>
+          <w:numId w:val="14"/>
+        </w:numPr>
+        <w:spacing w:line="360" w:lineRule="auto"/>
+        <w:jc w:val="both"/>
+        <w:rPr>
+          <w:rFonts w:ascii="Century Gothic" w:hAnsi="Century Gothic"/>
+          <w:sz w:val="24"/>
+          <w:szCs w:val="24"/>
+          <w:lang w:val="es-MX"/>
+        </w:rPr>
+      </w:pPr>
+      <w:r>
+        <w:rPr>
+          <w:rFonts w:ascii="Century Gothic" w:hAnsi="Century Gothic"/>
+          <w:b/>
+          <w:bCs/>
+          <w:sz w:val="24"/>
+          <w:szCs w:val="24"/>
+          <w:lang w:val="es-MX"/>
+        </w:rPr>
+        <w:t>Uso de bioimpedancia de frecuencia única + fórmula de Heitmann</w:t>
+      </w:r>
+      <w:r>
+        <w:rPr>
+          <w:rFonts w:ascii="Century Gothic" w:hAnsi="Century Gothic"/>
+          <w:sz w:val="24"/>
+          <w:szCs w:val="24"/>
+          <w:lang w:val="es-MX"/>
+        </w:rPr>
+        <w:t xml:space="preserve"> como fuente primaria de V dentro de la misma secuencia automática de la máquina (no como medición offline separada).</w:t>
+      </w:r>
+    </w:p>
+    <w:p>
+      <w:pPr>
+        <w:spacing w:line="360" w:lineRule="auto"/>
+        <w:jc w:val="both"/>
+        <w:rPr>
+          <w:rFonts w:ascii="Century Gothic" w:hAnsi="Century Gothic"/>
+          <w:sz w:val="24"/>
+          <w:szCs w:val="24"/>
+          <w:lang w:val="es-MX"/>
+        </w:rPr>
+      </w:pPr>
+      <w:r>
+        <w:rPr>
+          <w:rFonts w:ascii="Century Gothic" w:hAnsi="Century Gothic"/>
+          <w:sz w:val="24"/>
+          <w:szCs w:val="24"/>
+          <w:lang w:val="es-MX"/>
+        </w:rPr>
+        <w:t xml:space="preserve">Estos tres puntos son los que aportan valor diferencial técnico y comercial, no el mero hecho de “subir la conductividad 1 </w:t>
+      </w:r>
+      <w:proofErr w:type="spellStart"/>
+      <w:r>
+        <w:rPr>
+          <w:rFonts w:ascii="Century Gothic" w:hAnsi="Century Gothic"/>
+          <w:sz w:val="24"/>
+          <w:szCs w:val="24"/>
+          <w:lang w:val="es-MX"/>
+        </w:rPr>
+        <w:t>mS</w:t>
+      </w:r>
+      <w:proofErr w:type="spellEnd"/>
+      <w:r>
+        <w:rPr>
+          <w:rFonts w:ascii="Century Gothic" w:hAnsi="Century Gothic"/>
+          <w:sz w:val="24"/>
+          <w:szCs w:val="24"/>
+          <w:lang w:val="es-MX"/>
+        </w:rPr>
+        <w:t>/cm”.</w:t>
+      </w:r>
+    </w:p>
+    <w:p>
+      <w:pPr>
+        <w:spacing w:line="360" w:lineRule="auto"/>
+        <w:jc w:val="both"/>
+        <w:rPr>
+          <w:rFonts w:ascii="Century Gothic" w:hAnsi="Century Gothic"/>
+          <w:sz w:val="24"/>
+          <w:szCs w:val="24"/>
+          <w:lang w:val="es-MX"/>
+        </w:rPr>
+      </w:pPr>
+    </w:p>
+    <w:p>
+      <w:pPr>
+        <w:spacing w:line="360" w:lineRule="auto"/>
+        <w:jc w:val="both"/>
+        <w:rPr>
+          <w:rFonts w:ascii="Century Gothic" w:hAnsi="Century Gothic"/>
+          <w:sz w:val="24"/>
+          <w:szCs w:val="24"/>
+          <w:lang w:val="es-MX"/>
+        </w:rPr>
+      </w:pPr>
+    </w:p>
+    <w:p>
+      <w:pPr>
+        <w:spacing w:line="360" w:lineRule="auto"/>
+        <w:jc w:val="both"/>
+        <w:rPr>
+          <w:rFonts w:ascii="Century Gothic" w:hAnsi="Century Gothic"/>
+          <w:b/>
+          <w:bCs/>
+          <w:sz w:val="24"/>
+          <w:szCs w:val="24"/>
+          <w:lang w:val="es-MX"/>
+        </w:rPr>
+      </w:pPr>
+      <w:r>
+        <w:rPr>
+          <w:rFonts w:ascii="Century Gothic" w:hAnsi="Century Gothic"/>
+          <w:b/>
+          <w:bCs/>
+          <w:sz w:val="24"/>
+          <w:szCs w:val="24"/>
+          <w:lang w:val="es-MX"/>
+        </w:rPr>
+        <w:t>4. ¿Se puede patentar?</w:t>
+      </w:r>
+    </w:p>
+    <w:p>
+      <w:pPr>
+        <w:spacing w:line="360" w:lineRule="auto"/>
+        <w:jc w:val="both"/>
+        <w:rPr>
+          <w:rFonts w:ascii="Century Gothic" w:hAnsi="Century Gothic"/>
+          <w:b/>
+          <w:bCs/>
+          <w:sz w:val="24"/>
+          <w:szCs w:val="24"/>
+          <w:lang w:val="es-MX"/>
+        </w:rPr>
+      </w:pPr>
+      <w:r>
+        <w:rPr>
+          <w:rFonts w:ascii="Century Gothic" w:hAnsi="Century Gothic"/>
+          <w:b/>
+          <w:bCs/>
+          <w:sz w:val="24"/>
+          <w:szCs w:val="24"/>
+          <w:lang w:val="es-MX"/>
+        </w:rPr>
+        <w:t>4.1 Lo que no es patentable de forma aislada</w:t>
+      </w:r>
+    </w:p>
+    <w:p>
+      <w:pPr>
+        <w:numPr>
+          <w:ilvl w:val="0"/>
+          <w:numId w:val="15"/>
+        </w:numPr>
+        <w:spacing w:line="360" w:lineRule="auto"/>
+        <w:jc w:val="both"/>
+        <w:rPr>
+          <w:rFonts w:ascii="Century Gothic" w:hAnsi="Century Gothic"/>
+          <w:sz w:val="24"/>
+          <w:szCs w:val="24"/>
+          <w:lang w:val="es-MX"/>
+        </w:rPr>
+      </w:pPr>
+      <w:r>
+        <w:rPr>
+          <w:rFonts w:ascii="Century Gothic" w:hAnsi="Century Gothic"/>
+          <w:sz w:val="24"/>
+          <w:szCs w:val="24"/>
+          <w:lang w:val="es-MX"/>
+        </w:rPr>
+        <w:t xml:space="preserve">El principio de medir </w:t>
+      </w:r>
+      <w:proofErr w:type="spellStart"/>
+      <w:r>
+        <w:rPr>
+          <w:rFonts w:ascii="Century Gothic" w:hAnsi="Century Gothic"/>
+          <w:sz w:val="24"/>
+          <w:szCs w:val="24"/>
+          <w:lang w:val="es-MX"/>
+        </w:rPr>
+        <w:t>dialisancia</w:t>
+      </w:r>
+      <w:proofErr w:type="spellEnd"/>
+      <w:r>
+        <w:rPr>
+          <w:rFonts w:ascii="Century Gothic" w:hAnsi="Century Gothic"/>
+          <w:sz w:val="24"/>
+          <w:szCs w:val="24"/>
+          <w:lang w:val="es-MX"/>
+        </w:rPr>
+        <w:t xml:space="preserve"> iónica mediante un cambio de conductividad del dializado.</w:t>
+      </w:r>
+    </w:p>
+    <w:p>
+      <w:pPr>
+        <w:numPr>
+          <w:ilvl w:val="0"/>
+          <w:numId w:val="15"/>
+        </w:numPr>
+        <w:spacing w:line="360" w:lineRule="auto"/>
+        <w:jc w:val="both"/>
+        <w:rPr>
+          <w:rFonts w:ascii="Century Gothic" w:hAnsi="Century Gothic"/>
+          <w:sz w:val="24"/>
+          <w:szCs w:val="24"/>
+          <w:lang w:val="es-MX"/>
+        </w:rPr>
+      </w:pPr>
+      <w:r>
+        <w:rPr>
+          <w:rFonts w:ascii="Century Gothic" w:hAnsi="Century Gothic"/>
+          <w:sz w:val="24"/>
+          <w:szCs w:val="24"/>
+          <w:lang w:val="es-MX"/>
+        </w:rPr>
+        <w:t>El uso genérico de bioimpedancia para estimar agua corporal total / V.</w:t>
+      </w:r>
+    </w:p>
+    <w:p>
+      <w:pPr>
+        <w:numPr>
+          <w:ilvl w:val="0"/>
+          <w:numId w:val="15"/>
+        </w:numPr>
+        <w:spacing w:line="360" w:lineRule="auto"/>
+        <w:jc w:val="both"/>
+        <w:rPr>
+          <w:rFonts w:ascii="Century Gothic" w:hAnsi="Century Gothic"/>
+          <w:sz w:val="24"/>
+          <w:szCs w:val="24"/>
+          <w:lang w:val="es-MX"/>
+        </w:rPr>
+      </w:pPr>
+      <w:r>
+        <w:rPr>
+          <w:rFonts w:ascii="Century Gothic" w:hAnsi="Century Gothic"/>
+          <w:sz w:val="24"/>
+          <w:szCs w:val="24"/>
+          <w:lang w:val="es-MX"/>
+        </w:rPr>
+        <w:t>La fórmula de Heitmann en sí.</w:t>
+      </w:r>
+    </w:p>
+    <w:p>
+      <w:pPr>
+        <w:spacing w:line="360" w:lineRule="auto"/>
+        <w:jc w:val="both"/>
+        <w:rPr>
+          <w:rFonts w:ascii="Century Gothic" w:hAnsi="Century Gothic"/>
+          <w:sz w:val="24"/>
+          <w:szCs w:val="24"/>
+          <w:lang w:val="es-MX"/>
+        </w:rPr>
+      </w:pPr>
+      <w:r>
+        <w:rPr>
+          <w:rFonts w:ascii="Century Gothic" w:hAnsi="Century Gothic"/>
+          <w:sz w:val="24"/>
+          <w:szCs w:val="24"/>
+          <w:lang w:val="es-MX"/>
+        </w:rPr>
+        <w:t xml:space="preserve">Existe abundante arte previo (publicaciones de </w:t>
+      </w:r>
+      <w:proofErr w:type="spellStart"/>
+      <w:r>
+        <w:rPr>
+          <w:rFonts w:ascii="Century Gothic" w:hAnsi="Century Gothic"/>
+          <w:sz w:val="24"/>
+          <w:szCs w:val="24"/>
+          <w:lang w:val="es-MX"/>
+        </w:rPr>
+        <w:t>Petitclerc</w:t>
+      </w:r>
+      <w:proofErr w:type="spellEnd"/>
+      <w:r>
+        <w:rPr>
+          <w:rFonts w:ascii="Century Gothic" w:hAnsi="Century Gothic"/>
+          <w:sz w:val="24"/>
+          <w:szCs w:val="24"/>
+          <w:lang w:val="es-MX"/>
+        </w:rPr>
+        <w:t>, Manzoni, Kuhlmann, documentación de Fresenius OCM, etc.).</w:t>
+      </w:r>
+    </w:p>
+    <w:p>
+      <w:pPr>
+        <w:spacing w:line="360" w:lineRule="auto"/>
+        <w:jc w:val="both"/>
+        <w:rPr>
+          <w:rFonts w:ascii="Century Gothic" w:hAnsi="Century Gothic"/>
+          <w:sz w:val="24"/>
+          <w:szCs w:val="24"/>
+          <w:lang w:val="es-MX"/>
+        </w:rPr>
+      </w:pPr>
+    </w:p>
+    <w:p>
+      <w:pPr>
+        <w:spacing w:line="360" w:lineRule="auto"/>
+        <w:jc w:val="both"/>
+        <w:rPr>
+          <w:rFonts w:ascii="Century Gothic" w:hAnsi="Century Gothic"/>
+          <w:b/>
+          <w:bCs/>
+          <w:sz w:val="24"/>
+          <w:szCs w:val="24"/>
+          <w:lang w:val="es-MX"/>
+        </w:rPr>
+      </w:pPr>
+      <w:r>
+        <w:rPr>
+          <w:rFonts w:ascii="Century Gothic" w:hAnsi="Century Gothic"/>
+          <w:b/>
+          <w:bCs/>
+          <w:sz w:val="24"/>
+          <w:szCs w:val="24"/>
+          <w:lang w:val="es-MX"/>
+        </w:rPr>
+        <w:t>4.2 Lo que sí podría explorarse como invención</w:t>
+      </w:r>
+    </w:p>
+    <w:p>
+      <w:pPr>
+        <w:spacing w:line="360" w:lineRule="auto"/>
+        <w:jc w:val="both"/>
+        <w:rPr>
+          <w:rFonts w:ascii="Century Gothic" w:hAnsi="Century Gothic"/>
+          <w:sz w:val="24"/>
+          <w:szCs w:val="24"/>
+          <w:lang w:val="es-MX"/>
+        </w:rPr>
+      </w:pPr>
+      <w:r>
+        <w:rPr>
+          <w:rFonts w:ascii="Century Gothic" w:hAnsi="Century Gothic"/>
+          <w:sz w:val="24"/>
+          <w:szCs w:val="24"/>
+          <w:lang w:val="es-MX"/>
+        </w:rPr>
+        <w:t xml:space="preserve">Un </w:t>
+      </w:r>
+      <w:r>
+        <w:rPr>
+          <w:rFonts w:ascii="Century Gothic" w:hAnsi="Century Gothic"/>
+          <w:b/>
+          <w:bCs/>
+          <w:sz w:val="24"/>
+          <w:szCs w:val="24"/>
+          <w:lang w:val="es-MX"/>
+        </w:rPr>
+        <w:t>método o sistema</w:t>
+      </w:r>
+      <w:r>
+        <w:rPr>
+          <w:rFonts w:ascii="Century Gothic" w:hAnsi="Century Gothic"/>
+          <w:sz w:val="24"/>
+          <w:szCs w:val="24"/>
+          <w:lang w:val="es-MX"/>
+        </w:rPr>
+        <w:t xml:space="preserve"> que combine de forma específica:</w:t>
+      </w:r>
+    </w:p>
+    <w:p>
+      <w:pPr>
+        <w:numPr>
+          <w:ilvl w:val="0"/>
+          <w:numId w:val="16"/>
+        </w:numPr>
+        <w:spacing w:line="360" w:lineRule="auto"/>
+        <w:jc w:val="both"/>
+        <w:rPr>
+          <w:rFonts w:ascii="Century Gothic" w:hAnsi="Century Gothic"/>
+          <w:sz w:val="24"/>
+          <w:szCs w:val="24"/>
+          <w:lang w:val="es-MX"/>
+        </w:rPr>
+      </w:pPr>
+      <w:r>
+        <w:rPr>
+          <w:rFonts w:ascii="Century Gothic" w:hAnsi="Century Gothic"/>
+          <w:sz w:val="24"/>
+          <w:szCs w:val="24"/>
+          <w:lang w:val="es-MX"/>
+        </w:rPr>
+        <w:t>Adquisición de bioimpedancia con criterio de validez (rango de fase).</w:t>
+      </w:r>
+    </w:p>
+    <w:p>
+      <w:pPr>
+        <w:numPr>
+          <w:ilvl w:val="0"/>
+          <w:numId w:val="16"/>
+        </w:numPr>
+        <w:spacing w:line="360" w:lineRule="auto"/>
+        <w:jc w:val="both"/>
+        <w:rPr>
+          <w:rFonts w:ascii="Century Gothic" w:hAnsi="Century Gothic"/>
+          <w:sz w:val="24"/>
+          <w:szCs w:val="24"/>
+          <w:lang w:val="es-MX"/>
+        </w:rPr>
+      </w:pPr>
+      <w:r>
+        <w:rPr>
+          <w:rFonts w:ascii="Century Gothic" w:hAnsi="Century Gothic"/>
+          <w:sz w:val="24"/>
+          <w:szCs w:val="24"/>
+          <w:lang w:val="es-MX"/>
+        </w:rPr>
+        <w:t>Cálculo de V en tiempo real (Heitmann u otra ecuación).</w:t>
+      </w:r>
+    </w:p>
+    <w:p>
+      <w:pPr>
+        <w:numPr>
+          <w:ilvl w:val="0"/>
+          <w:numId w:val="16"/>
+        </w:numPr>
+        <w:spacing w:line="360" w:lineRule="auto"/>
+        <w:jc w:val="both"/>
+        <w:rPr>
+          <w:rFonts w:ascii="Century Gothic" w:hAnsi="Century Gothic"/>
+          <w:sz w:val="24"/>
+          <w:szCs w:val="24"/>
+          <w:lang w:val="es-MX"/>
+        </w:rPr>
+      </w:pPr>
+      <w:r>
+        <w:rPr>
+          <w:rFonts w:ascii="Century Gothic" w:hAnsi="Century Gothic"/>
+          <w:sz w:val="24"/>
+          <w:szCs w:val="24"/>
+          <w:lang w:val="es-MX"/>
+        </w:rPr>
+        <w:t>Ejecución automática de un perfil de conductividad (paso de magnitud y duración definidas).</w:t>
+      </w:r>
+    </w:p>
+    <w:p>
+      <w:pPr>
+        <w:numPr>
+          <w:ilvl w:val="0"/>
+          <w:numId w:val="16"/>
+        </w:numPr>
+        <w:spacing w:line="360" w:lineRule="auto"/>
+        <w:jc w:val="both"/>
+        <w:rPr>
+          <w:rFonts w:ascii="Century Gothic" w:hAnsi="Century Gothic"/>
+          <w:sz w:val="24"/>
+          <w:szCs w:val="24"/>
+          <w:lang w:val="es-MX"/>
+        </w:rPr>
+      </w:pPr>
+      <w:r>
+        <w:rPr>
+          <w:rFonts w:ascii="Century Gothic" w:hAnsi="Century Gothic"/>
+          <w:sz w:val="24"/>
+          <w:szCs w:val="24"/>
+          <w:lang w:val="es-MX"/>
+        </w:rPr>
+        <w:t xml:space="preserve">Cálculo de K y de </w:t>
+      </w:r>
+      <w:proofErr w:type="spellStart"/>
+      <w:r>
+        <w:rPr>
+          <w:rFonts w:ascii="Century Gothic" w:hAnsi="Century Gothic"/>
+          <w:sz w:val="24"/>
+          <w:szCs w:val="24"/>
+          <w:lang w:val="es-MX"/>
+        </w:rPr>
+        <w:t>Kt</w:t>
+      </w:r>
+      <w:proofErr w:type="spellEnd"/>
+      <w:r>
+        <w:rPr>
+          <w:rFonts w:ascii="Century Gothic" w:hAnsi="Century Gothic"/>
+          <w:sz w:val="24"/>
+          <w:szCs w:val="24"/>
+          <w:lang w:val="es-MX"/>
+        </w:rPr>
+        <w:t>/V en la misma secuencia.</w:t>
+      </w:r>
+    </w:p>
+    <w:p>
+      <w:pPr>
+        <w:numPr>
+          <w:ilvl w:val="0"/>
+          <w:numId w:val="16"/>
+        </w:numPr>
+        <w:spacing w:line="360" w:lineRule="auto"/>
+        <w:jc w:val="both"/>
+        <w:rPr>
+          <w:rFonts w:ascii="Century Gothic" w:hAnsi="Century Gothic"/>
+          <w:sz w:val="24"/>
+          <w:szCs w:val="24"/>
+          <w:lang w:val="es-MX"/>
+        </w:rPr>
+      </w:pPr>
+      <w:r>
+        <w:rPr>
+          <w:rFonts w:ascii="Century Gothic" w:hAnsi="Century Gothic"/>
+          <w:sz w:val="24"/>
+          <w:szCs w:val="24"/>
+          <w:lang w:val="es-MX"/>
+        </w:rPr>
+        <w:lastRenderedPageBreak/>
+        <w:t xml:space="preserve">Máquina de estados (tipo GRAFCET) con restauración garantizada del </w:t>
+      </w:r>
+      <w:proofErr w:type="spellStart"/>
+      <w:r>
+        <w:rPr>
+          <w:rFonts w:ascii="Century Gothic" w:hAnsi="Century Gothic"/>
+          <w:sz w:val="24"/>
+          <w:szCs w:val="24"/>
+          <w:lang w:val="es-MX"/>
+        </w:rPr>
+        <w:t>setpoint</w:t>
+      </w:r>
+      <w:proofErr w:type="spellEnd"/>
+      <w:r>
+        <w:rPr>
+          <w:rFonts w:ascii="Century Gothic" w:hAnsi="Century Gothic"/>
+          <w:sz w:val="24"/>
+          <w:szCs w:val="24"/>
+          <w:lang w:val="es-MX"/>
+        </w:rPr>
+        <w:t xml:space="preserve"> y capacidad de pausa/reanudación.</w:t>
+      </w:r>
+    </w:p>
+    <w:p>
+      <w:pPr>
+        <w:spacing w:line="360" w:lineRule="auto"/>
+        <w:jc w:val="both"/>
+        <w:rPr>
+          <w:rFonts w:ascii="Century Gothic" w:hAnsi="Century Gothic"/>
+          <w:sz w:val="24"/>
+          <w:szCs w:val="24"/>
+          <w:lang w:val="es-MX"/>
+        </w:rPr>
+      </w:pPr>
+      <w:r>
+        <w:rPr>
+          <w:rFonts w:ascii="Century Gothic" w:hAnsi="Century Gothic"/>
+          <w:sz w:val="24"/>
+          <w:szCs w:val="24"/>
+          <w:lang w:val="es-MX"/>
+        </w:rPr>
+        <w:t xml:space="preserve">La novedad residiría en la </w:t>
+      </w:r>
+      <w:r>
+        <w:rPr>
+          <w:rFonts w:ascii="Century Gothic" w:hAnsi="Century Gothic"/>
+          <w:b/>
+          <w:bCs/>
+          <w:sz w:val="24"/>
+          <w:szCs w:val="24"/>
+          <w:lang w:val="es-MX"/>
+        </w:rPr>
+        <w:t>combinación integrada, la secuencia de control y los criterios de calidad</w:t>
+      </w:r>
+      <w:r>
+        <w:rPr>
+          <w:rFonts w:ascii="Century Gothic" w:hAnsi="Century Gothic"/>
+          <w:sz w:val="24"/>
+          <w:szCs w:val="24"/>
+          <w:lang w:val="es-MX"/>
+        </w:rPr>
+        <w:t>, no en cada bloque por separado.</w:t>
+      </w:r>
+    </w:p>
+    <w:p>
+      <w:pPr>
+        <w:spacing w:line="360" w:lineRule="auto"/>
+        <w:jc w:val="both"/>
+        <w:rPr>
+          <w:rFonts w:ascii="Century Gothic" w:hAnsi="Century Gothic"/>
+          <w:sz w:val="24"/>
+          <w:szCs w:val="24"/>
+          <w:lang w:val="es-MX"/>
+        </w:rPr>
+      </w:pPr>
+      <w:r>
+        <w:rPr>
+          <w:rFonts w:ascii="Century Gothic" w:hAnsi="Century Gothic"/>
+          <w:b/>
+          <w:bCs/>
+          <w:sz w:val="24"/>
+          <w:szCs w:val="24"/>
+          <w:lang w:val="es-MX"/>
+        </w:rPr>
+        <w:t>Recomendación formal:</w:t>
+      </w:r>
+      <w:r>
+        <w:rPr>
+          <w:rFonts w:ascii="Century Gothic" w:hAnsi="Century Gothic"/>
+          <w:sz w:val="24"/>
+          <w:szCs w:val="24"/>
+          <w:lang w:val="es-MX"/>
+        </w:rPr>
+        <w:t xml:space="preserve"> Antes de cualquier solicitud de patente, realizar una </w:t>
+      </w:r>
+      <w:r>
+        <w:rPr>
+          <w:rFonts w:ascii="Century Gothic" w:hAnsi="Century Gothic"/>
+          <w:b/>
+          <w:bCs/>
+          <w:sz w:val="24"/>
+          <w:szCs w:val="24"/>
+          <w:lang w:val="es-MX"/>
+        </w:rPr>
+        <w:t>búsqueda de arte previo profesional</w:t>
+      </w:r>
+      <w:r>
+        <w:rPr>
+          <w:rFonts w:ascii="Century Gothic" w:hAnsi="Century Gothic"/>
+          <w:sz w:val="24"/>
+          <w:szCs w:val="24"/>
+          <w:lang w:val="es-MX"/>
+        </w:rPr>
+        <w:t xml:space="preserve"> (agente de patentes / oficina de transferencia tecnológica) centrada en:</w:t>
+      </w:r>
+    </w:p>
+    <w:p>
+      <w:pPr>
+        <w:numPr>
+          <w:ilvl w:val="0"/>
+          <w:numId w:val="17"/>
+        </w:numPr>
+        <w:spacing w:line="360" w:lineRule="auto"/>
+        <w:jc w:val="both"/>
+        <w:rPr>
+          <w:rFonts w:ascii="Century Gothic" w:hAnsi="Century Gothic"/>
+          <w:sz w:val="24"/>
+          <w:szCs w:val="24"/>
+          <w:lang w:val="es-MX"/>
+        </w:rPr>
+      </w:pPr>
+      <w:r>
+        <w:rPr>
+          <w:rFonts w:ascii="Century Gothic" w:hAnsi="Century Gothic"/>
+          <w:sz w:val="24"/>
+          <w:szCs w:val="24"/>
+          <w:lang w:val="es-MX"/>
+        </w:rPr>
+        <w:t>“</w:t>
+      </w:r>
+      <w:proofErr w:type="spellStart"/>
+      <w:r>
+        <w:rPr>
+          <w:rFonts w:ascii="Century Gothic" w:hAnsi="Century Gothic"/>
+          <w:sz w:val="24"/>
+          <w:szCs w:val="24"/>
+          <w:lang w:val="es-MX"/>
+        </w:rPr>
+        <w:t>Integrated</w:t>
+      </w:r>
+      <w:proofErr w:type="spellEnd"/>
+      <w:r>
+        <w:rPr>
+          <w:rFonts w:ascii="Century Gothic" w:hAnsi="Century Gothic"/>
+          <w:sz w:val="24"/>
+          <w:szCs w:val="24"/>
+          <w:lang w:val="es-MX"/>
+        </w:rPr>
+        <w:t xml:space="preserve"> </w:t>
+      </w:r>
+      <w:proofErr w:type="spellStart"/>
+      <w:r>
+        <w:rPr>
+          <w:rFonts w:ascii="Century Gothic" w:hAnsi="Century Gothic"/>
+          <w:sz w:val="24"/>
+          <w:szCs w:val="24"/>
+          <w:lang w:val="es-MX"/>
+        </w:rPr>
+        <w:t>bioimpedance</w:t>
+      </w:r>
+      <w:proofErr w:type="spellEnd"/>
+      <w:r>
+        <w:rPr>
+          <w:rFonts w:ascii="Century Gothic" w:hAnsi="Century Gothic"/>
+          <w:sz w:val="24"/>
+          <w:szCs w:val="24"/>
+          <w:lang w:val="es-MX"/>
+        </w:rPr>
+        <w:t xml:space="preserve"> and </w:t>
+      </w:r>
+      <w:proofErr w:type="spellStart"/>
+      <w:r>
+        <w:rPr>
+          <w:rFonts w:ascii="Century Gothic" w:hAnsi="Century Gothic"/>
+          <w:sz w:val="24"/>
+          <w:szCs w:val="24"/>
+          <w:lang w:val="es-MX"/>
+        </w:rPr>
+        <w:t>ionic</w:t>
+      </w:r>
+      <w:proofErr w:type="spellEnd"/>
+      <w:r>
+        <w:rPr>
+          <w:rFonts w:ascii="Century Gothic" w:hAnsi="Century Gothic"/>
+          <w:sz w:val="24"/>
+          <w:szCs w:val="24"/>
+          <w:lang w:val="es-MX"/>
+        </w:rPr>
+        <w:t xml:space="preserve"> </w:t>
+      </w:r>
+      <w:proofErr w:type="spellStart"/>
+      <w:r>
+        <w:rPr>
+          <w:rFonts w:ascii="Century Gothic" w:hAnsi="Century Gothic"/>
+          <w:sz w:val="24"/>
+          <w:szCs w:val="24"/>
+          <w:lang w:val="es-MX"/>
+        </w:rPr>
+        <w:t>dialysance</w:t>
+      </w:r>
+      <w:proofErr w:type="spellEnd"/>
+      <w:r>
+        <w:rPr>
+          <w:rFonts w:ascii="Century Gothic" w:hAnsi="Century Gothic"/>
+          <w:sz w:val="24"/>
+          <w:szCs w:val="24"/>
+          <w:lang w:val="es-MX"/>
+        </w:rPr>
+        <w:t xml:space="preserve"> </w:t>
+      </w:r>
+      <w:proofErr w:type="spellStart"/>
+      <w:r>
+        <w:rPr>
+          <w:rFonts w:ascii="Century Gothic" w:hAnsi="Century Gothic"/>
+          <w:sz w:val="24"/>
+          <w:szCs w:val="24"/>
+          <w:lang w:val="es-MX"/>
+        </w:rPr>
+        <w:t>for</w:t>
+      </w:r>
+      <w:proofErr w:type="spellEnd"/>
+      <w:r>
+        <w:rPr>
+          <w:rFonts w:ascii="Century Gothic" w:hAnsi="Century Gothic"/>
+          <w:sz w:val="24"/>
+          <w:szCs w:val="24"/>
+          <w:lang w:val="es-MX"/>
+        </w:rPr>
+        <w:t xml:space="preserve"> online </w:t>
+      </w:r>
+      <w:proofErr w:type="spellStart"/>
+      <w:r>
+        <w:rPr>
+          <w:rFonts w:ascii="Century Gothic" w:hAnsi="Century Gothic"/>
+          <w:sz w:val="24"/>
+          <w:szCs w:val="24"/>
+          <w:lang w:val="es-MX"/>
+        </w:rPr>
+        <w:t>Kt</w:t>
+      </w:r>
+      <w:proofErr w:type="spellEnd"/>
+      <w:r>
+        <w:rPr>
+          <w:rFonts w:ascii="Century Gothic" w:hAnsi="Century Gothic"/>
+          <w:sz w:val="24"/>
+          <w:szCs w:val="24"/>
+          <w:lang w:val="es-MX"/>
+        </w:rPr>
+        <w:t>/V”</w:t>
+      </w:r>
+    </w:p>
+    <w:p>
+      <w:pPr>
+        <w:numPr>
+          <w:ilvl w:val="0"/>
+          <w:numId w:val="17"/>
+        </w:numPr>
+        <w:spacing w:line="360" w:lineRule="auto"/>
+        <w:jc w:val="both"/>
+        <w:rPr>
+          <w:rFonts w:ascii="Century Gothic" w:hAnsi="Century Gothic"/>
+          <w:sz w:val="24"/>
+          <w:szCs w:val="24"/>
+          <w:lang w:val="es-MX"/>
+        </w:rPr>
+      </w:pPr>
+      <w:r>
+        <w:rPr>
+          <w:rFonts w:ascii="Century Gothic" w:hAnsi="Century Gothic"/>
+          <w:sz w:val="24"/>
+          <w:szCs w:val="24"/>
+          <w:lang w:val="es-MX"/>
+        </w:rPr>
+        <w:t>“</w:t>
+      </w:r>
+      <w:proofErr w:type="spellStart"/>
+      <w:r>
+        <w:rPr>
+          <w:rFonts w:ascii="Century Gothic" w:hAnsi="Century Gothic"/>
+          <w:sz w:val="24"/>
+          <w:szCs w:val="24"/>
+          <w:lang w:val="es-MX"/>
+        </w:rPr>
+        <w:t>Automated</w:t>
+      </w:r>
+      <w:proofErr w:type="spellEnd"/>
+      <w:r>
+        <w:rPr>
+          <w:rFonts w:ascii="Century Gothic" w:hAnsi="Century Gothic"/>
+          <w:sz w:val="24"/>
+          <w:szCs w:val="24"/>
+          <w:lang w:val="es-MX"/>
+        </w:rPr>
+        <w:t xml:space="preserve"> </w:t>
+      </w:r>
+      <w:proofErr w:type="spellStart"/>
+      <w:r>
+        <w:rPr>
+          <w:rFonts w:ascii="Century Gothic" w:hAnsi="Century Gothic"/>
+          <w:sz w:val="24"/>
+          <w:szCs w:val="24"/>
+          <w:lang w:val="es-MX"/>
+        </w:rPr>
+        <w:t>conductivity</w:t>
+      </w:r>
+      <w:proofErr w:type="spellEnd"/>
+      <w:r>
+        <w:rPr>
+          <w:rFonts w:ascii="Century Gothic" w:hAnsi="Century Gothic"/>
+          <w:sz w:val="24"/>
+          <w:szCs w:val="24"/>
+          <w:lang w:val="es-MX"/>
+        </w:rPr>
+        <w:t xml:space="preserve"> step </w:t>
+      </w:r>
+      <w:proofErr w:type="spellStart"/>
+      <w:r>
+        <w:rPr>
+          <w:rFonts w:ascii="Century Gothic" w:hAnsi="Century Gothic"/>
+          <w:sz w:val="24"/>
+          <w:szCs w:val="24"/>
+          <w:lang w:val="es-MX"/>
+        </w:rPr>
+        <w:t>with</w:t>
+      </w:r>
+      <w:proofErr w:type="spellEnd"/>
+      <w:r>
+        <w:rPr>
+          <w:rFonts w:ascii="Century Gothic" w:hAnsi="Century Gothic"/>
+          <w:sz w:val="24"/>
+          <w:szCs w:val="24"/>
+          <w:lang w:val="es-MX"/>
+        </w:rPr>
+        <w:t xml:space="preserve"> real-time </w:t>
+      </w:r>
+      <w:proofErr w:type="spellStart"/>
+      <w:r>
+        <w:rPr>
+          <w:rFonts w:ascii="Century Gothic" w:hAnsi="Century Gothic"/>
+          <w:sz w:val="24"/>
+          <w:szCs w:val="24"/>
+          <w:lang w:val="es-MX"/>
+        </w:rPr>
+        <w:t>volume</w:t>
+      </w:r>
+      <w:proofErr w:type="spellEnd"/>
+      <w:r>
+        <w:rPr>
+          <w:rFonts w:ascii="Century Gothic" w:hAnsi="Century Gothic"/>
+          <w:sz w:val="24"/>
+          <w:szCs w:val="24"/>
+          <w:lang w:val="es-MX"/>
+        </w:rPr>
+        <w:t xml:space="preserve"> </w:t>
+      </w:r>
+      <w:proofErr w:type="spellStart"/>
+      <w:r>
+        <w:rPr>
+          <w:rFonts w:ascii="Century Gothic" w:hAnsi="Century Gothic"/>
+          <w:sz w:val="24"/>
+          <w:szCs w:val="24"/>
+          <w:lang w:val="es-MX"/>
+        </w:rPr>
+        <w:t>estimation</w:t>
+      </w:r>
+      <w:proofErr w:type="spellEnd"/>
+      <w:r>
+        <w:rPr>
+          <w:rFonts w:ascii="Century Gothic" w:hAnsi="Century Gothic"/>
+          <w:sz w:val="24"/>
+          <w:szCs w:val="24"/>
+          <w:lang w:val="es-MX"/>
+        </w:rPr>
+        <w:t>”</w:t>
+      </w:r>
+    </w:p>
+    <w:p>
+      <w:pPr>
+        <w:numPr>
+          <w:ilvl w:val="0"/>
+          <w:numId w:val="17"/>
+        </w:numPr>
+        <w:spacing w:line="360" w:lineRule="auto"/>
+        <w:jc w:val="both"/>
+        <w:rPr>
+          <w:rFonts w:ascii="Century Gothic" w:hAnsi="Century Gothic"/>
+          <w:sz w:val="24"/>
+          <w:szCs w:val="24"/>
+          <w:lang w:val="es-MX"/>
+        </w:rPr>
+      </w:pPr>
+      <w:r>
+        <w:rPr>
+          <w:rFonts w:ascii="Century Gothic" w:hAnsi="Century Gothic"/>
+          <w:sz w:val="24"/>
+          <w:szCs w:val="24"/>
+          <w:lang w:val="es-MX"/>
+        </w:rPr>
+        <w:t>Secuencias de control con validación de fase de bioimpedancia en diálisis.</w:t>
+      </w:r>
+    </w:p>
+    <w:p>
+      <w:pPr>
+        <w:spacing w:line="360" w:lineRule="auto"/>
+        <w:jc w:val="both"/>
+        <w:rPr>
+          <w:rFonts w:ascii="Century Gothic" w:hAnsi="Century Gothic"/>
+          <w:sz w:val="24"/>
+          <w:szCs w:val="24"/>
+          <w:lang w:val="es-MX"/>
+        </w:rPr>
+      </w:pPr>
+    </w:p>
+    <w:p>
+      <w:pPr>
+        <w:spacing w:line="360" w:lineRule="auto"/>
+        <w:jc w:val="both"/>
+        <w:rPr>
+          <w:rFonts w:ascii="Century Gothic" w:hAnsi="Century Gothic"/>
+          <w:b/>
+          <w:bCs/>
+          <w:sz w:val="24"/>
+          <w:szCs w:val="24"/>
+          <w:lang w:val="es-MX"/>
+        </w:rPr>
+      </w:pPr>
+      <w:r>
+        <w:rPr>
+          <w:rFonts w:ascii="Century Gothic" w:hAnsi="Century Gothic"/>
+          <w:b/>
+          <w:bCs/>
+          <w:sz w:val="24"/>
+          <w:szCs w:val="24"/>
+          <w:lang w:val="es-MX"/>
+        </w:rPr>
+        <w:t>4.3 Estrategias de protección más realistas a corto plazo</w:t>
+      </w:r>
+    </w:p>
+    <w:p>
+      <w:pPr>
+        <w:spacing w:line="360" w:lineRule="auto"/>
+        <w:jc w:val="both"/>
+        <w:rPr>
+          <w:rFonts w:ascii="Century Gothic" w:hAnsi="Century Gothic"/>
+          <w:sz w:val="24"/>
+          <w:szCs w:val="24"/>
+          <w:lang w:val="es-MX"/>
+        </w:rPr>
+      </w:pPr>
+    </w:p>
+    <w:tbl>
+      <w:tblPr>
+        <w:tblW w:w="8760" w:type="dxa"/>
+        <w:tblLook w:val="04A0" w:firstRow="1" w:lastRow="0" w:firstColumn="1" w:lastColumn="0" w:noHBand="0" w:noVBand="1"/>
+      </w:tblPr>
+      <w:tblGrid>
+        <w:gridCol w:w="1723"/>
+        <w:gridCol w:w="3299"/>
+        <w:gridCol w:w="3738"/>
+      </w:tblGrid>
+      <w:tr>
+        <w:trPr>
+          <w:trHeight w:val="288"/>
+        </w:trPr>
+        <w:tc>
+          <w:tcPr>
+            <w:tcW w:w="1537" w:type="dxa"/>
+            <w:tcBorders>
+              <w:top w:val="single" w:sz="4" w:space="0" w:color="auto"/>
+              <w:left w:val="single" w:sz="4" w:space="0" w:color="auto"/>
+              <w:bottom w:val="single" w:sz="4" w:space="0" w:color="auto"/>
+              <w:right w:val="single" w:sz="4" w:space="0" w:color="auto"/>
+            </w:tcBorders>
+            <w:shd w:val="clear" w:color="000000" w:fill="83CCEB"/>
+            <w:vAlign w:val="center"/>
+            <w:hideMark/>
+          </w:tcPr>
+          <w:p>
+            <w:pPr>
+              <w:jc w:val="center"/>
+              <w:rPr>
+                <w:rFonts w:ascii="Aptos Narrow" w:hAnsi="Aptos Narrow"/>
+                <w:color w:val="000000"/>
+                <w:sz w:val="22"/>
+                <w:szCs w:val="22"/>
+                <w:lang w:val="es-MX"/>
+              </w:rPr>
+            </w:pPr>
+            <w:r>
+              <w:rPr>
+                <w:rFonts w:ascii="Aptos Narrow" w:hAnsi="Aptos Narrow"/>
+                <w:color w:val="000000"/>
+                <w:sz w:val="22"/>
+                <w:szCs w:val="22"/>
+                <w:lang w:val="es-MX"/>
+              </w:rPr>
+              <w:t>Mecanismo</w:t>
+            </w:r>
+          </w:p>
+        </w:tc>
+        <w:tc>
+          <w:tcPr>
+            <w:tcW w:w="3380" w:type="dxa"/>
+            <w:tcBorders>
+              <w:top w:val="single" w:sz="4" w:space="0" w:color="auto"/>
+              <w:left w:val="nil"/>
+              <w:bottom w:val="single" w:sz="4" w:space="0" w:color="auto"/>
+              <w:right w:val="single" w:sz="4" w:space="0" w:color="auto"/>
+            </w:tcBorders>
+            <w:shd w:val="clear" w:color="000000" w:fill="83CCEB"/>
+            <w:vAlign w:val="center"/>
+            <w:hideMark/>
+          </w:tcPr>
+          <w:p>
+            <w:pPr>
+              <w:jc w:val="center"/>
+              <w:rPr>
+                <w:rFonts w:ascii="Aptos Narrow" w:hAnsi="Aptos Narrow"/>
+                <w:color w:val="000000"/>
+                <w:sz w:val="22"/>
+                <w:szCs w:val="22"/>
+                <w:lang w:val="es-MX"/>
+              </w:rPr>
+            </w:pPr>
+            <w:r>
+              <w:rPr>
+                <w:rFonts w:ascii="Aptos Narrow" w:hAnsi="Aptos Narrow"/>
+                <w:color w:val="000000"/>
+                <w:sz w:val="22"/>
+                <w:szCs w:val="22"/>
+                <w:lang w:val="es-MX"/>
+              </w:rPr>
+              <w:t>Aplicabilidad</w:t>
+            </w:r>
+          </w:p>
+        </w:tc>
+        <w:tc>
+          <w:tcPr>
+            <w:tcW w:w="3843" w:type="dxa"/>
+            <w:tcBorders>
+              <w:top w:val="single" w:sz="4" w:space="0" w:color="auto"/>
+              <w:left w:val="nil"/>
+              <w:bottom w:val="single" w:sz="4" w:space="0" w:color="auto"/>
+              <w:right w:val="single" w:sz="4" w:space="0" w:color="auto"/>
+            </w:tcBorders>
+            <w:shd w:val="clear" w:color="000000" w:fill="83CCEB"/>
+            <w:vAlign w:val="center"/>
+            <w:hideMark/>
+          </w:tcPr>
+          <w:p>
+            <w:pPr>
+              <w:jc w:val="center"/>
+              <w:rPr>
+                <w:rFonts w:ascii="Aptos Narrow" w:hAnsi="Aptos Narrow"/>
+                <w:color w:val="000000"/>
+                <w:sz w:val="22"/>
+                <w:szCs w:val="22"/>
+                <w:lang w:val="es-MX"/>
+              </w:rPr>
+            </w:pPr>
+            <w:r>
+              <w:rPr>
+                <w:rFonts w:ascii="Aptos Narrow" w:hAnsi="Aptos Narrow"/>
+                <w:color w:val="000000"/>
+                <w:sz w:val="22"/>
+                <w:szCs w:val="22"/>
+                <w:lang w:val="es-MX"/>
+              </w:rPr>
+              <w:t>Comentario</w:t>
+            </w:r>
+          </w:p>
+        </w:tc>
+      </w:tr>
+      <w:tr>
+        <w:trPr>
+          <w:trHeight w:val="864"/>
+        </w:trPr>
+        <w:tc>
+          <w:tcPr>
+            <w:tcW w:w="1537" w:type="dxa"/>
+            <w:tcBorders>
+              <w:top w:val="nil"/>
+              <w:left w:val="single" w:sz="4" w:space="0" w:color="auto"/>
+              <w:bottom w:val="single" w:sz="4" w:space="0" w:color="auto"/>
+              <w:right w:val="single" w:sz="4" w:space="0" w:color="auto"/>
+            </w:tcBorders>
+            <w:vAlign w:val="center"/>
+            <w:hideMark/>
+          </w:tcPr>
+          <w:p>
+            <w:pPr>
+              <w:rPr>
+                <w:rFonts w:ascii="Aptos Narrow" w:hAnsi="Aptos Narrow"/>
+                <w:b/>
+                <w:bCs/>
+                <w:color w:val="000000"/>
+                <w:sz w:val="22"/>
+                <w:szCs w:val="22"/>
+                <w:lang w:val="es-MX"/>
+              </w:rPr>
+            </w:pPr>
+            <w:r>
+              <w:rPr>
+                <w:rFonts w:ascii="Aptos Narrow" w:hAnsi="Aptos Narrow"/>
+                <w:b/>
+                <w:bCs/>
+                <w:color w:val="000000"/>
+                <w:sz w:val="22"/>
+                <w:szCs w:val="22"/>
+                <w:lang w:val="es-MX"/>
+              </w:rPr>
+              <w:t>Secreto industrial</w:t>
+            </w:r>
+          </w:p>
+        </w:tc>
+        <w:tc>
+          <w:tcPr>
+            <w:tcW w:w="3380" w:type="dxa"/>
+            <w:tcBorders>
+              <w:top w:val="nil"/>
+              <w:left w:val="nil"/>
+              <w:bottom w:val="single" w:sz="4" w:space="0" w:color="auto"/>
+              <w:right w:val="single" w:sz="4" w:space="0" w:color="auto"/>
+            </w:tcBorders>
+            <w:vAlign w:val="center"/>
+            <w:hideMark/>
+          </w:tcPr>
+          <w:p>
+            <w:pPr>
+              <w:rPr>
+                <w:rFonts w:ascii="Aptos Narrow" w:hAnsi="Aptos Narrow"/>
+                <w:color w:val="000000"/>
+                <w:sz w:val="22"/>
+                <w:szCs w:val="22"/>
+                <w:lang w:val="es-MX"/>
+              </w:rPr>
+            </w:pPr>
+            <w:r>
+              <w:rPr>
+                <w:rFonts w:ascii="Aptos Narrow" w:hAnsi="Aptos Narrow"/>
+                <w:color w:val="000000"/>
+                <w:sz w:val="22"/>
+                <w:szCs w:val="22"/>
+                <w:lang w:val="es-MX"/>
+              </w:rPr>
+              <w:t>Alta</w:t>
+            </w:r>
+          </w:p>
+        </w:tc>
+        <w:tc>
+          <w:tcPr>
+            <w:tcW w:w="3843" w:type="dxa"/>
+            <w:tcBorders>
+              <w:top w:val="nil"/>
+              <w:left w:val="nil"/>
+              <w:bottom w:val="single" w:sz="4" w:space="0" w:color="auto"/>
+              <w:right w:val="single" w:sz="4" w:space="0" w:color="auto"/>
+            </w:tcBorders>
+            <w:vAlign w:val="center"/>
+            <w:hideMark/>
+          </w:tcPr>
+          <w:p>
+            <w:pPr>
+              <w:rPr>
+                <w:rFonts w:ascii="Aptos Narrow" w:hAnsi="Aptos Narrow"/>
+                <w:color w:val="000000"/>
+                <w:sz w:val="22"/>
+                <w:szCs w:val="22"/>
+                <w:lang w:val="es-MX"/>
+              </w:rPr>
+            </w:pPr>
+            <w:r>
+              <w:rPr>
+                <w:rFonts w:ascii="Aptos Narrow" w:hAnsi="Aptos Narrow"/>
+                <w:color w:val="000000"/>
+                <w:sz w:val="22"/>
+                <w:szCs w:val="22"/>
+                <w:lang w:val="es-MX"/>
+              </w:rPr>
+              <w:t>No publicar detalles exactos del algoritmo, parámetros del paso, validación de fase ni el GRAFCET completo.</w:t>
+            </w:r>
+          </w:p>
+        </w:tc>
+      </w:tr>
+      <w:tr>
+        <w:trPr>
+          <w:trHeight w:val="864"/>
+        </w:trPr>
+        <w:tc>
+          <w:tcPr>
+            <w:tcW w:w="1537" w:type="dxa"/>
+            <w:tcBorders>
+              <w:top w:val="nil"/>
+              <w:left w:val="single" w:sz="4" w:space="0" w:color="auto"/>
+              <w:bottom w:val="single" w:sz="4" w:space="0" w:color="auto"/>
+              <w:right w:val="single" w:sz="4" w:space="0" w:color="auto"/>
+            </w:tcBorders>
+            <w:vAlign w:val="center"/>
+            <w:hideMark/>
+          </w:tcPr>
+          <w:p>
+            <w:pPr>
+              <w:rPr>
+                <w:rFonts w:ascii="Aptos Narrow" w:hAnsi="Aptos Narrow"/>
+                <w:b/>
+                <w:bCs/>
+                <w:color w:val="000000"/>
+                <w:sz w:val="22"/>
+                <w:szCs w:val="22"/>
+                <w:lang w:val="es-MX"/>
+              </w:rPr>
+            </w:pPr>
+            <w:r>
+              <w:rPr>
+                <w:rFonts w:ascii="Aptos Narrow" w:hAnsi="Aptos Narrow"/>
+                <w:b/>
+                <w:bCs/>
+                <w:color w:val="000000"/>
+                <w:sz w:val="22"/>
+                <w:szCs w:val="22"/>
+                <w:lang w:val="es-MX"/>
+              </w:rPr>
+              <w:t>Derechos de autor (software)</w:t>
+            </w:r>
+          </w:p>
+        </w:tc>
+        <w:tc>
+          <w:tcPr>
+            <w:tcW w:w="3380" w:type="dxa"/>
+            <w:tcBorders>
+              <w:top w:val="nil"/>
+              <w:left w:val="nil"/>
+              <w:bottom w:val="single" w:sz="4" w:space="0" w:color="auto"/>
+              <w:right w:val="single" w:sz="4" w:space="0" w:color="auto"/>
+            </w:tcBorders>
+            <w:vAlign w:val="center"/>
+            <w:hideMark/>
+          </w:tcPr>
+          <w:p>
+            <w:pPr>
+              <w:rPr>
+                <w:rFonts w:ascii="Aptos Narrow" w:hAnsi="Aptos Narrow"/>
+                <w:color w:val="000000"/>
+                <w:sz w:val="22"/>
+                <w:szCs w:val="22"/>
+                <w:lang w:val="es-MX"/>
+              </w:rPr>
+            </w:pPr>
+            <w:r>
+              <w:rPr>
+                <w:rFonts w:ascii="Aptos Narrow" w:hAnsi="Aptos Narrow"/>
+                <w:color w:val="000000"/>
+                <w:sz w:val="22"/>
+                <w:szCs w:val="22"/>
+                <w:lang w:val="es-MX"/>
+              </w:rPr>
+              <w:t>Alta</w:t>
+            </w:r>
+          </w:p>
+        </w:tc>
+        <w:tc>
+          <w:tcPr>
+            <w:tcW w:w="3843" w:type="dxa"/>
+            <w:tcBorders>
+              <w:top w:val="nil"/>
+              <w:left w:val="nil"/>
+              <w:bottom w:val="single" w:sz="4" w:space="0" w:color="auto"/>
+              <w:right w:val="single" w:sz="4" w:space="0" w:color="auto"/>
+            </w:tcBorders>
+            <w:vAlign w:val="center"/>
+            <w:hideMark/>
+          </w:tcPr>
+          <w:p>
+            <w:pPr>
+              <w:rPr>
+                <w:rFonts w:ascii="Aptos Narrow" w:hAnsi="Aptos Narrow"/>
+                <w:color w:val="000000"/>
+                <w:sz w:val="22"/>
+                <w:szCs w:val="22"/>
+                <w:lang w:val="es-MX"/>
+              </w:rPr>
+            </w:pPr>
+            <w:r>
+              <w:rPr>
+                <w:rFonts w:ascii="Aptos Narrow" w:hAnsi="Aptos Narrow"/>
+                <w:color w:val="000000"/>
+                <w:sz w:val="22"/>
+                <w:szCs w:val="22"/>
+                <w:lang w:val="es-MX"/>
+              </w:rPr>
+              <w:t>Código del GRAFCET, controlador, calculadora y firmware del sensor.</w:t>
+            </w:r>
+          </w:p>
+        </w:tc>
+      </w:tr>
+      <w:tr>
+        <w:trPr>
+          <w:trHeight w:val="864"/>
+        </w:trPr>
+        <w:tc>
+          <w:tcPr>
+            <w:tcW w:w="1537" w:type="dxa"/>
+            <w:tcBorders>
+              <w:top w:val="nil"/>
+              <w:left w:val="single" w:sz="4" w:space="0" w:color="auto"/>
+              <w:bottom w:val="single" w:sz="4" w:space="0" w:color="auto"/>
+              <w:right w:val="single" w:sz="4" w:space="0" w:color="auto"/>
+            </w:tcBorders>
+            <w:vAlign w:val="center"/>
+            <w:hideMark/>
+          </w:tcPr>
+          <w:p>
+            <w:pPr>
+              <w:rPr>
+                <w:rFonts w:ascii="Aptos Narrow" w:hAnsi="Aptos Narrow"/>
+                <w:b/>
+                <w:bCs/>
+                <w:color w:val="000000"/>
+                <w:sz w:val="22"/>
+                <w:szCs w:val="22"/>
+                <w:lang w:val="es-MX"/>
+              </w:rPr>
+            </w:pPr>
+            <w:r>
+              <w:rPr>
+                <w:rFonts w:ascii="Aptos Narrow" w:hAnsi="Aptos Narrow"/>
+                <w:b/>
+                <w:bCs/>
+                <w:color w:val="000000"/>
+                <w:sz w:val="22"/>
+                <w:szCs w:val="22"/>
+                <w:lang w:val="es-MX"/>
+              </w:rPr>
+              <w:t>Patente de método/sistema</w:t>
+            </w:r>
+          </w:p>
+        </w:tc>
+        <w:tc>
+          <w:tcPr>
+            <w:tcW w:w="3380" w:type="dxa"/>
+            <w:tcBorders>
+              <w:top w:val="nil"/>
+              <w:left w:val="nil"/>
+              <w:bottom w:val="single" w:sz="4" w:space="0" w:color="auto"/>
+              <w:right w:val="single" w:sz="4" w:space="0" w:color="auto"/>
+            </w:tcBorders>
+            <w:vAlign w:val="center"/>
+            <w:hideMark/>
+          </w:tcPr>
+          <w:p>
+            <w:pPr>
+              <w:rPr>
+                <w:rFonts w:ascii="Aptos Narrow" w:hAnsi="Aptos Narrow"/>
+                <w:color w:val="000000"/>
+                <w:sz w:val="22"/>
+                <w:szCs w:val="22"/>
+                <w:lang w:val="es-MX"/>
+              </w:rPr>
+            </w:pPr>
+            <w:r>
+              <w:rPr>
+                <w:rFonts w:ascii="Aptos Narrow" w:hAnsi="Aptos Narrow"/>
+                <w:color w:val="000000"/>
+                <w:sz w:val="22"/>
+                <w:szCs w:val="22"/>
+                <w:lang w:val="es-MX"/>
+              </w:rPr>
+              <w:t>Media (condicionada a búsqueda)</w:t>
+            </w:r>
+          </w:p>
+        </w:tc>
+        <w:tc>
+          <w:tcPr>
+            <w:tcW w:w="3843" w:type="dxa"/>
+            <w:tcBorders>
+              <w:top w:val="nil"/>
+              <w:left w:val="nil"/>
+              <w:bottom w:val="single" w:sz="4" w:space="0" w:color="auto"/>
+              <w:right w:val="single" w:sz="4" w:space="0" w:color="auto"/>
+            </w:tcBorders>
+            <w:vAlign w:val="center"/>
+            <w:hideMark/>
+          </w:tcPr>
+          <w:p>
+            <w:pPr>
+              <w:rPr>
+                <w:rFonts w:ascii="Aptos Narrow" w:hAnsi="Aptos Narrow"/>
+                <w:color w:val="000000"/>
+                <w:sz w:val="22"/>
+                <w:szCs w:val="22"/>
+                <w:lang w:val="es-MX"/>
+              </w:rPr>
+            </w:pPr>
+            <w:r>
+              <w:rPr>
+                <w:rFonts w:ascii="Aptos Narrow" w:hAnsi="Aptos Narrow"/>
+                <w:color w:val="000000"/>
+                <w:sz w:val="22"/>
+                <w:szCs w:val="22"/>
+                <w:lang w:val="es-MX"/>
+              </w:rPr>
+              <w:t>Solo si la combinación específica supera el arte previo.</w:t>
+            </w:r>
+          </w:p>
+        </w:tc>
+      </w:tr>
+      <w:tr>
+        <w:trPr>
+          <w:trHeight w:val="864"/>
+        </w:trPr>
+        <w:tc>
+          <w:tcPr>
+            <w:tcW w:w="1537" w:type="dxa"/>
+            <w:tcBorders>
+              <w:top w:val="nil"/>
+              <w:left w:val="single" w:sz="4" w:space="0" w:color="auto"/>
+              <w:bottom w:val="single" w:sz="4" w:space="0" w:color="auto"/>
+              <w:right w:val="single" w:sz="4" w:space="0" w:color="auto"/>
+            </w:tcBorders>
+            <w:vAlign w:val="center"/>
+            <w:hideMark/>
+          </w:tcPr>
+          <w:p>
+            <w:pPr>
+              <w:rPr>
+                <w:rFonts w:ascii="Aptos Narrow" w:hAnsi="Aptos Narrow"/>
+                <w:b/>
+                <w:bCs/>
+                <w:color w:val="000000"/>
+                <w:sz w:val="22"/>
+                <w:szCs w:val="22"/>
+                <w:lang w:val="es-MX"/>
+              </w:rPr>
+            </w:pPr>
+            <w:r>
+              <w:rPr>
+                <w:rFonts w:ascii="Aptos Narrow" w:hAnsi="Aptos Narrow"/>
+                <w:b/>
+                <w:bCs/>
+                <w:color w:val="000000"/>
+                <w:sz w:val="22"/>
+                <w:szCs w:val="22"/>
+                <w:lang w:val="es-MX"/>
+              </w:rPr>
+              <w:t>Marca / documentación técnica</w:t>
+            </w:r>
+          </w:p>
+        </w:tc>
+        <w:tc>
+          <w:tcPr>
+            <w:tcW w:w="3380" w:type="dxa"/>
+            <w:tcBorders>
+              <w:top w:val="nil"/>
+              <w:left w:val="nil"/>
+              <w:bottom w:val="single" w:sz="4" w:space="0" w:color="auto"/>
+              <w:right w:val="single" w:sz="4" w:space="0" w:color="auto"/>
+            </w:tcBorders>
+            <w:vAlign w:val="center"/>
+            <w:hideMark/>
+          </w:tcPr>
+          <w:p>
+            <w:pPr>
+              <w:rPr>
+                <w:rFonts w:ascii="Aptos Narrow" w:hAnsi="Aptos Narrow"/>
+                <w:color w:val="000000"/>
+                <w:sz w:val="22"/>
+                <w:szCs w:val="22"/>
+                <w:lang w:val="es-MX"/>
+              </w:rPr>
+            </w:pPr>
+            <w:r>
+              <w:rPr>
+                <w:rFonts w:ascii="Aptos Narrow" w:hAnsi="Aptos Narrow"/>
+                <w:color w:val="000000"/>
+                <w:sz w:val="22"/>
+                <w:szCs w:val="22"/>
+                <w:lang w:val="es-MX"/>
+              </w:rPr>
+              <w:t>Media</w:t>
+            </w:r>
+          </w:p>
+        </w:tc>
+        <w:tc>
+          <w:tcPr>
+            <w:tcW w:w="3843" w:type="dxa"/>
+            <w:tcBorders>
+              <w:top w:val="nil"/>
+              <w:left w:val="nil"/>
+              <w:bottom w:val="single" w:sz="4" w:space="0" w:color="auto"/>
+              <w:right w:val="single" w:sz="4" w:space="0" w:color="auto"/>
+            </w:tcBorders>
+            <w:vAlign w:val="center"/>
+            <w:hideMark/>
+          </w:tcPr>
+          <w:p>
+            <w:pPr>
+              <w:rPr>
+                <w:rFonts w:ascii="Aptos Narrow" w:hAnsi="Aptos Narrow"/>
+                <w:color w:val="000000"/>
+                <w:sz w:val="22"/>
+                <w:szCs w:val="22"/>
+                <w:lang w:val="es-MX"/>
+              </w:rPr>
+            </w:pPr>
+            <w:r>
+              <w:rPr>
+                <w:rFonts w:ascii="Aptos Narrow" w:hAnsi="Aptos Narrow"/>
+                <w:color w:val="000000"/>
+                <w:sz w:val="22"/>
+                <w:szCs w:val="22"/>
+                <w:lang w:val="es-MX"/>
+              </w:rPr>
+              <w:t>“Método propio de medición integrada de dosis” como diferenciador comercial.</w:t>
+            </w:r>
+          </w:p>
+        </w:tc>
+      </w:tr>
+    </w:tbl>
+    <w:p>
+      <w:pPr>
+        <w:spacing w:line="360" w:lineRule="auto"/>
+        <w:jc w:val="both"/>
+        <w:rPr>
+          <w:rFonts w:ascii="Century Gothic" w:hAnsi="Century Gothic"/>
+          <w:sz w:val="24"/>
+          <w:szCs w:val="24"/>
+          <w:lang w:val="es-MX"/>
+        </w:rPr>
+      </w:pPr>
+    </w:p>
+    <w:p>
+      <w:pPr>
+        <w:spacing w:line="360" w:lineRule="auto"/>
+        <w:jc w:val="both"/>
+        <w:rPr>
+          <w:rFonts w:ascii="Century Gothic" w:hAnsi="Century Gothic"/>
+          <w:sz w:val="24"/>
+          <w:szCs w:val="24"/>
+          <w:lang w:val="es-MX"/>
+        </w:rPr>
+      </w:pPr>
+    </w:p>
+    <w:p>
+      <w:pPr>
+        <w:spacing w:line="360" w:lineRule="auto"/>
+        <w:jc w:val="both"/>
+        <w:rPr>
+          <w:rFonts w:ascii="Century Gothic" w:hAnsi="Century Gothic"/>
+          <w:b/>
+          <w:bCs/>
+          <w:sz w:val="24"/>
+          <w:szCs w:val="24"/>
+          <w:lang w:val="es-MX"/>
+        </w:rPr>
+      </w:pPr>
+      <w:r>
+        <w:rPr>
+          <w:rFonts w:ascii="Century Gothic" w:hAnsi="Century Gothic"/>
+          <w:b/>
+          <w:bCs/>
+          <w:sz w:val="24"/>
+          <w:szCs w:val="24"/>
+          <w:lang w:val="es-MX"/>
+        </w:rPr>
+        <w:t>5. Qué se podría implementar para fortalecer la protección y el valor técnico</w:t>
+      </w:r>
+    </w:p>
+    <w:p>
+      <w:pPr>
+        <w:spacing w:line="360" w:lineRule="auto"/>
+        <w:jc w:val="both"/>
+        <w:rPr>
+          <w:rFonts w:ascii="Century Gothic" w:hAnsi="Century Gothic"/>
+          <w:sz w:val="24"/>
+          <w:szCs w:val="24"/>
+          <w:lang w:val="es-MX"/>
+        </w:rPr>
+      </w:pPr>
+      <w:r>
+        <w:rPr>
+          <w:rFonts w:ascii="Century Gothic" w:hAnsi="Century Gothic"/>
+          <w:sz w:val="24"/>
+          <w:szCs w:val="24"/>
+          <w:lang w:val="es-MX"/>
+        </w:rPr>
+        <w:t>Para aumentar tanto la robustez clínica como las posibilidades de protección intelectual, se recomiendan evoluciones concretas:</w:t>
+      </w:r>
+    </w:p>
+    <w:p>
+      <w:pPr>
+        <w:spacing w:line="360" w:lineRule="auto"/>
+        <w:jc w:val="both"/>
+        <w:rPr>
+          <w:rFonts w:ascii="Century Gothic" w:hAnsi="Century Gothic"/>
+          <w:b/>
+          <w:bCs/>
+          <w:sz w:val="24"/>
+          <w:szCs w:val="24"/>
+          <w:lang w:val="es-MX"/>
+        </w:rPr>
+      </w:pPr>
+      <w:r>
+        <w:rPr>
+          <w:rFonts w:ascii="Century Gothic" w:hAnsi="Century Gothic"/>
+          <w:b/>
+          <w:bCs/>
+          <w:sz w:val="24"/>
+          <w:szCs w:val="24"/>
+          <w:lang w:val="es-MX"/>
+        </w:rPr>
+        <w:t>5.1 Mejoras de método (más “patentables”)</w:t>
+      </w:r>
+    </w:p>
+    <w:p>
+      <w:pPr>
+        <w:numPr>
+          <w:ilvl w:val="0"/>
+          <w:numId w:val="18"/>
+        </w:numPr>
+        <w:spacing w:line="360" w:lineRule="auto"/>
+        <w:jc w:val="both"/>
+        <w:rPr>
+          <w:rFonts w:ascii="Century Gothic" w:hAnsi="Century Gothic"/>
+          <w:sz w:val="24"/>
+          <w:szCs w:val="24"/>
+          <w:lang w:val="es-MX"/>
+        </w:rPr>
+      </w:pPr>
+      <w:r>
+        <w:rPr>
+          <w:rFonts w:ascii="Century Gothic" w:hAnsi="Century Gothic"/>
+          <w:b/>
+          <w:bCs/>
+          <w:sz w:val="24"/>
+          <w:szCs w:val="24"/>
+          <w:lang w:val="es-MX"/>
+        </w:rPr>
+        <w:t>Paso de conductividad adaptativo</w:t>
+      </w:r>
+    </w:p>
+    <w:p>
+      <w:pPr>
+        <w:numPr>
+          <w:ilvl w:val="1"/>
+          <w:numId w:val="18"/>
+        </w:numPr>
+        <w:spacing w:line="360" w:lineRule="auto"/>
+        <w:jc w:val="both"/>
+        <w:rPr>
+          <w:rFonts w:ascii="Century Gothic" w:hAnsi="Century Gothic"/>
+          <w:sz w:val="24"/>
+          <w:szCs w:val="24"/>
+          <w:lang w:val="es-MX"/>
+        </w:rPr>
+      </w:pPr>
+      <w:r>
+        <w:rPr>
+          <w:rFonts w:ascii="Century Gothic" w:hAnsi="Century Gothic"/>
+          <w:sz w:val="24"/>
+          <w:szCs w:val="24"/>
+          <w:lang w:val="es-MX"/>
+        </w:rPr>
+        <w:lastRenderedPageBreak/>
+        <w:t>Magnitud o duración del paso en función de la respuesta del paciente, del flujo sanguíneo o de la estabilidad de la conductividad.</w:t>
+      </w:r>
+    </w:p>
+    <w:p>
+      <w:pPr>
+        <w:numPr>
+          <w:ilvl w:val="1"/>
+          <w:numId w:val="18"/>
+        </w:numPr>
+        <w:spacing w:line="360" w:lineRule="auto"/>
+        <w:jc w:val="both"/>
+        <w:rPr>
+          <w:rFonts w:ascii="Century Gothic" w:hAnsi="Century Gothic"/>
+          <w:sz w:val="24"/>
+          <w:szCs w:val="24"/>
+          <w:lang w:val="es-MX"/>
+        </w:rPr>
+      </w:pPr>
+      <w:r>
+        <w:rPr>
+          <w:rFonts w:ascii="Century Gothic" w:hAnsi="Century Gothic"/>
+          <w:sz w:val="24"/>
+          <w:szCs w:val="24"/>
+          <w:lang w:val="es-MX"/>
+        </w:rPr>
+        <w:t>Criterios automáticos de validez de T1/T2 (ruido, deriva, tiempo de estabilización).</w:t>
+      </w:r>
+    </w:p>
+    <w:p>
+      <w:pPr>
+        <w:numPr>
+          <w:ilvl w:val="0"/>
+          <w:numId w:val="18"/>
+        </w:numPr>
+        <w:spacing w:line="360" w:lineRule="auto"/>
+        <w:jc w:val="both"/>
+        <w:rPr>
+          <w:rFonts w:ascii="Century Gothic" w:hAnsi="Century Gothic"/>
+          <w:sz w:val="24"/>
+          <w:szCs w:val="24"/>
+          <w:lang w:val="es-MX"/>
+        </w:rPr>
+      </w:pPr>
+      <w:r>
+        <w:rPr>
+          <w:rFonts w:ascii="Century Gothic" w:hAnsi="Century Gothic"/>
+          <w:b/>
+          <w:bCs/>
+          <w:sz w:val="24"/>
+          <w:szCs w:val="24"/>
+          <w:lang w:val="es-MX"/>
+        </w:rPr>
+        <w:t>Fusión de fuentes de V</w:t>
+      </w:r>
+    </w:p>
+    <w:p>
+      <w:pPr>
+        <w:numPr>
+          <w:ilvl w:val="1"/>
+          <w:numId w:val="18"/>
+        </w:numPr>
+        <w:spacing w:line="360" w:lineRule="auto"/>
+        <w:jc w:val="both"/>
+        <w:rPr>
+          <w:rFonts w:ascii="Century Gothic" w:hAnsi="Century Gothic"/>
+          <w:sz w:val="24"/>
+          <w:szCs w:val="24"/>
+          <w:lang w:val="es-MX"/>
+        </w:rPr>
+      </w:pPr>
+      <w:r>
+        <w:rPr>
+          <w:rFonts w:ascii="Century Gothic" w:hAnsi="Century Gothic"/>
+          <w:sz w:val="24"/>
+          <w:szCs w:val="24"/>
+          <w:lang w:val="es-MX"/>
+        </w:rPr>
+        <w:t>Combinar Heitmann (</w:t>
+      </w:r>
+      <w:proofErr w:type="spellStart"/>
+      <w:r>
+        <w:rPr>
+          <w:rFonts w:ascii="Century Gothic" w:hAnsi="Century Gothic"/>
+          <w:sz w:val="24"/>
+          <w:szCs w:val="24"/>
+          <w:lang w:val="es-MX"/>
+        </w:rPr>
+        <w:t>bioZ</w:t>
+      </w:r>
+      <w:proofErr w:type="spellEnd"/>
+      <w:r>
+        <w:rPr>
+          <w:rFonts w:ascii="Century Gothic" w:hAnsi="Century Gothic"/>
+          <w:sz w:val="24"/>
+          <w:szCs w:val="24"/>
+          <w:lang w:val="es-MX"/>
+        </w:rPr>
+        <w:t>) con estimación antropométrica y, si está disponible, con modelado cinético previo.</w:t>
+      </w:r>
+    </w:p>
+    <w:p>
+      <w:pPr>
+        <w:numPr>
+          <w:ilvl w:val="1"/>
+          <w:numId w:val="18"/>
+        </w:numPr>
+        <w:spacing w:line="360" w:lineRule="auto"/>
+        <w:jc w:val="both"/>
+        <w:rPr>
+          <w:rFonts w:ascii="Century Gothic" w:hAnsi="Century Gothic"/>
+          <w:sz w:val="24"/>
+          <w:szCs w:val="24"/>
+          <w:lang w:val="es-MX"/>
+        </w:rPr>
+      </w:pPr>
+      <w:r>
+        <w:rPr>
+          <w:rFonts w:ascii="Century Gothic" w:hAnsi="Century Gothic"/>
+          <w:sz w:val="24"/>
+          <w:szCs w:val="24"/>
+          <w:lang w:val="es-MX"/>
+        </w:rPr>
+        <w:t xml:space="preserve">Ponderación o selección automática según calidad de la señal </w:t>
+      </w:r>
+    </w:p>
+    <w:p>
+      <w:pPr>
+        <w:numPr>
+          <w:ilvl w:val="1"/>
+          <w:numId w:val="18"/>
+        </w:numPr>
+        <w:spacing w:line="360" w:lineRule="auto"/>
+        <w:jc w:val="both"/>
+        <w:rPr>
+          <w:rFonts w:ascii="Century Gothic" w:hAnsi="Century Gothic"/>
+          <w:sz w:val="24"/>
+          <w:szCs w:val="24"/>
+          <w:lang w:val="es-MX"/>
+        </w:rPr>
+      </w:pPr>
+      <w:r>
+        <w:rPr>
+          <w:rFonts w:ascii="Century Gothic" w:hAnsi="Century Gothic"/>
+          <w:sz w:val="24"/>
+          <w:szCs w:val="24"/>
+          <w:lang w:val="es-MX"/>
+        </w:rPr>
+        <w:t>de fase.</w:t>
+      </w:r>
+    </w:p>
+    <w:p>
+      <w:pPr>
+        <w:numPr>
+          <w:ilvl w:val="0"/>
+          <w:numId w:val="18"/>
+        </w:numPr>
+        <w:spacing w:line="360" w:lineRule="auto"/>
+        <w:jc w:val="both"/>
+        <w:rPr>
+          <w:rFonts w:ascii="Century Gothic" w:hAnsi="Century Gothic"/>
+          <w:sz w:val="24"/>
+          <w:szCs w:val="24"/>
+          <w:lang w:val="es-MX"/>
+        </w:rPr>
+      </w:pPr>
+      <w:r>
+        <w:rPr>
+          <w:rFonts w:ascii="Century Gothic" w:hAnsi="Century Gothic"/>
+          <w:b/>
+          <w:bCs/>
+          <w:sz w:val="24"/>
+          <w:szCs w:val="24"/>
+          <w:lang w:val="es-MX"/>
+        </w:rPr>
+        <w:t xml:space="preserve">Control de calidad </w:t>
+      </w:r>
+      <w:proofErr w:type="spellStart"/>
+      <w:r>
+        <w:rPr>
+          <w:rFonts w:ascii="Century Gothic" w:hAnsi="Century Gothic"/>
+          <w:b/>
+          <w:bCs/>
+          <w:sz w:val="24"/>
+          <w:szCs w:val="24"/>
+          <w:lang w:val="es-MX"/>
+        </w:rPr>
+        <w:t>multi-criterio</w:t>
+      </w:r>
+      <w:proofErr w:type="spellEnd"/>
+      <w:r>
+        <w:rPr>
+          <w:rFonts w:ascii="Century Gothic" w:hAnsi="Century Gothic"/>
+          <w:b/>
+          <w:bCs/>
+          <w:sz w:val="24"/>
+          <w:szCs w:val="24"/>
+          <w:lang w:val="es-MX"/>
+        </w:rPr>
+        <w:t xml:space="preserve"> de bioimpedancia</w:t>
+      </w:r>
+    </w:p>
+    <w:p>
+      <w:pPr>
+        <w:numPr>
+          <w:ilvl w:val="1"/>
+          <w:numId w:val="18"/>
+        </w:numPr>
+        <w:spacing w:line="360" w:lineRule="auto"/>
+        <w:jc w:val="both"/>
+        <w:rPr>
+          <w:rFonts w:ascii="Century Gothic" w:hAnsi="Century Gothic"/>
+          <w:sz w:val="24"/>
+          <w:szCs w:val="24"/>
+          <w:lang w:val="es-MX"/>
+        </w:rPr>
+      </w:pPr>
+      <w:r>
+        <w:rPr>
+          <w:rFonts w:ascii="Century Gothic" w:hAnsi="Century Gothic"/>
+          <w:sz w:val="24"/>
+          <w:szCs w:val="24"/>
+          <w:lang w:val="es-MX"/>
+        </w:rPr>
+        <w:t>Rango de fase + rango de magnitud + estabilidad entre promedios + detección de mal contacto de electrodos.</w:t>
+      </w:r>
+    </w:p>
+    <w:p>
+      <w:pPr>
+        <w:numPr>
+          <w:ilvl w:val="1"/>
+          <w:numId w:val="18"/>
+        </w:numPr>
+        <w:spacing w:line="360" w:lineRule="auto"/>
+        <w:jc w:val="both"/>
+        <w:rPr>
+          <w:rFonts w:ascii="Century Gothic" w:hAnsi="Century Gothic"/>
+          <w:sz w:val="24"/>
+          <w:szCs w:val="24"/>
+          <w:lang w:val="es-MX"/>
+        </w:rPr>
+      </w:pPr>
+      <w:r>
+        <w:rPr>
+          <w:rFonts w:ascii="Century Gothic" w:hAnsi="Century Gothic"/>
+          <w:sz w:val="24"/>
+          <w:szCs w:val="24"/>
+          <w:lang w:val="es-MX"/>
+        </w:rPr>
+        <w:t>Reintentos limitados y registro de calidad de la medición.</w:t>
+      </w:r>
+    </w:p>
+    <w:p>
+      <w:pPr>
+        <w:numPr>
+          <w:ilvl w:val="0"/>
+          <w:numId w:val="18"/>
+        </w:numPr>
+        <w:spacing w:line="360" w:lineRule="auto"/>
+        <w:jc w:val="both"/>
+        <w:rPr>
+          <w:rFonts w:ascii="Century Gothic" w:hAnsi="Century Gothic"/>
+          <w:sz w:val="24"/>
+          <w:szCs w:val="24"/>
+          <w:lang w:val="es-MX"/>
+        </w:rPr>
+      </w:pPr>
+      <w:r>
+        <w:rPr>
+          <w:rFonts w:ascii="Century Gothic" w:hAnsi="Century Gothic"/>
+          <w:b/>
+          <w:bCs/>
+          <w:sz w:val="24"/>
+          <w:szCs w:val="24"/>
+          <w:lang w:val="es-MX"/>
+        </w:rPr>
+        <w:t>Cierre de lazo (</w:t>
+      </w:r>
+      <w:proofErr w:type="spellStart"/>
+      <w:r>
+        <w:rPr>
+          <w:rFonts w:ascii="Century Gothic" w:hAnsi="Century Gothic"/>
+          <w:b/>
+          <w:bCs/>
+          <w:sz w:val="24"/>
+          <w:szCs w:val="24"/>
+          <w:lang w:val="es-MX"/>
+        </w:rPr>
+        <w:t>closed-loop</w:t>
+      </w:r>
+      <w:proofErr w:type="spellEnd"/>
+      <w:r>
+        <w:rPr>
+          <w:rFonts w:ascii="Century Gothic" w:hAnsi="Century Gothic"/>
+          <w:b/>
+          <w:bCs/>
+          <w:sz w:val="24"/>
+          <w:szCs w:val="24"/>
+          <w:lang w:val="es-MX"/>
+        </w:rPr>
+        <w:t>)</w:t>
+      </w:r>
+    </w:p>
+    <w:p>
+      <w:pPr>
+        <w:numPr>
+          <w:ilvl w:val="1"/>
+          <w:numId w:val="18"/>
+        </w:numPr>
+        <w:spacing w:line="360" w:lineRule="auto"/>
+        <w:jc w:val="both"/>
+        <w:rPr>
+          <w:rFonts w:ascii="Century Gothic" w:hAnsi="Century Gothic"/>
+          <w:sz w:val="24"/>
+          <w:szCs w:val="24"/>
+          <w:lang w:val="es-MX"/>
+        </w:rPr>
+      </w:pPr>
+      <w:r>
+        <w:rPr>
+          <w:rFonts w:ascii="Century Gothic" w:hAnsi="Century Gothic"/>
+          <w:sz w:val="24"/>
+          <w:szCs w:val="24"/>
+          <w:lang w:val="es-MX"/>
+        </w:rPr>
+        <w:t xml:space="preserve">Ajuste automático de parámetros de diálisis (tiempo, </w:t>
+      </w:r>
+      <w:proofErr w:type="spellStart"/>
+      <w:r>
+        <w:rPr>
+          <w:rFonts w:ascii="Century Gothic" w:hAnsi="Century Gothic"/>
+          <w:sz w:val="24"/>
+          <w:szCs w:val="24"/>
+          <w:lang w:val="es-MX"/>
+        </w:rPr>
+        <w:t>Qb</w:t>
+      </w:r>
+      <w:proofErr w:type="spellEnd"/>
+      <w:r>
+        <w:rPr>
+          <w:rFonts w:ascii="Century Gothic" w:hAnsi="Century Gothic"/>
+          <w:sz w:val="24"/>
+          <w:szCs w:val="24"/>
+          <w:lang w:val="es-MX"/>
+        </w:rPr>
+        <w:t xml:space="preserve">, </w:t>
+      </w:r>
+      <w:proofErr w:type="spellStart"/>
+      <w:r>
+        <w:rPr>
+          <w:rFonts w:ascii="Century Gothic" w:hAnsi="Century Gothic"/>
+          <w:sz w:val="24"/>
+          <w:szCs w:val="24"/>
+          <w:lang w:val="es-MX"/>
+        </w:rPr>
+        <w:t>Qd</w:t>
+      </w:r>
+      <w:proofErr w:type="spellEnd"/>
+      <w:r>
+        <w:rPr>
+          <w:rFonts w:ascii="Century Gothic" w:hAnsi="Century Gothic"/>
+          <w:sz w:val="24"/>
+          <w:szCs w:val="24"/>
+          <w:lang w:val="es-MX"/>
+        </w:rPr>
+        <w:t xml:space="preserve">) en función del </w:t>
+      </w:r>
+      <w:proofErr w:type="spellStart"/>
+      <w:r>
+        <w:rPr>
+          <w:rFonts w:ascii="Century Gothic" w:hAnsi="Century Gothic"/>
+          <w:sz w:val="24"/>
+          <w:szCs w:val="24"/>
+          <w:lang w:val="es-MX"/>
+        </w:rPr>
+        <w:t>Kt</w:t>
+      </w:r>
+      <w:proofErr w:type="spellEnd"/>
+      <w:r>
+        <w:rPr>
+          <w:rFonts w:ascii="Century Gothic" w:hAnsi="Century Gothic"/>
+          <w:sz w:val="24"/>
+          <w:szCs w:val="24"/>
+          <w:lang w:val="es-MX"/>
+        </w:rPr>
+        <w:t>/V en línea, con límites de seguridad.</w:t>
+      </w:r>
+    </w:p>
+    <w:p>
+      <w:pPr>
+        <w:numPr>
+          <w:ilvl w:val="1"/>
+          <w:numId w:val="18"/>
+        </w:numPr>
+        <w:spacing w:line="360" w:lineRule="auto"/>
+        <w:jc w:val="both"/>
+        <w:rPr>
+          <w:rFonts w:ascii="Century Gothic" w:hAnsi="Century Gothic"/>
+          <w:sz w:val="24"/>
+          <w:szCs w:val="24"/>
+          <w:lang w:val="es-MX"/>
+        </w:rPr>
+      </w:pPr>
+      <w:r>
+        <w:rPr>
+          <w:rFonts w:ascii="Century Gothic" w:hAnsi="Century Gothic"/>
+          <w:sz w:val="24"/>
+          <w:szCs w:val="24"/>
+          <w:lang w:val="es-MX"/>
+        </w:rPr>
+        <w:t>Esto eleva el nivel de invención de “medición” a “sistema de control de dosis”.</w:t>
+      </w:r>
+    </w:p>
+    <w:p>
+      <w:pPr>
+        <w:numPr>
+          <w:ilvl w:val="0"/>
+          <w:numId w:val="18"/>
+        </w:numPr>
+        <w:spacing w:line="360" w:lineRule="auto"/>
+        <w:jc w:val="both"/>
+        <w:rPr>
+          <w:rFonts w:ascii="Century Gothic" w:hAnsi="Century Gothic"/>
+          <w:sz w:val="24"/>
+          <w:szCs w:val="24"/>
+          <w:lang w:val="es-MX"/>
+        </w:rPr>
+      </w:pPr>
+      <w:r>
+        <w:rPr>
+          <w:rFonts w:ascii="Century Gothic" w:hAnsi="Century Gothic"/>
+          <w:b/>
+          <w:bCs/>
+          <w:sz w:val="24"/>
+          <w:szCs w:val="24"/>
+          <w:lang w:val="es-MX"/>
+        </w:rPr>
+        <w:t>Modelo de cálculo documentado y validado</w:t>
+      </w:r>
+    </w:p>
+    <w:p>
+      <w:pPr>
+        <w:numPr>
+          <w:ilvl w:val="1"/>
+          <w:numId w:val="18"/>
+        </w:numPr>
+        <w:spacing w:line="360" w:lineRule="auto"/>
+        <w:jc w:val="both"/>
+        <w:rPr>
+          <w:rFonts w:ascii="Century Gothic" w:hAnsi="Century Gothic"/>
+          <w:sz w:val="24"/>
+          <w:szCs w:val="24"/>
+          <w:lang w:val="es-MX"/>
+        </w:rPr>
+      </w:pPr>
+      <w:r>
+        <w:rPr>
+          <w:rFonts w:ascii="Century Gothic" w:hAnsi="Century Gothic"/>
+          <w:sz w:val="24"/>
+          <w:szCs w:val="24"/>
+          <w:lang w:val="es-MX"/>
+        </w:rPr>
+        <w:t xml:space="preserve">Publicar (o reservar) la ecuación exacta de K a partir de T1/T2 y la forma de obtener </w:t>
+      </w:r>
+      <w:proofErr w:type="spellStart"/>
+      <w:r>
+        <w:rPr>
+          <w:rFonts w:ascii="Century Gothic" w:hAnsi="Century Gothic"/>
+          <w:sz w:val="24"/>
+          <w:szCs w:val="24"/>
+          <w:lang w:val="es-MX"/>
+        </w:rPr>
+        <w:t>Kt</w:t>
+      </w:r>
+      <w:proofErr w:type="spellEnd"/>
+      <w:r>
+        <w:rPr>
+          <w:rFonts w:ascii="Century Gothic" w:hAnsi="Century Gothic"/>
+          <w:sz w:val="24"/>
+          <w:szCs w:val="24"/>
+          <w:lang w:val="es-MX"/>
+        </w:rPr>
+        <w:t>/V proyectado vs. acumulado.</w:t>
+      </w:r>
+    </w:p>
+    <w:p>
+      <w:pPr>
+        <w:numPr>
+          <w:ilvl w:val="1"/>
+          <w:numId w:val="18"/>
+        </w:numPr>
+        <w:spacing w:line="360" w:lineRule="auto"/>
+        <w:jc w:val="both"/>
+        <w:rPr>
+          <w:rFonts w:ascii="Century Gothic" w:hAnsi="Century Gothic"/>
+          <w:sz w:val="24"/>
+          <w:szCs w:val="24"/>
+          <w:lang w:val="es-MX"/>
+        </w:rPr>
+      </w:pPr>
+      <w:r>
+        <w:rPr>
+          <w:rFonts w:ascii="Century Gothic" w:hAnsi="Century Gothic"/>
+          <w:sz w:val="24"/>
+          <w:szCs w:val="24"/>
+          <w:lang w:val="es-MX"/>
+        </w:rPr>
+        <w:t>Validación frente a referencia sanguínea (</w:t>
+      </w:r>
+      <w:proofErr w:type="spellStart"/>
+      <w:r>
+        <w:rPr>
+          <w:rFonts w:ascii="Century Gothic" w:hAnsi="Century Gothic"/>
+          <w:sz w:val="24"/>
+          <w:szCs w:val="24"/>
+          <w:lang w:val="es-MX"/>
+        </w:rPr>
+        <w:t>Daugirdas</w:t>
+      </w:r>
+      <w:proofErr w:type="spellEnd"/>
+      <w:r>
+        <w:rPr>
+          <w:rFonts w:ascii="Century Gothic" w:hAnsi="Century Gothic"/>
+          <w:sz w:val="24"/>
+          <w:szCs w:val="24"/>
+          <w:lang w:val="es-MX"/>
+        </w:rPr>
+        <w:t xml:space="preserve"> u otra) en estudio clínico controlado.</w:t>
+      </w:r>
+    </w:p>
+    <w:p>
+      <w:pPr>
+        <w:spacing w:line="360" w:lineRule="auto"/>
+        <w:jc w:val="both"/>
+        <w:rPr>
+          <w:rFonts w:ascii="Century Gothic" w:hAnsi="Century Gothic"/>
+          <w:b/>
+          <w:bCs/>
+          <w:sz w:val="24"/>
+          <w:szCs w:val="24"/>
+          <w:lang w:val="es-MX"/>
+        </w:rPr>
+      </w:pPr>
+      <w:r>
+        <w:rPr>
+          <w:rFonts w:ascii="Century Gothic" w:hAnsi="Century Gothic"/>
+          <w:b/>
+          <w:bCs/>
+          <w:sz w:val="24"/>
+          <w:szCs w:val="24"/>
+          <w:lang w:val="es-MX"/>
+        </w:rPr>
+        <w:t>5.2 Mejoras de implementación (refuerzan secreto industrial y copyright)</w:t>
+      </w:r>
+    </w:p>
+    <w:p>
+      <w:pPr>
+        <w:numPr>
+          <w:ilvl w:val="0"/>
+          <w:numId w:val="19"/>
+        </w:numPr>
+        <w:spacing w:line="360" w:lineRule="auto"/>
+        <w:jc w:val="both"/>
+        <w:rPr>
+          <w:rFonts w:ascii="Century Gothic" w:hAnsi="Century Gothic"/>
+          <w:sz w:val="24"/>
+          <w:szCs w:val="24"/>
+          <w:lang w:val="es-MX"/>
+        </w:rPr>
+      </w:pPr>
+      <w:r>
+        <w:rPr>
+          <w:rFonts w:ascii="Century Gothic" w:hAnsi="Century Gothic"/>
+          <w:sz w:val="24"/>
+          <w:szCs w:val="24"/>
+          <w:lang w:val="es-MX"/>
+        </w:rPr>
+        <w:t>Parametrización configurable del paso (</w:t>
+      </w:r>
+      <w:proofErr w:type="spellStart"/>
+      <w:r>
+        <w:rPr>
+          <w:rFonts w:ascii="Century Gothic" w:hAnsi="Century Gothic"/>
+          <w:sz w:val="24"/>
+          <w:szCs w:val="24"/>
+          <w:lang w:val="es-MX"/>
+        </w:rPr>
+        <w:t>Δσ</w:t>
+      </w:r>
+      <w:proofErr w:type="spellEnd"/>
+      <w:r>
+        <w:rPr>
+          <w:rFonts w:ascii="Century Gothic" w:hAnsi="Century Gothic"/>
+          <w:sz w:val="24"/>
+          <w:szCs w:val="24"/>
+          <w:lang w:val="es-MX"/>
+        </w:rPr>
+        <w:t>, tiempos de espera) sin exponer la lógica interna.</w:t>
+      </w:r>
+    </w:p>
+    <w:p>
+      <w:pPr>
+        <w:numPr>
+          <w:ilvl w:val="0"/>
+          <w:numId w:val="19"/>
+        </w:numPr>
+        <w:spacing w:line="360" w:lineRule="auto"/>
+        <w:jc w:val="both"/>
+        <w:rPr>
+          <w:rFonts w:ascii="Century Gothic" w:hAnsi="Century Gothic"/>
+          <w:sz w:val="24"/>
+          <w:szCs w:val="24"/>
+          <w:lang w:val="es-MX"/>
+        </w:rPr>
+      </w:pPr>
+      <w:r>
+        <w:rPr>
+          <w:rFonts w:ascii="Century Gothic" w:hAnsi="Century Gothic"/>
+          <w:sz w:val="24"/>
+          <w:szCs w:val="24"/>
+          <w:lang w:val="es-MX"/>
+        </w:rPr>
+        <w:t>Registro auditado de cada paso del GRAFCET (trazabilidad regulatoria).</w:t>
+      </w:r>
+    </w:p>
+    <w:p>
+      <w:pPr>
+        <w:numPr>
+          <w:ilvl w:val="0"/>
+          <w:numId w:val="19"/>
+        </w:numPr>
+        <w:spacing w:line="360" w:lineRule="auto"/>
+        <w:jc w:val="both"/>
+        <w:rPr>
+          <w:rFonts w:ascii="Century Gothic" w:hAnsi="Century Gothic"/>
+          <w:sz w:val="24"/>
+          <w:szCs w:val="24"/>
+          <w:lang w:val="es-MX"/>
+        </w:rPr>
+      </w:pPr>
+      <w:r>
+        <w:rPr>
+          <w:rFonts w:ascii="Century Gothic" w:hAnsi="Century Gothic"/>
+          <w:sz w:val="24"/>
+          <w:szCs w:val="24"/>
+          <w:lang w:val="es-MX"/>
+        </w:rPr>
+        <w:t xml:space="preserve">Separación clara entre capa de medición (sensor + </w:t>
+      </w:r>
+      <w:proofErr w:type="spellStart"/>
+      <w:r>
+        <w:rPr>
+          <w:rFonts w:ascii="Century Gothic" w:hAnsi="Century Gothic"/>
+          <w:sz w:val="24"/>
+          <w:szCs w:val="24"/>
+          <w:lang w:val="es-MX"/>
+        </w:rPr>
+        <w:t>parseo</w:t>
+      </w:r>
+      <w:proofErr w:type="spellEnd"/>
+      <w:r>
+        <w:rPr>
+          <w:rFonts w:ascii="Century Gothic" w:hAnsi="Century Gothic"/>
+          <w:sz w:val="24"/>
+          <w:szCs w:val="24"/>
+          <w:lang w:val="es-MX"/>
+        </w:rPr>
+        <w:t>) y capa de secuencia (GRAFCET), facilitando protección modular del software.</w:t>
+      </w:r>
+    </w:p>
+    <w:p>
+      <w:pPr>
+        <w:spacing w:line="360" w:lineRule="auto"/>
+        <w:jc w:val="both"/>
+        <w:rPr>
+          <w:rFonts w:ascii="Century Gothic" w:hAnsi="Century Gothic"/>
+          <w:sz w:val="24"/>
+          <w:szCs w:val="24"/>
+          <w:lang w:val="es-MX"/>
+        </w:rPr>
+      </w:pPr>
+    </w:p>
+    <w:p>
+      <w:pPr>
+        <w:spacing w:line="360" w:lineRule="auto"/>
+        <w:jc w:val="both"/>
+        <w:rPr>
+          <w:rFonts w:ascii="Century Gothic" w:hAnsi="Century Gothic"/>
+          <w:b/>
+          <w:bCs/>
+          <w:sz w:val="24"/>
+          <w:szCs w:val="24"/>
+          <w:lang w:val="es-MX"/>
+        </w:rPr>
+      </w:pPr>
+      <w:r>
+        <w:rPr>
+          <w:rFonts w:ascii="Century Gothic" w:hAnsi="Century Gothic"/>
+          <w:b/>
+          <w:bCs/>
+          <w:sz w:val="24"/>
+          <w:szCs w:val="24"/>
+          <w:lang w:val="es-MX"/>
+        </w:rPr>
+        <w:lastRenderedPageBreak/>
+        <w:t>6. Cómo presentar el diferenciador (mensaje interno y externo)</w:t>
+      </w:r>
+    </w:p>
+    <w:p>
+      <w:pPr>
+        <w:spacing w:line="360" w:lineRule="auto"/>
+        <w:jc w:val="both"/>
+        <w:rPr>
+          <w:rFonts w:ascii="Century Gothic" w:hAnsi="Century Gothic"/>
+          <w:sz w:val="24"/>
+          <w:szCs w:val="24"/>
+          <w:lang w:val="es-MX"/>
+        </w:rPr>
+      </w:pPr>
+      <w:r>
+        <w:rPr>
+          <w:rFonts w:ascii="Century Gothic" w:hAnsi="Century Gothic"/>
+          <w:b/>
+          <w:bCs/>
+          <w:sz w:val="24"/>
+          <w:szCs w:val="24"/>
+          <w:lang w:val="es-MX"/>
+        </w:rPr>
+        <w:t>Evitar:</w:t>
+      </w:r>
+      <w:r>
+        <w:rPr>
+          <w:rFonts w:ascii="Century Gothic" w:hAnsi="Century Gothic"/>
+          <w:sz w:val="24"/>
+          <w:szCs w:val="24"/>
+          <w:lang w:val="es-MX"/>
+        </w:rPr>
+        <w:t xml:space="preserve"> “Hacemos un paso de conductividad; eso nos diferencia de las máquinas comerciales.”</w:t>
+      </w:r>
+    </w:p>
+    <w:p>
+      <w:pPr>
+        <w:spacing w:line="360" w:lineRule="auto"/>
+        <w:jc w:val="both"/>
+        <w:rPr>
+          <w:rFonts w:ascii="Century Gothic" w:hAnsi="Century Gothic"/>
+          <w:sz w:val="24"/>
+          <w:szCs w:val="24"/>
+          <w:lang w:val="es-MX"/>
+        </w:rPr>
+      </w:pPr>
+      <w:proofErr w:type="spellStart"/>
+      <w:r>
+        <w:rPr>
+          <w:rFonts w:ascii="Century Gothic" w:hAnsi="Century Gothic"/>
+          <w:b/>
+          <w:bCs/>
+          <w:sz w:val="24"/>
+          <w:szCs w:val="24"/>
+          <w:lang w:val="es-MX"/>
+        </w:rPr>
+        <w:t>Usplear</w:t>
+      </w:r>
+      <w:proofErr w:type="spellEnd"/>
+      <w:r>
+        <w:rPr>
+          <w:rFonts w:ascii="Century Gothic" w:hAnsi="Century Gothic"/>
+          <w:b/>
+          <w:bCs/>
+          <w:sz w:val="24"/>
+          <w:szCs w:val="24"/>
+          <w:lang w:val="es-MX"/>
+        </w:rPr>
+        <w:t>:</w:t>
+      </w:r>
+      <w:r>
+        <w:rPr>
+          <w:rFonts w:ascii="Century Gothic" w:hAnsi="Century Gothic"/>
+          <w:sz w:val="24"/>
+          <w:szCs w:val="24"/>
+          <w:lang w:val="es-MX"/>
+        </w:rPr>
+        <w:t xml:space="preserve"> “El sistema realiza una medición integrada de </w:t>
+      </w:r>
+      <w:proofErr w:type="spellStart"/>
+      <w:r>
+        <w:rPr>
+          <w:rFonts w:ascii="Century Gothic" w:hAnsi="Century Gothic"/>
+          <w:sz w:val="24"/>
+          <w:szCs w:val="24"/>
+          <w:lang w:val="es-MX"/>
+        </w:rPr>
+        <w:t>Kt</w:t>
+      </w:r>
+      <w:proofErr w:type="spellEnd"/>
+      <w:r>
+        <w:rPr>
+          <w:rFonts w:ascii="Century Gothic" w:hAnsi="Century Gothic"/>
+          <w:sz w:val="24"/>
+          <w:szCs w:val="24"/>
+          <w:lang w:val="es-MX"/>
+        </w:rPr>
+        <w:t xml:space="preserve">/V en la que el aclaramiento (K) se obtiene mediante un paso controlado de conductividad y el volumen de distribución (V) se determina en el mismo ciclo por bioimpedancia (fórmula de Heitmann), bajo una secuencia automática y segura (GRAFCET) con validación de calidad de la medición (ángulo de fase) y restauración garantizada de los </w:t>
+      </w:r>
+      <w:proofErr w:type="spellStart"/>
+      <w:r>
+        <w:rPr>
+          <w:rFonts w:ascii="Century Gothic" w:hAnsi="Century Gothic"/>
+          <w:sz w:val="24"/>
+          <w:szCs w:val="24"/>
+          <w:lang w:val="es-MX"/>
+        </w:rPr>
+        <w:t>setpoints</w:t>
+      </w:r>
+      <w:proofErr w:type="spellEnd"/>
+      <w:r>
+        <w:rPr>
+          <w:rFonts w:ascii="Century Gothic" w:hAnsi="Century Gothic"/>
+          <w:sz w:val="24"/>
+          <w:szCs w:val="24"/>
+          <w:lang w:val="es-MX"/>
+        </w:rPr>
+        <w:t xml:space="preserve"> del tratamiento.”</w:t>
+      </w:r>
+    </w:p>
+    <w:p>
+      <w:pPr>
+        <w:spacing w:line="360" w:lineRule="auto"/>
+        <w:jc w:val="both"/>
+        <w:rPr>
+          <w:rFonts w:ascii="Century Gothic" w:hAnsi="Century Gothic"/>
+          <w:sz w:val="24"/>
+          <w:szCs w:val="24"/>
+          <w:lang w:val="es-MX"/>
+        </w:rPr>
+      </w:pPr>
+      <w:r>
+        <w:rPr>
+          <w:rFonts w:ascii="Century Gothic" w:hAnsi="Century Gothic"/>
+          <w:sz w:val="24"/>
+          <w:szCs w:val="24"/>
+          <w:lang w:val="es-MX"/>
+        </w:rPr>
+        <w:t xml:space="preserve">Este enunciado es técnicamente correcto, defendible y no </w:t>
+      </w:r>
+      <w:proofErr w:type="spellStart"/>
+      <w:r>
+        <w:rPr>
+          <w:rFonts w:ascii="Century Gothic" w:hAnsi="Century Gothic"/>
+          <w:sz w:val="24"/>
+          <w:szCs w:val="24"/>
+          <w:lang w:val="es-MX"/>
+        </w:rPr>
+        <w:t>sobreclama</w:t>
+      </w:r>
+      <w:proofErr w:type="spellEnd"/>
+      <w:r>
+        <w:rPr>
+          <w:rFonts w:ascii="Century Gothic" w:hAnsi="Century Gothic"/>
+          <w:sz w:val="24"/>
+          <w:szCs w:val="24"/>
+          <w:lang w:val="es-MX"/>
+        </w:rPr>
+        <w:t xml:space="preserve"> novedad sobre el principio físico ya conocido.</w:t>
+      </w:r>
+    </w:p>
+    <w:p>
+      <w:pPr>
+        <w:spacing w:line="360" w:lineRule="auto"/>
+        <w:jc w:val="both"/>
+        <w:rPr>
+          <w:rFonts w:ascii="Century Gothic" w:hAnsi="Century Gothic"/>
+          <w:sz w:val="24"/>
+          <w:szCs w:val="24"/>
+          <w:lang w:val="es-MX"/>
+        </w:rPr>
+      </w:pPr>
+      <w:r>
+        <w:rPr>
+          <w:rFonts w:ascii="Century Gothic" w:hAnsi="Century Gothic"/>
+          <w:sz w:val="24"/>
+          <w:szCs w:val="24"/>
+          <w:lang w:val="es-MX"/>
+        </w:rPr>
+        <w:pict w14:anchorId="00297D0A">
+          <v:rect id="_x0000_i1043" style="width:0;height:1.5pt" o:hralign="center" o:hrstd="t" o:hr="t" fillcolor="#a0a0a0" stroked="f"/>
+        </w:pict>
+      </w:r>
+    </w:p>
+    <w:p>
+      <w:pPr>
+        <w:spacing w:line="360" w:lineRule="auto"/>
+        <w:jc w:val="both"/>
+        <w:rPr>
+          <w:rFonts w:ascii="Century Gothic" w:hAnsi="Century Gothic"/>
+          <w:b/>
+          <w:bCs/>
+          <w:sz w:val="24"/>
+          <w:szCs w:val="24"/>
+          <w:lang w:val="es-MX"/>
+        </w:rPr>
+      </w:pPr>
+      <w:r>
+        <w:rPr>
+          <w:rFonts w:ascii="Century Gothic" w:hAnsi="Century Gothic"/>
+          <w:b/>
+          <w:bCs/>
+          <w:sz w:val="24"/>
+          <w:szCs w:val="24"/>
+          <w:lang w:val="es-MX"/>
+        </w:rPr>
+        <w:t>7. Conclusiones</w:t>
+      </w:r>
+    </w:p>
+    <w:p>
+      <w:pPr>
+        <w:numPr>
+          <w:ilvl w:val="0"/>
+          <w:numId w:val="20"/>
+        </w:numPr>
+        <w:spacing w:line="360" w:lineRule="auto"/>
+        <w:jc w:val="both"/>
+        <w:rPr>
+          <w:rFonts w:ascii="Century Gothic" w:hAnsi="Century Gothic"/>
+          <w:sz w:val="24"/>
+          <w:szCs w:val="24"/>
+          <w:lang w:val="es-MX"/>
+        </w:rPr>
+      </w:pPr>
+      <w:r>
+        <w:rPr>
+          <w:rFonts w:ascii="Century Gothic" w:hAnsi="Century Gothic"/>
+          <w:sz w:val="24"/>
+          <w:szCs w:val="24"/>
+          <w:lang w:val="es-MX"/>
+        </w:rPr>
+        <w:t xml:space="preserve">El </w:t>
+      </w:r>
+      <w:r>
+        <w:rPr>
+          <w:rFonts w:ascii="Century Gothic" w:hAnsi="Century Gothic"/>
+          <w:b/>
+          <w:bCs/>
+          <w:sz w:val="24"/>
+          <w:szCs w:val="24"/>
+          <w:lang w:val="es-MX"/>
+        </w:rPr>
+        <w:t>paso de conductividad</w:t>
+      </w:r>
+      <w:r>
+        <w:rPr>
+          <w:rFonts w:ascii="Century Gothic" w:hAnsi="Century Gothic"/>
+          <w:sz w:val="24"/>
+          <w:szCs w:val="24"/>
+          <w:lang w:val="es-MX"/>
+        </w:rPr>
+        <w:t xml:space="preserve"> es arte previo; no constituye por sí solo un diferenciador patentable.</w:t>
+      </w:r>
+    </w:p>
+    <w:p>
+      <w:pPr>
+        <w:numPr>
+          <w:ilvl w:val="0"/>
+          <w:numId w:val="20"/>
+        </w:numPr>
+        <w:spacing w:line="360" w:lineRule="auto"/>
+        <w:jc w:val="both"/>
+        <w:rPr>
+          <w:rFonts w:ascii="Century Gothic" w:hAnsi="Century Gothic"/>
+          <w:sz w:val="24"/>
+          <w:szCs w:val="24"/>
+          <w:lang w:val="es-MX"/>
+        </w:rPr>
+      </w:pPr>
+      <w:r>
+        <w:rPr>
+          <w:rFonts w:ascii="Century Gothic" w:hAnsi="Century Gothic"/>
+          <w:sz w:val="24"/>
+          <w:szCs w:val="24"/>
+          <w:lang w:val="es-MX"/>
+        </w:rPr>
+        <w:t xml:space="preserve">El </w:t>
+      </w:r>
+      <w:r>
+        <w:rPr>
+          <w:rFonts w:ascii="Century Gothic" w:hAnsi="Century Gothic"/>
+          <w:b/>
+          <w:bCs/>
+          <w:sz w:val="24"/>
+          <w:szCs w:val="24"/>
+          <w:lang w:val="es-MX"/>
+        </w:rPr>
+        <w:t>diferenciador real</w:t>
+      </w:r>
+      <w:r>
+        <w:rPr>
+          <w:rFonts w:ascii="Century Gothic" w:hAnsi="Century Gothic"/>
+          <w:sz w:val="24"/>
+          <w:szCs w:val="24"/>
+          <w:lang w:val="es-MX"/>
+        </w:rPr>
+        <w:t xml:space="preserve"> es la </w:t>
+      </w:r>
+      <w:r>
+        <w:rPr>
+          <w:rFonts w:ascii="Century Gothic" w:hAnsi="Century Gothic"/>
+          <w:b/>
+          <w:bCs/>
+          <w:sz w:val="24"/>
+          <w:szCs w:val="24"/>
+          <w:lang w:val="es-MX"/>
+        </w:rPr>
+        <w:t>integración automática</w:t>
+      </w:r>
+      <w:r>
+        <w:rPr>
+          <w:rFonts w:ascii="Century Gothic" w:hAnsi="Century Gothic"/>
+          <w:sz w:val="24"/>
+          <w:szCs w:val="24"/>
+          <w:lang w:val="es-MX"/>
+        </w:rPr>
+        <w:t xml:space="preserve"> de bioimpedancia (Heitmann + control de fase) y </w:t>
+      </w:r>
+      <w:proofErr w:type="spellStart"/>
+      <w:r>
+        <w:rPr>
+          <w:rFonts w:ascii="Century Gothic" w:hAnsi="Century Gothic"/>
+          <w:sz w:val="24"/>
+          <w:szCs w:val="24"/>
+          <w:lang w:val="es-MX"/>
+        </w:rPr>
+        <w:t>dialisancia</w:t>
+      </w:r>
+      <w:proofErr w:type="spellEnd"/>
+      <w:r>
+        <w:rPr>
+          <w:rFonts w:ascii="Century Gothic" w:hAnsi="Century Gothic"/>
+          <w:sz w:val="24"/>
+          <w:szCs w:val="24"/>
+          <w:lang w:val="es-MX"/>
+        </w:rPr>
+        <w:t xml:space="preserve"> iónica en una sola secuencia controlada (GRAFCET), con seguridad de restauración de </w:t>
+      </w:r>
+      <w:proofErr w:type="spellStart"/>
+      <w:r>
+        <w:rPr>
+          <w:rFonts w:ascii="Century Gothic" w:hAnsi="Century Gothic"/>
+          <w:sz w:val="24"/>
+          <w:szCs w:val="24"/>
+          <w:lang w:val="es-MX"/>
+        </w:rPr>
+        <w:t>setpoints</w:t>
+      </w:r>
+      <w:proofErr w:type="spellEnd"/>
+      <w:r>
+        <w:rPr>
+          <w:rFonts w:ascii="Century Gothic" w:hAnsi="Century Gothic"/>
+          <w:sz w:val="24"/>
+          <w:szCs w:val="24"/>
+          <w:lang w:val="es-MX"/>
+        </w:rPr>
+        <w:t>.</w:t>
+      </w:r>
+    </w:p>
+    <w:p>
+      <w:pPr>
+        <w:numPr>
+          <w:ilvl w:val="0"/>
+          <w:numId w:val="20"/>
+        </w:numPr>
+        <w:spacing w:line="360" w:lineRule="auto"/>
+        <w:jc w:val="both"/>
+        <w:rPr>
+          <w:rFonts w:ascii="Century Gothic" w:hAnsi="Century Gothic"/>
+          <w:sz w:val="24"/>
+          <w:szCs w:val="24"/>
+          <w:lang w:val="es-MX"/>
+        </w:rPr>
+      </w:pPr>
+      <w:r>
+        <w:rPr>
+          <w:rFonts w:ascii="Century Gothic" w:hAnsi="Century Gothic"/>
+          <w:sz w:val="24"/>
+          <w:szCs w:val="24"/>
+          <w:lang w:val="es-MX"/>
+        </w:rPr>
+        <w:t xml:space="preserve">La </w:t>
+      </w:r>
+      <w:r>
+        <w:rPr>
+          <w:rFonts w:ascii="Century Gothic" w:hAnsi="Century Gothic"/>
+          <w:b/>
+          <w:bCs/>
+          <w:sz w:val="24"/>
+          <w:szCs w:val="24"/>
+          <w:lang w:val="es-MX"/>
+        </w:rPr>
+        <w:t>patente</w:t>
+      </w:r>
+      <w:r>
+        <w:rPr>
+          <w:rFonts w:ascii="Century Gothic" w:hAnsi="Century Gothic"/>
+          <w:sz w:val="24"/>
+          <w:szCs w:val="24"/>
+          <w:lang w:val="es-MX"/>
+        </w:rPr>
+        <w:t xml:space="preserve"> de la combinación específica es posible pero </w:t>
+      </w:r>
+      <w:r>
+        <w:rPr>
+          <w:rFonts w:ascii="Century Gothic" w:hAnsi="Century Gothic"/>
+          <w:b/>
+          <w:bCs/>
+          <w:sz w:val="24"/>
+          <w:szCs w:val="24"/>
+          <w:lang w:val="es-MX"/>
+        </w:rPr>
+        <w:t>no garantizada</w:t>
+      </w:r>
+      <w:r>
+        <w:rPr>
+          <w:rFonts w:ascii="Century Gothic" w:hAnsi="Century Gothic"/>
+          <w:sz w:val="24"/>
+          <w:szCs w:val="24"/>
+          <w:lang w:val="es-MX"/>
+        </w:rPr>
+        <w:t>; requiere búsqueda de arte previo formal.</w:t>
+      </w:r>
+    </w:p>
+    <w:p>
+      <w:pPr>
+        <w:numPr>
+          <w:ilvl w:val="0"/>
+          <w:numId w:val="20"/>
+        </w:numPr>
+        <w:spacing w:line="360" w:lineRule="auto"/>
+        <w:jc w:val="both"/>
+        <w:rPr>
+          <w:rFonts w:ascii="Century Gothic" w:hAnsi="Century Gothic"/>
+          <w:sz w:val="24"/>
+          <w:szCs w:val="24"/>
+          <w:lang w:val="es-MX"/>
+        </w:rPr>
+      </w:pPr>
+      <w:r>
+        <w:rPr>
+          <w:rFonts w:ascii="Century Gothic" w:hAnsi="Century Gothic"/>
+          <w:sz w:val="24"/>
+          <w:szCs w:val="24"/>
+          <w:lang w:val="es-MX"/>
+        </w:rPr>
+        <w:t xml:space="preserve">A corto plazo, la mejor protección es </w:t>
+      </w:r>
+      <w:r>
+        <w:rPr>
+          <w:rFonts w:ascii="Century Gothic" w:hAnsi="Century Gothic"/>
+          <w:b/>
+          <w:bCs/>
+          <w:sz w:val="24"/>
+          <w:szCs w:val="24"/>
+          <w:lang w:val="es-MX"/>
+        </w:rPr>
+        <w:t>secreto industrial + copyright del software</w:t>
+      </w:r>
+      <w:r>
+        <w:rPr>
+          <w:rFonts w:ascii="Century Gothic" w:hAnsi="Century Gothic"/>
+          <w:sz w:val="24"/>
+          <w:szCs w:val="24"/>
+          <w:lang w:val="es-MX"/>
+        </w:rPr>
+        <w:t>, complementada con documentación técnica clara del “método integrado”.</w:t>
+      </w:r>
+    </w:p>
+    <w:p>
+      <w:pPr>
+        <w:numPr>
+          <w:ilvl w:val="0"/>
+          <w:numId w:val="20"/>
+        </w:numPr>
+        <w:spacing w:line="360" w:lineRule="auto"/>
+        <w:jc w:val="both"/>
+        <w:rPr>
+          <w:rFonts w:ascii="Century Gothic" w:hAnsi="Century Gothic"/>
+          <w:sz w:val="24"/>
+          <w:szCs w:val="24"/>
+          <w:lang w:val="es-MX"/>
+        </w:rPr>
+      </w:pPr>
+      <w:r>
+        <w:rPr>
+          <w:rFonts w:ascii="Century Gothic" w:hAnsi="Century Gothic"/>
+          <w:sz w:val="24"/>
+          <w:szCs w:val="24"/>
+          <w:lang w:val="es-MX"/>
+        </w:rPr>
+        <w:t xml:space="preserve">Para fortalecer tanto el valor clínico como la posición de IP, conviene evolucionar hacia: paso adaptativo, fusión de fuentes de V, criterios de calidad </w:t>
+      </w:r>
+      <w:proofErr w:type="spellStart"/>
+      <w:r>
+        <w:rPr>
+          <w:rFonts w:ascii="Century Gothic" w:hAnsi="Century Gothic"/>
+          <w:sz w:val="24"/>
+          <w:szCs w:val="24"/>
+          <w:lang w:val="es-MX"/>
+        </w:rPr>
+        <w:t>multi-parámetro</w:t>
+      </w:r>
+      <w:proofErr w:type="spellEnd"/>
+      <w:r>
+        <w:rPr>
+          <w:rFonts w:ascii="Century Gothic" w:hAnsi="Century Gothic"/>
+          <w:sz w:val="24"/>
+          <w:szCs w:val="24"/>
+          <w:lang w:val="es-MX"/>
+        </w:rPr>
+        <w:t xml:space="preserve"> y, a medio plazo, control en lazo cerrado de la dosis.</w:t>
+      </w:r>
+    </w:p>
+    <w:p>
+      <w:pPr>
+        <w:spacing w:line="360" w:lineRule="auto"/>
+        <w:jc w:val="both"/>
+        <w:rPr>
+          <w:rFonts w:ascii="Century Gothic" w:hAnsi="Century Gothic"/>
+          <w:sz w:val="24"/>
+          <w:szCs w:val="24"/>
+          <w:lang w:val="es-MX"/>
+        </w:rPr>
+      </w:pPr>
+      <w:r>
+        <w:rPr>
+          <w:rFonts w:ascii="Century Gothic" w:hAnsi="Century Gothic"/>
+          <w:sz w:val="24"/>
+          <w:szCs w:val="24"/>
+          <w:lang w:val="es-MX"/>
+        </w:rPr>
+        <w:pict w14:anchorId="52AE8ACD">
+          <v:rect id="_x0000_i1044" style="width:0;height:1.5pt" o:hralign="center" o:hrstd="t" o:hr="t" fillcolor="#a0a0a0" stroked="f"/>
+        </w:pict>
+      </w:r>
+    </w:p>
+    <w:p>
+      <w:pPr>
+        <w:spacing w:line="360" w:lineRule="auto"/>
+        <w:jc w:val="both"/>
+        <w:rPr>
+          <w:rFonts w:ascii="Century Gothic" w:hAnsi="Century Gothic"/>
+          <w:b/>
+          <w:bCs/>
+          <w:sz w:val="24"/>
+          <w:szCs w:val="24"/>
+          <w:lang w:val="es-MX"/>
+        </w:rPr>
+      </w:pPr>
+      <w:r>
+        <w:rPr>
+          <w:rFonts w:ascii="Century Gothic" w:hAnsi="Century Gothic"/>
+          <w:b/>
+          <w:bCs/>
+          <w:sz w:val="24"/>
+          <w:szCs w:val="24"/>
+          <w:lang w:val="es-MX"/>
+        </w:rPr>
+        <w:t>8. Referencias (selección)</w:t>
+      </w:r>
+    </w:p>
+    <w:p>
+      <w:pPr>
+        <w:numPr>
+          <w:ilvl w:val="0"/>
+          <w:numId w:val="21"/>
+        </w:numPr>
+        <w:spacing w:line="360" w:lineRule="auto"/>
+        <w:jc w:val="both"/>
+        <w:rPr>
+          <w:rFonts w:ascii="Century Gothic" w:hAnsi="Century Gothic"/>
+          <w:sz w:val="24"/>
+          <w:szCs w:val="24"/>
+          <w:lang w:val="es-MX"/>
+        </w:rPr>
+      </w:pPr>
+      <w:proofErr w:type="spellStart"/>
+      <w:r>
+        <w:rPr>
+          <w:rFonts w:ascii="Century Gothic" w:hAnsi="Century Gothic"/>
+          <w:sz w:val="24"/>
+          <w:szCs w:val="24"/>
+          <w:lang w:val="es-MX"/>
+        </w:rPr>
+        <w:lastRenderedPageBreak/>
+        <w:t>Petitclerc</w:t>
+      </w:r>
+      <w:proofErr w:type="spellEnd"/>
+      <w:r>
+        <w:rPr>
+          <w:rFonts w:ascii="Century Gothic" w:hAnsi="Century Gothic"/>
+          <w:sz w:val="24"/>
+          <w:szCs w:val="24"/>
+          <w:lang w:val="es-MX"/>
+        </w:rPr>
+        <w:t xml:space="preserve"> T, et al. A </w:t>
+      </w:r>
+      <w:proofErr w:type="spellStart"/>
+      <w:r>
+        <w:rPr>
+          <w:rFonts w:ascii="Century Gothic" w:hAnsi="Century Gothic"/>
+          <w:sz w:val="24"/>
+          <w:szCs w:val="24"/>
+          <w:lang w:val="es-MX"/>
+        </w:rPr>
+        <w:t>model</w:t>
+      </w:r>
+      <w:proofErr w:type="spellEnd"/>
+      <w:r>
+        <w:rPr>
+          <w:rFonts w:ascii="Century Gothic" w:hAnsi="Century Gothic"/>
+          <w:sz w:val="24"/>
+          <w:szCs w:val="24"/>
+          <w:lang w:val="es-MX"/>
+        </w:rPr>
+        <w:t xml:space="preserve"> </w:t>
+      </w:r>
+      <w:proofErr w:type="spellStart"/>
+      <w:r>
+        <w:rPr>
+          <w:rFonts w:ascii="Century Gothic" w:hAnsi="Century Gothic"/>
+          <w:sz w:val="24"/>
+          <w:szCs w:val="24"/>
+          <w:lang w:val="es-MX"/>
+        </w:rPr>
+        <w:t>for</w:t>
+      </w:r>
+      <w:proofErr w:type="spellEnd"/>
+      <w:r>
+        <w:rPr>
+          <w:rFonts w:ascii="Century Gothic" w:hAnsi="Century Gothic"/>
+          <w:sz w:val="24"/>
+          <w:szCs w:val="24"/>
+          <w:lang w:val="es-MX"/>
+        </w:rPr>
+        <w:t xml:space="preserve"> non-invasive </w:t>
+      </w:r>
+      <w:proofErr w:type="spellStart"/>
+      <w:r>
+        <w:rPr>
+          <w:rFonts w:ascii="Century Gothic" w:hAnsi="Century Gothic"/>
+          <w:sz w:val="24"/>
+          <w:szCs w:val="24"/>
+          <w:lang w:val="es-MX"/>
+        </w:rPr>
+        <w:t>estimation</w:t>
+      </w:r>
+      <w:proofErr w:type="spellEnd"/>
+      <w:r>
+        <w:rPr>
+          <w:rFonts w:ascii="Century Gothic" w:hAnsi="Century Gothic"/>
+          <w:sz w:val="24"/>
+          <w:szCs w:val="24"/>
+          <w:lang w:val="es-MX"/>
+        </w:rPr>
+        <w:t xml:space="preserve"> </w:t>
+      </w:r>
+      <w:proofErr w:type="spellStart"/>
+      <w:r>
+        <w:rPr>
+          <w:rFonts w:ascii="Century Gothic" w:hAnsi="Century Gothic"/>
+          <w:sz w:val="24"/>
+          <w:szCs w:val="24"/>
+          <w:lang w:val="es-MX"/>
+        </w:rPr>
+        <w:t>of</w:t>
+      </w:r>
+      <w:proofErr w:type="spellEnd"/>
+      <w:r>
+        <w:rPr>
+          <w:rFonts w:ascii="Century Gothic" w:hAnsi="Century Gothic"/>
+          <w:sz w:val="24"/>
+          <w:szCs w:val="24"/>
+          <w:lang w:val="es-MX"/>
+        </w:rPr>
+        <w:t xml:space="preserve"> in vivo </w:t>
+      </w:r>
+      <w:proofErr w:type="spellStart"/>
+      <w:r>
+        <w:rPr>
+          <w:rFonts w:ascii="Century Gothic" w:hAnsi="Century Gothic"/>
+          <w:sz w:val="24"/>
+          <w:szCs w:val="24"/>
+          <w:lang w:val="es-MX"/>
+        </w:rPr>
+        <w:t>dialyzer</w:t>
+      </w:r>
+      <w:proofErr w:type="spellEnd"/>
+      <w:r>
+        <w:rPr>
+          <w:rFonts w:ascii="Century Gothic" w:hAnsi="Century Gothic"/>
+          <w:sz w:val="24"/>
+          <w:szCs w:val="24"/>
+          <w:lang w:val="es-MX"/>
+        </w:rPr>
+        <w:t xml:space="preserve"> performances and </w:t>
+      </w:r>
+      <w:proofErr w:type="spellStart"/>
+      <w:r>
+        <w:rPr>
+          <w:rFonts w:ascii="Century Gothic" w:hAnsi="Century Gothic"/>
+          <w:sz w:val="24"/>
+          <w:szCs w:val="24"/>
+          <w:lang w:val="es-MX"/>
+        </w:rPr>
+        <w:t>patient’s</w:t>
+      </w:r>
+      <w:proofErr w:type="spellEnd"/>
+      <w:r>
+        <w:rPr>
+          <w:rFonts w:ascii="Century Gothic" w:hAnsi="Century Gothic"/>
+          <w:sz w:val="24"/>
+          <w:szCs w:val="24"/>
+          <w:lang w:val="es-MX"/>
+        </w:rPr>
+        <w:t xml:space="preserve"> </w:t>
+      </w:r>
+      <w:proofErr w:type="spellStart"/>
+      <w:r>
+        <w:rPr>
+          <w:rFonts w:ascii="Century Gothic" w:hAnsi="Century Gothic"/>
+          <w:sz w:val="24"/>
+          <w:szCs w:val="24"/>
+          <w:lang w:val="es-MX"/>
+        </w:rPr>
+        <w:t>conductivity</w:t>
+      </w:r>
+      <w:proofErr w:type="spellEnd"/>
+      <w:r>
+        <w:rPr>
+          <w:rFonts w:ascii="Century Gothic" w:hAnsi="Century Gothic"/>
+          <w:sz w:val="24"/>
+          <w:szCs w:val="24"/>
+          <w:lang w:val="es-MX"/>
+        </w:rPr>
+        <w:t xml:space="preserve"> </w:t>
+      </w:r>
+      <w:proofErr w:type="spellStart"/>
+      <w:r>
+        <w:rPr>
+          <w:rFonts w:ascii="Century Gothic" w:hAnsi="Century Gothic"/>
+          <w:sz w:val="24"/>
+          <w:szCs w:val="24"/>
+          <w:lang w:val="es-MX"/>
+        </w:rPr>
+        <w:t>during</w:t>
+      </w:r>
+      <w:proofErr w:type="spellEnd"/>
+      <w:r>
+        <w:rPr>
+          <w:rFonts w:ascii="Century Gothic" w:hAnsi="Century Gothic"/>
+          <w:sz w:val="24"/>
+          <w:szCs w:val="24"/>
+          <w:lang w:val="es-MX"/>
+        </w:rPr>
+        <w:t xml:space="preserve"> </w:t>
+      </w:r>
+      <w:proofErr w:type="spellStart"/>
+      <w:r>
+        <w:rPr>
+          <w:rFonts w:ascii="Century Gothic" w:hAnsi="Century Gothic"/>
+          <w:sz w:val="24"/>
+          <w:szCs w:val="24"/>
+          <w:lang w:val="es-MX"/>
+        </w:rPr>
+        <w:t>hemodialysis</w:t>
+      </w:r>
+      <w:proofErr w:type="spellEnd"/>
+      <w:r>
+        <w:rPr>
+          <w:rFonts w:ascii="Century Gothic" w:hAnsi="Century Gothic"/>
+          <w:sz w:val="24"/>
+          <w:szCs w:val="24"/>
+          <w:lang w:val="es-MX"/>
+        </w:rPr>
+        <w:t xml:space="preserve">. </w:t>
+      </w:r>
+      <w:proofErr w:type="spellStart"/>
+      <w:r>
+        <w:rPr>
+          <w:rFonts w:ascii="Century Gothic" w:hAnsi="Century Gothic"/>
+          <w:i/>
+          <w:iCs/>
+          <w:sz w:val="24"/>
+          <w:szCs w:val="24"/>
+          <w:lang w:val="es-MX"/>
+        </w:rPr>
+        <w:t>Int</w:t>
+      </w:r>
+      <w:proofErr w:type="spellEnd"/>
+      <w:r>
+        <w:rPr>
+          <w:rFonts w:ascii="Century Gothic" w:hAnsi="Century Gothic"/>
+          <w:i/>
+          <w:iCs/>
+          <w:sz w:val="24"/>
+          <w:szCs w:val="24"/>
+          <w:lang w:val="es-MX"/>
+        </w:rPr>
+        <w:t xml:space="preserve"> J </w:t>
+      </w:r>
+      <w:proofErr w:type="spellStart"/>
+      <w:r>
+        <w:rPr>
+          <w:rFonts w:ascii="Century Gothic" w:hAnsi="Century Gothic"/>
+          <w:i/>
+          <w:iCs/>
+          <w:sz w:val="24"/>
+          <w:szCs w:val="24"/>
+          <w:lang w:val="es-MX"/>
+        </w:rPr>
+        <w:t>Artif</w:t>
+      </w:r>
+      <w:proofErr w:type="spellEnd"/>
+      <w:r>
+        <w:rPr>
+          <w:rFonts w:ascii="Century Gothic" w:hAnsi="Century Gothic"/>
+          <w:i/>
+          <w:iCs/>
+          <w:sz w:val="24"/>
+          <w:szCs w:val="24"/>
+          <w:lang w:val="es-MX"/>
+        </w:rPr>
+        <w:t xml:space="preserve"> Organs</w:t>
+      </w:r>
+      <w:r>
+        <w:rPr>
+          <w:rFonts w:ascii="Century Gothic" w:hAnsi="Century Gothic"/>
+          <w:sz w:val="24"/>
+          <w:szCs w:val="24"/>
+          <w:lang w:val="es-MX"/>
+        </w:rPr>
+        <w:t>, 1993.</w:t>
+      </w:r>
+    </w:p>
+    <w:p>
+      <w:pPr>
+        <w:numPr>
+          <w:ilvl w:val="0"/>
+          <w:numId w:val="21"/>
+        </w:numPr>
+        <w:spacing w:line="360" w:lineRule="auto"/>
+        <w:jc w:val="both"/>
+        <w:rPr>
+          <w:rFonts w:ascii="Century Gothic" w:hAnsi="Century Gothic"/>
+          <w:sz w:val="24"/>
+          <w:szCs w:val="24"/>
+          <w:lang w:val="es-MX"/>
+        </w:rPr>
+      </w:pPr>
+      <w:r>
+        <w:rPr>
+          <w:rFonts w:ascii="Century Gothic" w:hAnsi="Century Gothic"/>
+          <w:sz w:val="24"/>
+          <w:szCs w:val="24"/>
+          <w:lang w:val="es-MX"/>
+        </w:rPr>
+        <w:t xml:space="preserve">Kuhlmann U, et al. </w:t>
+      </w:r>
+      <w:proofErr w:type="spellStart"/>
+      <w:r>
+        <w:rPr>
+          <w:rFonts w:ascii="Century Gothic" w:hAnsi="Century Gothic"/>
+          <w:sz w:val="24"/>
+          <w:szCs w:val="24"/>
+          <w:lang w:val="es-MX"/>
+        </w:rPr>
+        <w:t>Accuracy</w:t>
+      </w:r>
+      <w:proofErr w:type="spellEnd"/>
+      <w:r>
+        <w:rPr>
+          <w:rFonts w:ascii="Century Gothic" w:hAnsi="Century Gothic"/>
+          <w:sz w:val="24"/>
+          <w:szCs w:val="24"/>
+          <w:lang w:val="es-MX"/>
+        </w:rPr>
+        <w:t xml:space="preserve"> and safety </w:t>
+      </w:r>
+      <w:proofErr w:type="spellStart"/>
+      <w:r>
+        <w:rPr>
+          <w:rFonts w:ascii="Century Gothic" w:hAnsi="Century Gothic"/>
+          <w:sz w:val="24"/>
+          <w:szCs w:val="24"/>
+          <w:lang w:val="es-MX"/>
+        </w:rPr>
+        <w:t>of</w:t>
+      </w:r>
+      <w:proofErr w:type="spellEnd"/>
+      <w:r>
+        <w:rPr>
+          <w:rFonts w:ascii="Century Gothic" w:hAnsi="Century Gothic"/>
+          <w:sz w:val="24"/>
+          <w:szCs w:val="24"/>
+          <w:lang w:val="es-MX"/>
+        </w:rPr>
+        <w:t xml:space="preserve"> online </w:t>
+      </w:r>
+      <w:proofErr w:type="spellStart"/>
+      <w:r>
+        <w:rPr>
+          <w:rFonts w:ascii="Century Gothic" w:hAnsi="Century Gothic"/>
+          <w:sz w:val="24"/>
+          <w:szCs w:val="24"/>
+          <w:lang w:val="es-MX"/>
+        </w:rPr>
+        <w:t>clearance</w:t>
+      </w:r>
+      <w:proofErr w:type="spellEnd"/>
+      <w:r>
+        <w:rPr>
+          <w:rFonts w:ascii="Century Gothic" w:hAnsi="Century Gothic"/>
+          <w:sz w:val="24"/>
+          <w:szCs w:val="24"/>
+          <w:lang w:val="es-MX"/>
+        </w:rPr>
+        <w:t xml:space="preserve"> </w:t>
+      </w:r>
+      <w:proofErr w:type="spellStart"/>
+      <w:r>
+        <w:rPr>
+          <w:rFonts w:ascii="Century Gothic" w:hAnsi="Century Gothic"/>
+          <w:sz w:val="24"/>
+          <w:szCs w:val="24"/>
+          <w:lang w:val="es-MX"/>
+        </w:rPr>
+        <w:t>monitoring</w:t>
+      </w:r>
+      <w:proofErr w:type="spellEnd"/>
+      <w:r>
+        <w:rPr>
+          <w:rFonts w:ascii="Century Gothic" w:hAnsi="Century Gothic"/>
+          <w:sz w:val="24"/>
+          <w:szCs w:val="24"/>
+          <w:lang w:val="es-MX"/>
+        </w:rPr>
+        <w:t xml:space="preserve"> </w:t>
+      </w:r>
+      <w:proofErr w:type="spellStart"/>
+      <w:r>
+        <w:rPr>
+          <w:rFonts w:ascii="Century Gothic" w:hAnsi="Century Gothic"/>
+          <w:sz w:val="24"/>
+          <w:szCs w:val="24"/>
+          <w:lang w:val="es-MX"/>
+        </w:rPr>
+        <w:t>based</w:t>
+      </w:r>
+      <w:proofErr w:type="spellEnd"/>
+      <w:r>
+        <w:rPr>
+          <w:rFonts w:ascii="Century Gothic" w:hAnsi="Century Gothic"/>
+          <w:sz w:val="24"/>
+          <w:szCs w:val="24"/>
+          <w:lang w:val="es-MX"/>
+        </w:rPr>
+        <w:t xml:space="preserve"> </w:t>
+      </w:r>
+      <w:proofErr w:type="spellStart"/>
+      <w:r>
+        <w:rPr>
+          <w:rFonts w:ascii="Century Gothic" w:hAnsi="Century Gothic"/>
+          <w:sz w:val="24"/>
+          <w:szCs w:val="24"/>
+          <w:lang w:val="es-MX"/>
+        </w:rPr>
+        <w:t>on</w:t>
+      </w:r>
+      <w:proofErr w:type="spellEnd"/>
+      <w:r>
+        <w:rPr>
+          <w:rFonts w:ascii="Century Gothic" w:hAnsi="Century Gothic"/>
+          <w:sz w:val="24"/>
+          <w:szCs w:val="24"/>
+          <w:lang w:val="es-MX"/>
+        </w:rPr>
+        <w:t xml:space="preserve"> </w:t>
+      </w:r>
+      <w:proofErr w:type="spellStart"/>
+      <w:r>
+        <w:rPr>
+          <w:rFonts w:ascii="Century Gothic" w:hAnsi="Century Gothic"/>
+          <w:sz w:val="24"/>
+          <w:szCs w:val="24"/>
+          <w:lang w:val="es-MX"/>
+        </w:rPr>
+        <w:t>conductivity</w:t>
+      </w:r>
+      <w:proofErr w:type="spellEnd"/>
+      <w:r>
+        <w:rPr>
+          <w:rFonts w:ascii="Century Gothic" w:hAnsi="Century Gothic"/>
+          <w:sz w:val="24"/>
+          <w:szCs w:val="24"/>
+          <w:lang w:val="es-MX"/>
+        </w:rPr>
+        <w:t xml:space="preserve"> </w:t>
+      </w:r>
+      <w:proofErr w:type="spellStart"/>
+      <w:r>
+        <w:rPr>
+          <w:rFonts w:ascii="Century Gothic" w:hAnsi="Century Gothic"/>
+          <w:sz w:val="24"/>
+          <w:szCs w:val="24"/>
+          <w:lang w:val="es-MX"/>
+        </w:rPr>
+        <w:t>variation</w:t>
+      </w:r>
+      <w:proofErr w:type="spellEnd"/>
+      <w:r>
+        <w:rPr>
+          <w:rFonts w:ascii="Century Gothic" w:hAnsi="Century Gothic"/>
+          <w:sz w:val="24"/>
+          <w:szCs w:val="24"/>
+          <w:lang w:val="es-MX"/>
+        </w:rPr>
+        <w:t xml:space="preserve">. </w:t>
+      </w:r>
+      <w:proofErr w:type="spellStart"/>
+      <w:r>
+        <w:rPr>
+          <w:rFonts w:ascii="Century Gothic" w:hAnsi="Century Gothic"/>
+          <w:i/>
+          <w:iCs/>
+          <w:sz w:val="24"/>
+          <w:szCs w:val="24"/>
+          <w:lang w:val="es-MX"/>
+        </w:rPr>
+        <w:t>Nephrol</w:t>
+      </w:r>
+      <w:proofErr w:type="spellEnd"/>
+      <w:r>
+        <w:rPr>
+          <w:rFonts w:ascii="Century Gothic" w:hAnsi="Century Gothic"/>
+          <w:i/>
+          <w:iCs/>
+          <w:sz w:val="24"/>
+          <w:szCs w:val="24"/>
+          <w:lang w:val="es-MX"/>
+        </w:rPr>
+        <w:t xml:space="preserve"> Dial </w:t>
+      </w:r>
+      <w:proofErr w:type="spellStart"/>
+      <w:r>
+        <w:rPr>
+          <w:rFonts w:ascii="Century Gothic" w:hAnsi="Century Gothic"/>
+          <w:i/>
+          <w:iCs/>
+          <w:sz w:val="24"/>
+          <w:szCs w:val="24"/>
+          <w:lang w:val="es-MX"/>
+        </w:rPr>
+        <w:t>Transplant</w:t>
+      </w:r>
+      <w:proofErr w:type="spellEnd"/>
+      <w:r>
+        <w:rPr>
+          <w:rFonts w:ascii="Century Gothic" w:hAnsi="Century Gothic"/>
+          <w:sz w:val="24"/>
+          <w:szCs w:val="24"/>
+          <w:lang w:val="es-MX"/>
+        </w:rPr>
+        <w:t>, 2001.</w:t>
+      </w:r>
+    </w:p>
+    <w:p>
+      <w:pPr>
+        <w:numPr>
+          <w:ilvl w:val="0"/>
+          <w:numId w:val="21"/>
+        </w:numPr>
+        <w:spacing w:line="360" w:lineRule="auto"/>
+        <w:jc w:val="both"/>
+        <w:rPr>
+          <w:rFonts w:ascii="Century Gothic" w:hAnsi="Century Gothic"/>
+          <w:sz w:val="24"/>
+          <w:szCs w:val="24"/>
+          <w:lang w:val="es-MX"/>
+        </w:rPr>
+      </w:pPr>
+      <w:proofErr w:type="spellStart"/>
+      <w:r>
+        <w:rPr>
+          <w:rFonts w:ascii="Century Gothic" w:hAnsi="Century Gothic"/>
+          <w:sz w:val="24"/>
+          <w:szCs w:val="24"/>
+          <w:lang w:val="es-MX"/>
+        </w:rPr>
+        <w:t>Alayoud</w:t>
+      </w:r>
+      <w:proofErr w:type="spellEnd"/>
+      <w:r>
+        <w:rPr>
+          <w:rFonts w:ascii="Century Gothic" w:hAnsi="Century Gothic"/>
+          <w:sz w:val="24"/>
+          <w:szCs w:val="24"/>
+          <w:lang w:val="es-MX"/>
+        </w:rPr>
+        <w:t xml:space="preserve"> A, et al. The </w:t>
+      </w:r>
+      <w:proofErr w:type="spellStart"/>
+      <w:r>
+        <w:rPr>
+          <w:rFonts w:ascii="Century Gothic" w:hAnsi="Century Gothic"/>
+          <w:sz w:val="24"/>
+          <w:szCs w:val="24"/>
+          <w:lang w:val="es-MX"/>
+        </w:rPr>
+        <w:t>Kt</w:t>
+      </w:r>
+      <w:proofErr w:type="spellEnd"/>
+      <w:r>
+        <w:rPr>
+          <w:rFonts w:ascii="Century Gothic" w:hAnsi="Century Gothic"/>
+          <w:sz w:val="24"/>
+          <w:szCs w:val="24"/>
+          <w:lang w:val="es-MX"/>
+        </w:rPr>
+        <w:t xml:space="preserve">/V </w:t>
+      </w:r>
+      <w:proofErr w:type="spellStart"/>
+      <w:r>
+        <w:rPr>
+          <w:rFonts w:ascii="Century Gothic" w:hAnsi="Century Gothic"/>
+          <w:sz w:val="24"/>
+          <w:szCs w:val="24"/>
+          <w:lang w:val="es-MX"/>
+        </w:rPr>
+        <w:t>by</w:t>
+      </w:r>
+      <w:proofErr w:type="spellEnd"/>
+      <w:r>
+        <w:rPr>
+          <w:rFonts w:ascii="Century Gothic" w:hAnsi="Century Gothic"/>
+          <w:sz w:val="24"/>
+          <w:szCs w:val="24"/>
+          <w:lang w:val="es-MX"/>
+        </w:rPr>
+        <w:t xml:space="preserve"> </w:t>
+      </w:r>
+      <w:proofErr w:type="spellStart"/>
+      <w:r>
+        <w:rPr>
+          <w:rFonts w:ascii="Century Gothic" w:hAnsi="Century Gothic"/>
+          <w:sz w:val="24"/>
+          <w:szCs w:val="24"/>
+          <w:lang w:val="es-MX"/>
+        </w:rPr>
+        <w:t>ionic</w:t>
+      </w:r>
+      <w:proofErr w:type="spellEnd"/>
+      <w:r>
+        <w:rPr>
+          <w:rFonts w:ascii="Century Gothic" w:hAnsi="Century Gothic"/>
+          <w:sz w:val="24"/>
+          <w:szCs w:val="24"/>
+          <w:lang w:val="es-MX"/>
+        </w:rPr>
+        <w:t xml:space="preserve"> </w:t>
+      </w:r>
+      <w:proofErr w:type="spellStart"/>
+      <w:r>
+        <w:rPr>
+          <w:rFonts w:ascii="Century Gothic" w:hAnsi="Century Gothic"/>
+          <w:sz w:val="24"/>
+          <w:szCs w:val="24"/>
+          <w:lang w:val="es-MX"/>
+        </w:rPr>
+        <w:t>dialysance</w:t>
+      </w:r>
+      <w:proofErr w:type="spellEnd"/>
+      <w:r>
+        <w:rPr>
+          <w:rFonts w:ascii="Century Gothic" w:hAnsi="Century Gothic"/>
+          <w:sz w:val="24"/>
+          <w:szCs w:val="24"/>
+          <w:lang w:val="es-MX"/>
+        </w:rPr>
+        <w:t xml:space="preserve">: </w:t>
+      </w:r>
+      <w:proofErr w:type="spellStart"/>
+      <w:r>
+        <w:rPr>
+          <w:rFonts w:ascii="Century Gothic" w:hAnsi="Century Gothic"/>
+          <w:sz w:val="24"/>
+          <w:szCs w:val="24"/>
+          <w:lang w:val="es-MX"/>
+        </w:rPr>
+        <w:t>Interpretation</w:t>
+      </w:r>
+      <w:proofErr w:type="spellEnd"/>
+      <w:r>
+        <w:rPr>
+          <w:rFonts w:ascii="Century Gothic" w:hAnsi="Century Gothic"/>
+          <w:sz w:val="24"/>
+          <w:szCs w:val="24"/>
+          <w:lang w:val="es-MX"/>
+        </w:rPr>
+        <w:t xml:space="preserve"> </w:t>
+      </w:r>
+      <w:proofErr w:type="spellStart"/>
+      <w:r>
+        <w:rPr>
+          <w:rFonts w:ascii="Century Gothic" w:hAnsi="Century Gothic"/>
+          <w:sz w:val="24"/>
+          <w:szCs w:val="24"/>
+          <w:lang w:val="es-MX"/>
+        </w:rPr>
+        <w:t>limits</w:t>
+      </w:r>
+      <w:proofErr w:type="spellEnd"/>
+      <w:r>
+        <w:rPr>
+          <w:rFonts w:ascii="Century Gothic" w:hAnsi="Century Gothic"/>
+          <w:sz w:val="24"/>
+          <w:szCs w:val="24"/>
+          <w:lang w:val="es-MX"/>
+        </w:rPr>
+        <w:t xml:space="preserve">. </w:t>
+      </w:r>
+      <w:r>
+        <w:rPr>
+          <w:rFonts w:ascii="Century Gothic" w:hAnsi="Century Gothic"/>
+          <w:i/>
+          <w:iCs/>
+          <w:sz w:val="24"/>
+          <w:szCs w:val="24"/>
+          <w:lang w:val="es-MX"/>
+        </w:rPr>
+        <w:t xml:space="preserve">Indian J </w:t>
+      </w:r>
+      <w:proofErr w:type="spellStart"/>
+      <w:r>
+        <w:rPr>
+          <w:rFonts w:ascii="Century Gothic" w:hAnsi="Century Gothic"/>
+          <w:i/>
+          <w:iCs/>
+          <w:sz w:val="24"/>
+          <w:szCs w:val="24"/>
+          <w:lang w:val="es-MX"/>
+        </w:rPr>
+        <w:t>Nephrol</w:t>
+      </w:r>
+      <w:proofErr w:type="spellEnd"/>
+      <w:r>
+        <w:rPr>
+          <w:rFonts w:ascii="Century Gothic" w:hAnsi="Century Gothic"/>
+          <w:sz w:val="24"/>
+          <w:szCs w:val="24"/>
+          <w:lang w:val="es-MX"/>
+        </w:rPr>
+        <w:t>, 2012 (uso de V por bioimpedancia mejora el acuerdo con métodos de referencia).</w:t>
+      </w:r>
+    </w:p>
+    <w:p>
+      <w:pPr>
+        <w:numPr>
+          <w:ilvl w:val="0"/>
+          <w:numId w:val="21"/>
+        </w:numPr>
+        <w:spacing w:line="360" w:lineRule="auto"/>
+        <w:jc w:val="both"/>
+        <w:rPr>
+          <w:rFonts w:ascii="Century Gothic" w:hAnsi="Century Gothic"/>
+          <w:sz w:val="24"/>
+          <w:szCs w:val="24"/>
+          <w:lang w:val="es-MX"/>
+        </w:rPr>
+      </w:pPr>
+      <w:proofErr w:type="spellStart"/>
+      <w:r>
+        <w:rPr>
+          <w:rFonts w:ascii="Century Gothic" w:hAnsi="Century Gothic"/>
+          <w:sz w:val="24"/>
+          <w:szCs w:val="24"/>
+          <w:lang w:val="es-MX"/>
+        </w:rPr>
+        <w:t>Wuepper</w:t>
+      </w:r>
+      <w:proofErr w:type="spellEnd"/>
+      <w:r>
+        <w:rPr>
+          <w:rFonts w:ascii="Century Gothic" w:hAnsi="Century Gothic"/>
+          <w:sz w:val="24"/>
+          <w:szCs w:val="24"/>
+          <w:lang w:val="es-MX"/>
+        </w:rPr>
+        <w:t xml:space="preserve"> A, et al. </w:t>
+      </w:r>
+      <w:proofErr w:type="spellStart"/>
+      <w:r>
+        <w:rPr>
+          <w:rFonts w:ascii="Century Gothic" w:hAnsi="Century Gothic"/>
+          <w:sz w:val="24"/>
+          <w:szCs w:val="24"/>
+          <w:lang w:val="es-MX"/>
+        </w:rPr>
+        <w:t>Determination</w:t>
+      </w:r>
+      <w:proofErr w:type="spellEnd"/>
+      <w:r>
+        <w:rPr>
+          <w:rFonts w:ascii="Century Gothic" w:hAnsi="Century Gothic"/>
+          <w:sz w:val="24"/>
+          <w:szCs w:val="24"/>
+          <w:lang w:val="es-MX"/>
+        </w:rPr>
+        <w:t xml:space="preserve"> </w:t>
+      </w:r>
+      <w:proofErr w:type="spellStart"/>
+      <w:r>
+        <w:rPr>
+          <w:rFonts w:ascii="Century Gothic" w:hAnsi="Century Gothic"/>
+          <w:sz w:val="24"/>
+          <w:szCs w:val="24"/>
+          <w:lang w:val="es-MX"/>
+        </w:rPr>
+        <w:t>of</w:t>
+      </w:r>
+      <w:proofErr w:type="spellEnd"/>
+      <w:r>
+        <w:rPr>
+          <w:rFonts w:ascii="Century Gothic" w:hAnsi="Century Gothic"/>
+          <w:sz w:val="24"/>
+          <w:szCs w:val="24"/>
+          <w:lang w:val="es-MX"/>
+        </w:rPr>
+        <w:t xml:space="preserve"> urea </w:t>
+      </w:r>
+      <w:proofErr w:type="spellStart"/>
+      <w:r>
+        <w:rPr>
+          <w:rFonts w:ascii="Century Gothic" w:hAnsi="Century Gothic"/>
+          <w:sz w:val="24"/>
+          <w:szCs w:val="24"/>
+          <w:lang w:val="es-MX"/>
+        </w:rPr>
+        <w:t>distribution</w:t>
+      </w:r>
+      <w:proofErr w:type="spellEnd"/>
+      <w:r>
+        <w:rPr>
+          <w:rFonts w:ascii="Century Gothic" w:hAnsi="Century Gothic"/>
+          <w:sz w:val="24"/>
+          <w:szCs w:val="24"/>
+          <w:lang w:val="es-MX"/>
+        </w:rPr>
+        <w:t xml:space="preserve"> </w:t>
+      </w:r>
+      <w:proofErr w:type="spellStart"/>
+      <w:r>
+        <w:rPr>
+          <w:rFonts w:ascii="Century Gothic" w:hAnsi="Century Gothic"/>
+          <w:sz w:val="24"/>
+          <w:szCs w:val="24"/>
+          <w:lang w:val="es-MX"/>
+        </w:rPr>
+        <w:t>volume</w:t>
+      </w:r>
+      <w:proofErr w:type="spellEnd"/>
+      <w:r>
+        <w:rPr>
+          <w:rFonts w:ascii="Century Gothic" w:hAnsi="Century Gothic"/>
+          <w:sz w:val="24"/>
+          <w:szCs w:val="24"/>
+          <w:lang w:val="es-MX"/>
+        </w:rPr>
+        <w:t xml:space="preserve"> </w:t>
+      </w:r>
+      <w:proofErr w:type="spellStart"/>
+      <w:r>
+        <w:rPr>
+          <w:rFonts w:ascii="Century Gothic" w:hAnsi="Century Gothic"/>
+          <w:sz w:val="24"/>
+          <w:szCs w:val="24"/>
+          <w:lang w:val="es-MX"/>
+        </w:rPr>
+        <w:t>for</w:t>
+      </w:r>
+      <w:proofErr w:type="spellEnd"/>
+      <w:r>
+        <w:rPr>
+          <w:rFonts w:ascii="Century Gothic" w:hAnsi="Century Gothic"/>
+          <w:sz w:val="24"/>
+          <w:szCs w:val="24"/>
+          <w:lang w:val="es-MX"/>
+        </w:rPr>
+        <w:t xml:space="preserve"> </w:t>
+      </w:r>
+      <w:proofErr w:type="spellStart"/>
+      <w:r>
+        <w:rPr>
+          <w:rFonts w:ascii="Century Gothic" w:hAnsi="Century Gothic"/>
+          <w:sz w:val="24"/>
+          <w:szCs w:val="24"/>
+          <w:lang w:val="es-MX"/>
+        </w:rPr>
+        <w:t>Kt</w:t>
+      </w:r>
+      <w:proofErr w:type="spellEnd"/>
+      <w:r>
+        <w:rPr>
+          <w:rFonts w:ascii="Century Gothic" w:hAnsi="Century Gothic"/>
+          <w:sz w:val="24"/>
+          <w:szCs w:val="24"/>
+          <w:lang w:val="es-MX"/>
+        </w:rPr>
+        <w:t xml:space="preserve">/V </w:t>
+      </w:r>
+      <w:proofErr w:type="spellStart"/>
+      <w:r>
+        <w:rPr>
+          <w:rFonts w:ascii="Century Gothic" w:hAnsi="Century Gothic"/>
+          <w:sz w:val="24"/>
+          <w:szCs w:val="24"/>
+          <w:lang w:val="es-MX"/>
+        </w:rPr>
+        <w:t>assessed</w:t>
+      </w:r>
+      <w:proofErr w:type="spellEnd"/>
+      <w:r>
+        <w:rPr>
+          <w:rFonts w:ascii="Century Gothic" w:hAnsi="Century Gothic"/>
+          <w:sz w:val="24"/>
+          <w:szCs w:val="24"/>
+          <w:lang w:val="es-MX"/>
+        </w:rPr>
+        <w:t xml:space="preserve"> </w:t>
+      </w:r>
+      <w:proofErr w:type="spellStart"/>
+      <w:r>
+        <w:rPr>
+          <w:rFonts w:ascii="Century Gothic" w:hAnsi="Century Gothic"/>
+          <w:sz w:val="24"/>
+          <w:szCs w:val="24"/>
+          <w:lang w:val="es-MX"/>
+        </w:rPr>
+        <w:t>by</w:t>
+      </w:r>
+      <w:proofErr w:type="spellEnd"/>
+      <w:r>
+        <w:rPr>
+          <w:rFonts w:ascii="Century Gothic" w:hAnsi="Century Gothic"/>
+          <w:sz w:val="24"/>
+          <w:szCs w:val="24"/>
+          <w:lang w:val="es-MX"/>
+        </w:rPr>
+        <w:t xml:space="preserve"> </w:t>
+      </w:r>
+      <w:proofErr w:type="spellStart"/>
+      <w:r>
+        <w:rPr>
+          <w:rFonts w:ascii="Century Gothic" w:hAnsi="Century Gothic"/>
+          <w:sz w:val="24"/>
+          <w:szCs w:val="24"/>
+          <w:lang w:val="es-MX"/>
+        </w:rPr>
+        <w:t>conductivity</w:t>
+      </w:r>
+      <w:proofErr w:type="spellEnd"/>
+      <w:r>
+        <w:rPr>
+          <w:rFonts w:ascii="Century Gothic" w:hAnsi="Century Gothic"/>
+          <w:sz w:val="24"/>
+          <w:szCs w:val="24"/>
+          <w:lang w:val="es-MX"/>
+        </w:rPr>
+        <w:t xml:space="preserve"> </w:t>
+      </w:r>
+      <w:proofErr w:type="spellStart"/>
+      <w:r>
+        <w:rPr>
+          <w:rFonts w:ascii="Century Gothic" w:hAnsi="Century Gothic"/>
+          <w:sz w:val="24"/>
+          <w:szCs w:val="24"/>
+          <w:lang w:val="es-MX"/>
+        </w:rPr>
+        <w:t>monitoring</w:t>
+      </w:r>
+      <w:proofErr w:type="spellEnd"/>
+      <w:r>
+        <w:rPr>
+          <w:rFonts w:ascii="Century Gothic" w:hAnsi="Century Gothic"/>
+          <w:sz w:val="24"/>
+          <w:szCs w:val="24"/>
+          <w:lang w:val="es-MX"/>
+        </w:rPr>
+        <w:t xml:space="preserve">. </w:t>
+      </w:r>
+      <w:proofErr w:type="spellStart"/>
+      <w:r>
+        <w:rPr>
+          <w:rFonts w:ascii="Century Gothic" w:hAnsi="Century Gothic"/>
+          <w:i/>
+          <w:iCs/>
+          <w:sz w:val="24"/>
+          <w:szCs w:val="24"/>
+          <w:lang w:val="es-MX"/>
+        </w:rPr>
+        <w:t>Nephrol</w:t>
+      </w:r>
+      <w:proofErr w:type="spellEnd"/>
+      <w:r>
+        <w:rPr>
+          <w:rFonts w:ascii="Century Gothic" w:hAnsi="Century Gothic"/>
+          <w:i/>
+          <w:iCs/>
+          <w:sz w:val="24"/>
+          <w:szCs w:val="24"/>
+          <w:lang w:val="es-MX"/>
+        </w:rPr>
+        <w:t xml:space="preserve"> Dial </w:t>
+      </w:r>
+      <w:proofErr w:type="spellStart"/>
+      <w:r>
+        <w:rPr>
+          <w:rFonts w:ascii="Century Gothic" w:hAnsi="Century Gothic"/>
+          <w:i/>
+          <w:iCs/>
+          <w:sz w:val="24"/>
+          <w:szCs w:val="24"/>
+          <w:lang w:val="es-MX"/>
+        </w:rPr>
+        <w:t>Transplant</w:t>
+      </w:r>
+      <w:proofErr w:type="spellEnd"/>
+      <w:r>
+        <w:rPr>
+          <w:rFonts w:ascii="Century Gothic" w:hAnsi="Century Gothic"/>
+          <w:sz w:val="24"/>
+          <w:szCs w:val="24"/>
+          <w:lang w:val="es-MX"/>
+        </w:rPr>
+        <w:t>, 2003.</w:t>
+      </w:r>
+    </w:p>
+    <w:p>
+      <w:pPr>
+        <w:numPr>
+          <w:ilvl w:val="0"/>
+          <w:numId w:val="21"/>
+        </w:numPr>
+        <w:spacing w:line="360" w:lineRule="auto"/>
+        <w:jc w:val="both"/>
+        <w:rPr>
+          <w:rFonts w:ascii="Century Gothic" w:hAnsi="Century Gothic"/>
+          <w:sz w:val="24"/>
+          <w:szCs w:val="24"/>
+          <w:lang w:val="es-MX"/>
+        </w:rPr>
+      </w:pPr>
+      <w:r>
+        <w:rPr>
+          <w:rFonts w:ascii="Century Gothic" w:hAnsi="Century Gothic"/>
+          <w:sz w:val="24"/>
+          <w:szCs w:val="24"/>
+          <w:lang w:val="es-MX"/>
+        </w:rPr>
+        <w:t xml:space="preserve">Documentación y literatura sobre Fresenius Online Clearance Monitor (OCM) y principio de </w:t>
+      </w:r>
+      <w:proofErr w:type="spellStart"/>
+      <w:r>
+        <w:rPr>
+          <w:rFonts w:ascii="Century Gothic" w:hAnsi="Century Gothic"/>
+          <w:sz w:val="24"/>
+          <w:szCs w:val="24"/>
+          <w:lang w:val="es-MX"/>
+        </w:rPr>
+        <w:t>ionic</w:t>
+      </w:r>
+      <w:proofErr w:type="spellEnd"/>
+      <w:r>
+        <w:rPr>
+          <w:rFonts w:ascii="Century Gothic" w:hAnsi="Century Gothic"/>
+          <w:sz w:val="24"/>
+          <w:szCs w:val="24"/>
+          <w:lang w:val="es-MX"/>
+        </w:rPr>
+        <w:t xml:space="preserve"> </w:t>
+      </w:r>
+      <w:proofErr w:type="spellStart"/>
+      <w:r>
+        <w:rPr>
+          <w:rFonts w:ascii="Century Gothic" w:hAnsi="Century Gothic"/>
+          <w:sz w:val="24"/>
+          <w:szCs w:val="24"/>
+          <w:lang w:val="es-MX"/>
+        </w:rPr>
+        <w:t>dialysance</w:t>
+      </w:r>
+      <w:proofErr w:type="spellEnd"/>
+      <w:r>
+        <w:rPr>
+          <w:rFonts w:ascii="Century Gothic" w:hAnsi="Century Gothic"/>
+          <w:sz w:val="24"/>
+          <w:szCs w:val="24"/>
+          <w:lang w:val="es-MX"/>
+        </w:rPr>
+        <w:t>.</w:t>
+      </w:r>
+    </w:p>
+    <w:p>
+      <w:pPr>
+        <w:numPr>
+          <w:ilvl w:val="0"/>
+          <w:numId w:val="21"/>
+        </w:numPr>
+        <w:spacing w:line="360" w:lineRule="auto"/>
+        <w:jc w:val="both"/>
+        <w:rPr>
+          <w:rFonts w:ascii="Century Gothic" w:hAnsi="Century Gothic"/>
+          <w:sz w:val="24"/>
+          <w:szCs w:val="24"/>
+          <w:lang w:val="es-MX"/>
+        </w:rPr>
+      </w:pPr>
+      <w:r>
+        <w:rPr>
+          <w:rFonts w:ascii="Century Gothic" w:hAnsi="Century Gothic"/>
+          <w:sz w:val="24"/>
+          <w:szCs w:val="24"/>
+          <w:lang w:val="es-MX"/>
+        </w:rPr>
+        <w:t xml:space="preserve">Di Filippo S, et al. How </w:t>
+      </w:r>
+      <w:proofErr w:type="spellStart"/>
+      <w:r>
+        <w:rPr>
+          <w:rFonts w:ascii="Century Gothic" w:hAnsi="Century Gothic"/>
+          <w:sz w:val="24"/>
+          <w:szCs w:val="24"/>
+          <w:lang w:val="es-MX"/>
+        </w:rPr>
+        <w:t>to</w:t>
+      </w:r>
+      <w:proofErr w:type="spellEnd"/>
+      <w:r>
+        <w:rPr>
+          <w:rFonts w:ascii="Century Gothic" w:hAnsi="Century Gothic"/>
+          <w:sz w:val="24"/>
+          <w:szCs w:val="24"/>
+          <w:lang w:val="es-MX"/>
+        </w:rPr>
+        <w:t xml:space="preserve"> </w:t>
+      </w:r>
+      <w:proofErr w:type="gramStart"/>
+      <w:r>
+        <w:rPr>
+          <w:rFonts w:ascii="Century Gothic" w:hAnsi="Century Gothic"/>
+          <w:sz w:val="24"/>
+          <w:szCs w:val="24"/>
+          <w:lang w:val="es-MX"/>
+        </w:rPr>
+        <w:t>determine</w:t>
+      </w:r>
+      <w:proofErr w:type="gramEnd"/>
+      <w:r>
+        <w:rPr>
+          <w:rFonts w:ascii="Century Gothic" w:hAnsi="Century Gothic"/>
+          <w:sz w:val="24"/>
+          <w:szCs w:val="24"/>
+          <w:lang w:val="es-MX"/>
+        </w:rPr>
+        <w:t xml:space="preserve"> </w:t>
+      </w:r>
+      <w:proofErr w:type="spellStart"/>
+      <w:r>
+        <w:rPr>
+          <w:rFonts w:ascii="Century Gothic" w:hAnsi="Century Gothic"/>
+          <w:sz w:val="24"/>
+          <w:szCs w:val="24"/>
+          <w:lang w:val="es-MX"/>
+        </w:rPr>
+        <w:t>ionic</w:t>
+      </w:r>
+      <w:proofErr w:type="spellEnd"/>
+      <w:r>
+        <w:rPr>
+          <w:rFonts w:ascii="Century Gothic" w:hAnsi="Century Gothic"/>
+          <w:sz w:val="24"/>
+          <w:szCs w:val="24"/>
+          <w:lang w:val="es-MX"/>
+        </w:rPr>
+        <w:t xml:space="preserve"> </w:t>
+      </w:r>
+      <w:proofErr w:type="spellStart"/>
+      <w:r>
+        <w:rPr>
+          <w:rFonts w:ascii="Century Gothic" w:hAnsi="Century Gothic"/>
+          <w:sz w:val="24"/>
+          <w:szCs w:val="24"/>
+          <w:lang w:val="es-MX"/>
+        </w:rPr>
+        <w:t>dialysance</w:t>
+      </w:r>
+      <w:proofErr w:type="spellEnd"/>
+      <w:r>
+        <w:rPr>
+          <w:rFonts w:ascii="Century Gothic" w:hAnsi="Century Gothic"/>
+          <w:sz w:val="24"/>
+          <w:szCs w:val="24"/>
+          <w:lang w:val="es-MX"/>
+        </w:rPr>
+        <w:t xml:space="preserve"> </w:t>
+      </w:r>
+      <w:proofErr w:type="spellStart"/>
+      <w:r>
+        <w:rPr>
+          <w:rFonts w:ascii="Century Gothic" w:hAnsi="Century Gothic"/>
+          <w:sz w:val="24"/>
+          <w:szCs w:val="24"/>
+          <w:lang w:val="es-MX"/>
+        </w:rPr>
+        <w:t>for</w:t>
+      </w:r>
+      <w:proofErr w:type="spellEnd"/>
+      <w:r>
+        <w:rPr>
+          <w:rFonts w:ascii="Century Gothic" w:hAnsi="Century Gothic"/>
+          <w:sz w:val="24"/>
+          <w:szCs w:val="24"/>
+          <w:lang w:val="es-MX"/>
+        </w:rPr>
+        <w:t xml:space="preserve"> </w:t>
+      </w:r>
+      <w:proofErr w:type="spellStart"/>
+      <w:r>
+        <w:rPr>
+          <w:rFonts w:ascii="Century Gothic" w:hAnsi="Century Gothic"/>
+          <w:sz w:val="24"/>
+          <w:szCs w:val="24"/>
+          <w:lang w:val="es-MX"/>
+        </w:rPr>
+        <w:t>the</w:t>
+      </w:r>
+      <w:proofErr w:type="spellEnd"/>
+      <w:r>
+        <w:rPr>
+          <w:rFonts w:ascii="Century Gothic" w:hAnsi="Century Gothic"/>
+          <w:sz w:val="24"/>
+          <w:szCs w:val="24"/>
+          <w:lang w:val="es-MX"/>
+        </w:rPr>
+        <w:t xml:space="preserve"> online </w:t>
+      </w:r>
+      <w:proofErr w:type="spellStart"/>
+      <w:r>
+        <w:rPr>
+          <w:rFonts w:ascii="Century Gothic" w:hAnsi="Century Gothic"/>
+          <w:sz w:val="24"/>
+          <w:szCs w:val="24"/>
+          <w:lang w:val="es-MX"/>
+        </w:rPr>
+        <w:t>assessment</w:t>
+      </w:r>
+      <w:proofErr w:type="spellEnd"/>
+      <w:r>
+        <w:rPr>
+          <w:rFonts w:ascii="Century Gothic" w:hAnsi="Century Gothic"/>
+          <w:sz w:val="24"/>
+          <w:szCs w:val="24"/>
+          <w:lang w:val="es-MX"/>
+        </w:rPr>
+        <w:t xml:space="preserve"> </w:t>
+      </w:r>
+      <w:proofErr w:type="spellStart"/>
+      <w:r>
+        <w:rPr>
+          <w:rFonts w:ascii="Century Gothic" w:hAnsi="Century Gothic"/>
+          <w:sz w:val="24"/>
+          <w:szCs w:val="24"/>
+          <w:lang w:val="es-MX"/>
+        </w:rPr>
+        <w:t>of</w:t>
+      </w:r>
+      <w:proofErr w:type="spellEnd"/>
+      <w:r>
+        <w:rPr>
+          <w:rFonts w:ascii="Century Gothic" w:hAnsi="Century Gothic"/>
+          <w:sz w:val="24"/>
+          <w:szCs w:val="24"/>
+          <w:lang w:val="es-MX"/>
+        </w:rPr>
+        <w:t xml:space="preserve"> </w:t>
+      </w:r>
+      <w:proofErr w:type="spellStart"/>
+      <w:r>
+        <w:rPr>
+          <w:rFonts w:ascii="Century Gothic" w:hAnsi="Century Gothic"/>
+          <w:sz w:val="24"/>
+          <w:szCs w:val="24"/>
+          <w:lang w:val="es-MX"/>
+        </w:rPr>
+        <w:t>delivered</w:t>
+      </w:r>
+      <w:proofErr w:type="spellEnd"/>
+      <w:r>
+        <w:rPr>
+          <w:rFonts w:ascii="Century Gothic" w:hAnsi="Century Gothic"/>
+          <w:sz w:val="24"/>
+          <w:szCs w:val="24"/>
+          <w:lang w:val="es-MX"/>
+        </w:rPr>
+        <w:t xml:space="preserve"> </w:t>
+      </w:r>
+      <w:proofErr w:type="spellStart"/>
+      <w:r>
+        <w:rPr>
+          <w:rFonts w:ascii="Century Gothic" w:hAnsi="Century Gothic"/>
+          <w:sz w:val="24"/>
+          <w:szCs w:val="24"/>
+          <w:lang w:val="es-MX"/>
+        </w:rPr>
+        <w:t>dialysis</w:t>
+      </w:r>
+      <w:proofErr w:type="spellEnd"/>
+      <w:r>
+        <w:rPr>
+          <w:rFonts w:ascii="Century Gothic" w:hAnsi="Century Gothic"/>
+          <w:sz w:val="24"/>
+          <w:szCs w:val="24"/>
+          <w:lang w:val="es-MX"/>
+        </w:rPr>
+        <w:t xml:space="preserve"> </w:t>
+      </w:r>
+      <w:proofErr w:type="spellStart"/>
+      <w:r>
+        <w:rPr>
+          <w:rFonts w:ascii="Century Gothic" w:hAnsi="Century Gothic"/>
+          <w:sz w:val="24"/>
+          <w:szCs w:val="24"/>
+          <w:lang w:val="es-MX"/>
+        </w:rPr>
+        <w:t>dose</w:t>
+      </w:r>
+      <w:proofErr w:type="spellEnd"/>
+      <w:r>
+        <w:rPr>
+          <w:rFonts w:ascii="Century Gothic" w:hAnsi="Century Gothic"/>
+          <w:sz w:val="24"/>
+          <w:szCs w:val="24"/>
+          <w:lang w:val="es-MX"/>
+        </w:rPr>
+        <w:t xml:space="preserve">. </w:t>
+      </w:r>
+      <w:r>
+        <w:rPr>
+          <w:rFonts w:ascii="Century Gothic" w:hAnsi="Century Gothic"/>
+          <w:i/>
+          <w:iCs/>
+          <w:sz w:val="24"/>
+          <w:szCs w:val="24"/>
+          <w:lang w:val="es-MX"/>
+        </w:rPr>
+        <w:t xml:space="preserve">Kidney </w:t>
+      </w:r>
+      <w:proofErr w:type="spellStart"/>
+      <w:r>
+        <w:rPr>
+          <w:rFonts w:ascii="Century Gothic" w:hAnsi="Century Gothic"/>
+          <w:i/>
+          <w:iCs/>
+          <w:sz w:val="24"/>
+          <w:szCs w:val="24"/>
+          <w:lang w:val="es-MX"/>
+        </w:rPr>
+        <w:t>Int</w:t>
+      </w:r>
+      <w:proofErr w:type="spellEnd"/>
+      <w:r>
+        <w:rPr>
+          <w:rFonts w:ascii="Century Gothic" w:hAnsi="Century Gothic"/>
+          <w:sz w:val="24"/>
+          <w:szCs w:val="24"/>
+          <w:lang w:val="es-MX"/>
+        </w:rPr>
+        <w:t>, 2001.</w:t>
+      </w:r>
+    </w:p>
+    <w:p>
+      <w:pPr>
+        <w:numPr>
+          <w:ilvl w:val="0"/>
+          <w:numId w:val="21"/>
+        </w:numPr>
+        <w:spacing w:line="360" w:lineRule="auto"/>
+        <w:jc w:val="both"/>
+        <w:rPr>
+          <w:rFonts w:ascii="Century Gothic" w:hAnsi="Century Gothic"/>
+          <w:sz w:val="24"/>
+          <w:szCs w:val="24"/>
+          <w:lang w:val="es-MX"/>
+        </w:rPr>
+      </w:pPr>
+      <w:r>
+        <w:rPr>
+          <w:rFonts w:ascii="Century Gothic" w:hAnsi="Century Gothic"/>
+          <w:sz w:val="24"/>
+          <w:szCs w:val="24"/>
+          <w:lang w:val="es-MX"/>
+        </w:rPr>
+        <w:t xml:space="preserve">Literatura general sobre estimación de agua corporal total por bioimpedancia y su uso en </w:t>
+      </w:r>
+      <w:proofErr w:type="spellStart"/>
+      <w:r>
+        <w:rPr>
+          <w:rFonts w:ascii="Century Gothic" w:hAnsi="Century Gothic"/>
+          <w:sz w:val="24"/>
+          <w:szCs w:val="24"/>
+          <w:lang w:val="es-MX"/>
+        </w:rPr>
+        <w:t>Kt</w:t>
+      </w:r>
+      <w:proofErr w:type="spellEnd"/>
+      <w:r>
+        <w:rPr>
+          <w:rFonts w:ascii="Century Gothic" w:hAnsi="Century Gothic"/>
+          <w:sz w:val="24"/>
+          <w:szCs w:val="24"/>
+          <w:lang w:val="es-MX"/>
+        </w:rPr>
+        <w:t>/V (Watson vs. BIA).</w:t>
+      </w:r>
+    </w:p>
+    <w:p>
+      <w:pPr>
+        <w:spacing w:line="360" w:lineRule="auto"/>
+        <w:jc w:val="both"/>
+        <w:rPr>
+          <w:rFonts w:ascii="Century Gothic" w:hAnsi="Century Gothic"/>
+          <w:sz w:val="24"/>
+          <w:szCs w:val="24"/>
+          <w:lang w:val="es-MX"/>
+        </w:rPr>
+      </w:pPr>
+      <w:r>
+        <w:rPr>
+          <w:rFonts w:ascii="Century Gothic" w:hAnsi="Century Gothic"/>
+          <w:sz w:val="24"/>
+          <w:szCs w:val="24"/>
+          <w:lang w:val="es-MX"/>
+        </w:rPr>
+        <w:pict w14:anchorId="0D0FADB9">
+          <v:rect id="_x0000_i1045" style="width:0;height:1.5pt" o:hralign="center" o:hrstd="t" o:hr="t" fillcolor="#a0a0a0" stroked="f"/>
+        </w:pict>
+      </w:r>
+    </w:p>
+    <w:p>
+      <w:pPr>
+        <w:spacing w:line="360" w:lineRule="auto"/>
+        <w:jc w:val="both"/>
+        <w:rPr>
+          <w:rFonts w:ascii="Century Gothic" w:hAnsi="Century Gothic"/>
+          <w:sz w:val="24"/>
+          <w:szCs w:val="24"/>
+          <w:lang w:val="es-MX"/>
+        </w:rPr>
+      </w:pPr>
+      <w:r>
+        <w:rPr>
+          <w:rFonts w:ascii="Century Gothic" w:hAnsi="Century Gothic"/>
+          <w:b/>
+          <w:bCs/>
+          <w:sz w:val="24"/>
+          <w:szCs w:val="24"/>
+          <w:lang w:val="es-MX"/>
+        </w:rPr>
+        <w:t>Nota final:</w:t>
+      </w:r>
+      <w:r>
+        <w:rPr>
+          <w:rFonts w:ascii="Century Gothic" w:hAnsi="Century Gothic"/>
+          <w:sz w:val="24"/>
+          <w:szCs w:val="24"/>
+          <w:lang w:val="es-MX"/>
+        </w:rPr>
+        <w:t xml:space="preserve"> Este documento es de carácter técnico-estratégico. </w:t>
+      </w:r>
+    </w:p>
+    <w:p>
+      <w:pPr>
+        <w:spacing w:line="360" w:lineRule="auto"/>
+        <w:jc w:val="both"/>
+        <w:rPr>
+          <w:rFonts w:ascii="Century Gothic" w:hAnsi="Century Gothic"/>
+          <w:sz w:val="24"/>
+          <w:szCs w:val="24"/>
           <w:lang w:val="es-MX"/>
         </w:rPr>
       </w:pPr>
@@ -976,7 +8485,7 @@
 </file>
 
 <file path=word/numbering.xml><?xml version="1.0" encoding="utf-8"?>
-<w:numbering xmlns:wpc="http://schemas.microsoft.com/office/word/2010/wordprocessingCanvas" xmlns:cx="http://schemas.microsoft.com/office/drawing/2014/chartex" xmlns:cx1="http://schemas.microsoft.com/office/drawing/2015/9/8/chartex" xmlns:cx2="http://schemas.microsoft.com/office/drawing/2015/10/21/chartex" xmlns:cx3="http://schemas.microsoft.com/office/drawing/2016/5/9/chartex" xmlns:cx4="http://schemas.microsoft.com/office/drawing/2016/5/10/chartex" xmlns:cx5="http://schemas.microsoft.com/office/drawing/2016/5/11/chartex" xmlns:cx6="http://schemas.microsoft.com/office/drawing/2016/5/12/chartex" xmlns:cx7="http://schemas.microsoft.com/office/drawing/2016/5/13/chartex" xmlns:cx8="http://schemas.microsoft.com/office/drawing/2016/5/14/chartex" xmlns:mc="http://schemas.openxmlformats.org/markup-compatibility/2006" xmlns:aink="http://schemas.microsoft.com/office/drawing/2016/ink" xmlns:am3d="http://schemas.microsoft.com/office/drawing/2017/model3d" xmlns:o="urn:schemas-microsoft-com:office:office" xmlns:oel="http://schemas.microsoft.com/office/2019/extlst" xmlns:r="http://schemas.openxmlformats.org/officeDocument/2006/relationships" xmlns:m="http://schemas.openxmlformats.org/officeDocument/2006/math" xmlns:v="urn:schemas-microsoft-com:vml" xmlns:wp14="http://schemas.microsoft.com/office/word/2010/wordprocessingDrawing" xmlns:wp="http://schemas.openxmlformats.org/drawingml/2006/wordprocessingDrawing" xmlns:w10="urn:schemas-microsoft-com:office:word" xmlns:w="http://schemas.openxmlformats.org/wordprocessingml/2006/main" xmlns:w14="http://schemas.microsoft.com/office/word/2010/wordml" xmlns:w15="http://schemas.microsoft.com/office/word/2012/wordml" xmlns:w16cex="http://schemas.microsoft.com/office/word/2018/wordml/cex" xmlns:w16cid="http://schemas.microsoft.com/office/word/2016/wordml/cid" xmlns:w16="http://schemas.microsoft.com/office/word/2018/wordml" xmlns:w16du="http://schemas.microsoft.com/office/word/2023/wordml/word16du" xmlns:w16sdtdh="http://schemas.microsoft.com/office/word/2020/wordml/sdtdatahash" xmlns:w16sdtfl="http://schemas.microsoft.com/office/word/2024/wordml/sdtformatlock" xmlns:w16se="http://schemas.microsoft.com/office/word/2015/wordml/symex" xmlns:wpg="http://schemas.microsoft.com/office/word/2010/wordprocessingGroup" xmlns:wpi="http://schemas.microsoft.com/office/word/2010/wordprocessingInk" xmlns:wne="http://schemas.microsoft.com/office/word/2006/wordml" xmlns:wps="http://schemas.microsoft.com/office/word/2010/wordprocessingShape" mc:Ignorable="w14 w15 w16se w16cid w16 w16cex w16sdtdh w16sdtfl w16du wp14">
+<w:numbering xmlns:wpc="http://schemas.microsoft.com/office/word/2010/wordprocessingCanvas" xmlns:cx="http://schemas.microsoft.com/office/drawing/2014/chartex" xmlns:cx1="http://schemas.microsoft.com/office/drawing/2015/9/8/chartex" xmlns:cx2="http://schemas.microsoft.com/office/drawing/2015/10/21/chartex" xmlns:cx3="http://schemas.microsoft.com/office/drawing/2016/5/9/chartex" xmlns:cx4="http://schemas.microsoft.com/office/drawing/2016/5/10/chartex" xmlns:cx5="http://schemas.microsoft.com/office/drawing/2016/5/11/chartex" xmlns:cx6="http://schemas.microsoft.com/office/drawing/2016/5/12/chartex" xmlns:cx7="http://schemas.microsoft.com/office/drawing/2016/5/13/chartex" xmlns:cx8="http://schemas.microsoft.com/office/drawing/2016/5/14/chartex" xmlns:mc="http://schemas.openxmlformats.org/markup-compatibility/2006" xmlns:aink="http://schemas.microsoft.com/office/drawing/2016/ink" xmlns:am3d="http://schemas.microsoft.com/office/drawing/2017/model3d" xmlns:o="urn:schemas-microsoft-com:office:office" xmlns:oel="http://schemas.microsoft.com/office/2019/extlst" xmlns:r="http://schemas.openxmlformats.org/officeDocument/2006/relationships" xmlns:m="http://schemas.openxmlformats.org/officeDocument/2006/math" xmlns:v="urn:schemas-microsoft-com:vml" xmlns:wp14="http://schemas.microsoft.com/office/word/2010/wordprocessingDrawing" xmlns:wp="http://schemas.openxmlformats.org/drawingml/2006/wordprocessingDrawing" xmlns:w10="urn:schemas-microsoft-com:office:word" xmlns:w="http://schemas.openxmlformats.org/wordprocessingml/2006/main" xmlns:w14="http://schemas.microsoft.com/office/word/2010/wordml" xmlns:w15="http://schemas.microsoft.com/office/word/2012/wordml" xmlns:w16cei="http://schemas.microsoft.com/office/word/2026/wordml/cei" xmlns:w16cex="http://schemas.microsoft.com/office/word/2018/wordml/cex" xmlns:w16cid="http://schemas.microsoft.com/office/word/2016/wordml/cid" xmlns:w16="http://schemas.microsoft.com/office/word/2018/wordml" xmlns:w16du="http://schemas.microsoft.com/office/word/2023/wordml/word16du" xmlns:w16sdtdh="http://schemas.microsoft.com/office/word/2020/wordml/sdtdatahash" xmlns:w16sdtfl="http://schemas.microsoft.com/office/word/2024/wordml/sdtformatlock" xmlns:w16se="http://schemas.microsoft.com/office/word/2015/wordml/symex" xmlns:wpg="http://schemas.microsoft.com/office/word/2010/wordprocessingGroup" xmlns:wpi="http://schemas.microsoft.com/office/word/2010/wordprocessingInk" xmlns:wne="http://schemas.microsoft.com/office/word/2006/wordml" xmlns:wps="http://schemas.microsoft.com/office/word/2010/wordprocessingShape" mc:Ignorable="w14 w15 w16se w16cid w16 w16cex w16sdtdh w16sdtfl w16du wp14">
   <w:abstractNum w:abstractNumId="0" w15:restartNumberingAfterBreak="0">
     <w:nsid w:val="13EE37BA"/>
     <w:multiLevelType w:val="multilevel"/>
@@ -1127,6 +8636,236 @@
     </w:lvl>
   </w:abstractNum>
   <w:abstractNum w:abstractNumId="1" w15:restartNumberingAfterBreak="0">
+    <w:nsid w:val="1DBA1DA1"/>
+    <w:multiLevelType w:val="multilevel"/>
+    <w:tmpl w:val="E612041C"/>
+    <w:lvl w:ilvl="0">
+      <w:start w:val="1"/>
+      <w:numFmt w:val="decimal"/>
+      <w:lvlText w:val="%1."/>
+      <w:lvlJc w:val="left"/>
+      <w:pPr>
+        <w:tabs>
+          <w:tab w:val="num" w:pos="720"/>
+        </w:tabs>
+        <w:ind w:left="720" w:hanging="360"/>
+      </w:pPr>
+    </w:lvl>
+    <w:lvl w:ilvl="1">
+      <w:start w:val="1"/>
+      <w:numFmt w:val="bullet"/>
+      <w:lvlText w:val="o"/>
+      <w:lvlJc w:val="left"/>
+      <w:pPr>
+        <w:tabs>
+          <w:tab w:val="num" w:pos="1440"/>
+        </w:tabs>
+        <w:ind w:left="1440" w:hanging="360"/>
+      </w:pPr>
+      <w:rPr>
+        <w:rFonts w:ascii="Courier New" w:hAnsi="Courier New" w:hint="default"/>
+        <w:sz w:val="20"/>
+      </w:rPr>
+    </w:lvl>
+    <w:lvl w:ilvl="2" w:tentative="1">
+      <w:start w:val="1"/>
+      <w:numFmt w:val="decimal"/>
+      <w:lvlText w:val="%3."/>
+      <w:lvlJc w:val="left"/>
+      <w:pPr>
+        <w:tabs>
+          <w:tab w:val="num" w:pos="2160"/>
+        </w:tabs>
+        <w:ind w:left="2160" w:hanging="360"/>
+      </w:pPr>
+    </w:lvl>
+    <w:lvl w:ilvl="3" w:tentative="1">
+      <w:start w:val="1"/>
+      <w:numFmt w:val="decimal"/>
+      <w:lvlText w:val="%4."/>
+      <w:lvlJc w:val="left"/>
+      <w:pPr>
+        <w:tabs>
+          <w:tab w:val="num" w:pos="2880"/>
+        </w:tabs>
+        <w:ind w:left="2880" w:hanging="360"/>
+      </w:pPr>
+    </w:lvl>
+    <w:lvl w:ilvl="4" w:tentative="1">
+      <w:start w:val="1"/>
+      <w:numFmt w:val="decimal"/>
+      <w:lvlText w:val="%5."/>
+      <w:lvlJc w:val="left"/>
+      <w:pPr>
+        <w:tabs>
+          <w:tab w:val="num" w:pos="3600"/>
+        </w:tabs>
+        <w:ind w:left="3600" w:hanging="360"/>
+      </w:pPr>
+    </w:lvl>
+    <w:lvl w:ilvl="5" w:tentative="1">
+      <w:start w:val="1"/>
+      <w:numFmt w:val="decimal"/>
+      <w:lvlText w:val="%6."/>
+      <w:lvlJc w:val="left"/>
+      <w:pPr>
+        <w:tabs>
+          <w:tab w:val="num" w:pos="4320"/>
+        </w:tabs>
+        <w:ind w:left="4320" w:hanging="360"/>
+      </w:pPr>
+    </w:lvl>
+    <w:lvl w:ilvl="6" w:tentative="1">
+      <w:start w:val="1"/>
+      <w:numFmt w:val="decimal"/>
+      <w:lvlText w:val="%7."/>
+      <w:lvlJc w:val="left"/>
+      <w:pPr>
+        <w:tabs>
+          <w:tab w:val="num" w:pos="5040"/>
+        </w:tabs>
+        <w:ind w:left="5040" w:hanging="360"/>
+      </w:pPr>
+    </w:lvl>
+    <w:lvl w:ilvl="7" w:tentative="1">
+      <w:start w:val="1"/>
+      <w:numFmt w:val="decimal"/>
+      <w:lvlText w:val="%8."/>
+      <w:lvlJc w:val="left"/>
+      <w:pPr>
+        <w:tabs>
+          <w:tab w:val="num" w:pos="5760"/>
+        </w:tabs>
+        <w:ind w:left="5760" w:hanging="360"/>
+      </w:pPr>
+    </w:lvl>
+    <w:lvl w:ilvl="8" w:tentative="1">
+      <w:start w:val="1"/>
+      <w:numFmt w:val="decimal"/>
+      <w:lvlText w:val="%9."/>
+      <w:lvlJc w:val="left"/>
+      <w:pPr>
+        <w:tabs>
+          <w:tab w:val="num" w:pos="6480"/>
+        </w:tabs>
+        <w:ind w:left="6480" w:hanging="360"/>
+      </w:pPr>
+    </w:lvl>
+  </w:abstractNum>
+  <w:abstractNum w:abstractNumId="2" w15:restartNumberingAfterBreak="0">
+    <w:nsid w:val="21363E65"/>
+    <w:multiLevelType w:val="multilevel"/>
+    <w:tmpl w:val="E5C8ABA4"/>
+    <w:lvl w:ilvl="0">
+      <w:start w:val="1"/>
+      <w:numFmt w:val="decimal"/>
+      <w:lvlText w:val="%1."/>
+      <w:lvlJc w:val="left"/>
+      <w:pPr>
+        <w:tabs>
+          <w:tab w:val="num" w:pos="720"/>
+        </w:tabs>
+        <w:ind w:left="720" w:hanging="360"/>
+      </w:pPr>
+    </w:lvl>
+    <w:lvl w:ilvl="1" w:tentative="1">
+      <w:start w:val="1"/>
+      <w:numFmt w:val="decimal"/>
+      <w:lvlText w:val="%2."/>
+      <w:lvlJc w:val="left"/>
+      <w:pPr>
+        <w:tabs>
+          <w:tab w:val="num" w:pos="1440"/>
+        </w:tabs>
+        <w:ind w:left="1440" w:hanging="360"/>
+      </w:pPr>
+    </w:lvl>
+    <w:lvl w:ilvl="2" w:tentative="1">
+      <w:start w:val="1"/>
+      <w:numFmt w:val="decimal"/>
+      <w:lvlText w:val="%3."/>
+      <w:lvlJc w:val="left"/>
+      <w:pPr>
+        <w:tabs>
+          <w:tab w:val="num" w:pos="2160"/>
+        </w:tabs>
+        <w:ind w:left="2160" w:hanging="360"/>
+      </w:pPr>
+    </w:lvl>
+    <w:lvl w:ilvl="3" w:tentative="1">
+      <w:start w:val="1"/>
+      <w:numFmt w:val="decimal"/>
+      <w:lvlText w:val="%4."/>
+      <w:lvlJc w:val="left"/>
+      <w:pPr>
+        <w:tabs>
+          <w:tab w:val="num" w:pos="2880"/>
+        </w:tabs>
+        <w:ind w:left="2880" w:hanging="360"/>
+      </w:pPr>
+    </w:lvl>
+    <w:lvl w:ilvl="4" w:tentative="1">
+      <w:start w:val="1"/>
+      <w:numFmt w:val="decimal"/>
+      <w:lvlText w:val="%5."/>
+      <w:lvlJc w:val="left"/>
+      <w:pPr>
+        <w:tabs>
+          <w:tab w:val="num" w:pos="3600"/>
+        </w:tabs>
+        <w:ind w:left="3600" w:hanging="360"/>
+      </w:pPr>
+    </w:lvl>
+    <w:lvl w:ilvl="5" w:tentative="1">
+      <w:start w:val="1"/>
+      <w:numFmt w:val="decimal"/>
+      <w:lvlText w:val="%6."/>
+      <w:lvlJc w:val="left"/>
+      <w:pPr>
+        <w:tabs>
+          <w:tab w:val="num" w:pos="4320"/>
+        </w:tabs>
+        <w:ind w:left="4320" w:hanging="360"/>
+      </w:pPr>
+    </w:lvl>
+    <w:lvl w:ilvl="6" w:tentative="1">
+      <w:start w:val="1"/>
+      <w:numFmt w:val="decimal"/>
+      <w:lvlText w:val="%7."/>
+      <w:lvlJc w:val="left"/>
+      <w:pPr>
+        <w:tabs>
+          <w:tab w:val="num" w:pos="5040"/>
+        </w:tabs>
+        <w:ind w:left="5040" w:hanging="360"/>
+      </w:pPr>
+    </w:lvl>
+    <w:lvl w:ilvl="7" w:tentative="1">
+      <w:start w:val="1"/>
+      <w:numFmt w:val="decimal"/>
+      <w:lvlText w:val="%8."/>
+      <w:lvlJc w:val="left"/>
+      <w:pPr>
+        <w:tabs>
+          <w:tab w:val="num" w:pos="5760"/>
+        </w:tabs>
+        <w:ind w:left="5760" w:hanging="360"/>
+      </w:pPr>
+    </w:lvl>
+    <w:lvl w:ilvl="8" w:tentative="1">
+      <w:start w:val="1"/>
+      <w:numFmt w:val="decimal"/>
+      <w:lvlText w:val="%9."/>
+      <w:lvlJc w:val="left"/>
+      <w:pPr>
+        <w:tabs>
+          <w:tab w:val="num" w:pos="6480"/>
+        </w:tabs>
+        <w:ind w:left="6480" w:hanging="360"/>
+      </w:pPr>
+    </w:lvl>
+  </w:abstractNum>
+  <w:abstractNum w:abstractNumId="3" w15:restartNumberingAfterBreak="0">
     <w:nsid w:val="231C2E31"/>
     <w:multiLevelType w:val="multilevel"/>
     <w:tmpl w:val="83B8AE1E"/>
@@ -1275,7 +9014,7 @@
       </w:rPr>
     </w:lvl>
   </w:abstractNum>
-  <w:abstractNum w:abstractNumId="2" w15:restartNumberingAfterBreak="0">
+  <w:abstractNum w:abstractNumId="4" w15:restartNumberingAfterBreak="0">
     <w:nsid w:val="276A45FB"/>
     <w:multiLevelType w:val="multilevel"/>
     <w:tmpl w:val="015A4CEA"/>
@@ -1424,7 +9163,120 @@
       </w:rPr>
     </w:lvl>
   </w:abstractNum>
-  <w:abstractNum w:abstractNumId="3" w15:restartNumberingAfterBreak="0">
+  <w:abstractNum w:abstractNumId="5" w15:restartNumberingAfterBreak="0">
+    <w:nsid w:val="27B7452C"/>
+    <w:multiLevelType w:val="multilevel"/>
+    <w:tmpl w:val="BB762AD2"/>
+    <w:lvl w:ilvl="0">
+      <w:start w:val="1"/>
+      <w:numFmt w:val="decimal"/>
+      <w:lvlText w:val="%1."/>
+      <w:lvlJc w:val="left"/>
+      <w:pPr>
+        <w:tabs>
+          <w:tab w:val="num" w:pos="720"/>
+        </w:tabs>
+        <w:ind w:left="720" w:hanging="360"/>
+      </w:pPr>
+    </w:lvl>
+    <w:lvl w:ilvl="1" w:tentative="1">
+      <w:start w:val="1"/>
+      <w:numFmt w:val="decimal"/>
+      <w:lvlText w:val="%2."/>
+      <w:lvlJc w:val="left"/>
+      <w:pPr>
+        <w:tabs>
+          <w:tab w:val="num" w:pos="1440"/>
+        </w:tabs>
+        <w:ind w:left="1440" w:hanging="360"/>
+      </w:pPr>
+    </w:lvl>
+    <w:lvl w:ilvl="2" w:tentative="1">
+      <w:start w:val="1"/>
+      <w:numFmt w:val="decimal"/>
+      <w:lvlText w:val="%3."/>
+      <w:lvlJc w:val="left"/>
+      <w:pPr>
+        <w:tabs>
+          <w:tab w:val="num" w:pos="2160"/>
+        </w:tabs>
+        <w:ind w:left="2160" w:hanging="360"/>
+      </w:pPr>
+    </w:lvl>
+    <w:lvl w:ilvl="3" w:tentative="1">
+      <w:start w:val="1"/>
+      <w:numFmt w:val="decimal"/>
+      <w:lvlText w:val="%4."/>
+      <w:lvlJc w:val="left"/>
+      <w:pPr>
+        <w:tabs>
+          <w:tab w:val="num" w:pos="2880"/>
+        </w:tabs>
+        <w:ind w:left="2880" w:hanging="360"/>
+      </w:pPr>
+    </w:lvl>
+    <w:lvl w:ilvl="4" w:tentative="1">
+      <w:start w:val="1"/>
+      <w:numFmt w:val="decimal"/>
+      <w:lvlText w:val="%5."/>
+      <w:lvlJc w:val="left"/>
+      <w:pPr>
+        <w:tabs>
+          <w:tab w:val="num" w:pos="3600"/>
+        </w:tabs>
+        <w:ind w:left="3600" w:hanging="360"/>
+      </w:pPr>
+    </w:lvl>
+    <w:lvl w:ilvl="5" w:tentative="1">
+      <w:start w:val="1"/>
+      <w:numFmt w:val="decimal"/>
+      <w:lvlText w:val="%6."/>
+      <w:lvlJc w:val="left"/>
+      <w:pPr>
+        <w:tabs>
+          <w:tab w:val="num" w:pos="4320"/>
+        </w:tabs>
+        <w:ind w:left="4320" w:hanging="360"/>
+      </w:pPr>
+    </w:lvl>
+    <w:lvl w:ilvl="6" w:tentative="1">
+      <w:start w:val="1"/>
+      <w:numFmt w:val="decimal"/>
+      <w:lvlText w:val="%7."/>
+      <w:lvlJc w:val="left"/>
+      <w:pPr>
+        <w:tabs>
+          <w:tab w:val="num" w:pos="5040"/>
+        </w:tabs>
+        <w:ind w:left="5040" w:hanging="360"/>
+      </w:pPr>
+    </w:lvl>
+    <w:lvl w:ilvl="7" w:tentative="1">
+      <w:start w:val="1"/>
+      <w:numFmt w:val="decimal"/>
+      <w:lvlText w:val="%8."/>
+      <w:lvlJc w:val="left"/>
+      <w:pPr>
+        <w:tabs>
+          <w:tab w:val="num" w:pos="5760"/>
+        </w:tabs>
+        <w:ind w:left="5760" w:hanging="360"/>
+      </w:pPr>
+    </w:lvl>
+    <w:lvl w:ilvl="8" w:tentative="1">
+      <w:start w:val="1"/>
+      <w:numFmt w:val="decimal"/>
+      <w:lvlText w:val="%9."/>
+      <w:lvlJc w:val="left"/>
+      <w:pPr>
+        <w:tabs>
+          <w:tab w:val="num" w:pos="6480"/>
+        </w:tabs>
+        <w:ind w:left="6480" w:hanging="360"/>
+      </w:pPr>
+    </w:lvl>
+  </w:abstractNum>
+  <w:abstractNum w:abstractNumId="6" w15:restartNumberingAfterBreak="0">
     <w:nsid w:val="349566B6"/>
     <w:multiLevelType w:val="hybridMultilevel"/>
     <w:tmpl w:val="248EA936"/>
@@ -1510,7 +9362,454 @@
       </w:pPr>
     </w:lvl>
   </w:abstractNum>
-  <w:abstractNum w:abstractNumId="4" w15:restartNumberingAfterBreak="0">
+  <w:abstractNum w:abstractNumId="7" w15:restartNumberingAfterBreak="0">
+    <w:nsid w:val="476234FB"/>
+    <w:multiLevelType w:val="multilevel"/>
+    <w:tmpl w:val="6B24E2EE"/>
+    <w:lvl w:ilvl="0">
+      <w:start w:val="1"/>
+      <w:numFmt w:val="bullet"/>
+      <w:lvlText w:val=""/>
+      <w:lvlJc w:val="left"/>
+      <w:pPr>
+        <w:tabs>
+          <w:tab w:val="num" w:pos="720"/>
+        </w:tabs>
+        <w:ind w:left="720" w:hanging="360"/>
+      </w:pPr>
+      <w:rPr>
+        <w:rFonts w:ascii="Symbol" w:hAnsi="Symbol" w:hint="default"/>
+        <w:sz w:val="20"/>
+      </w:rPr>
+    </w:lvl>
+    <w:lvl w:ilvl="1" w:tentative="1">
+      <w:start w:val="1"/>
+      <w:numFmt w:val="bullet"/>
+      <w:lvlText w:val="o"/>
+      <w:lvlJc w:val="left"/>
+      <w:pPr>
+        <w:tabs>
+          <w:tab w:val="num" w:pos="1440"/>
+        </w:tabs>
+        <w:ind w:left="1440" w:hanging="360"/>
+      </w:pPr>
+      <w:rPr>
+        <w:rFonts w:ascii="Courier New" w:hAnsi="Courier New" w:hint="default"/>
+        <w:sz w:val="20"/>
+      </w:rPr>
+    </w:lvl>
+    <w:lvl w:ilvl="2" w:tentative="1">
+      <w:start w:val="1"/>
+      <w:numFmt w:val="bullet"/>
+      <w:lvlText w:val=""/>
+      <w:lvlJc w:val="left"/>
+      <w:pPr>
+        <w:tabs>
+          <w:tab w:val="num" w:pos="2160"/>
+        </w:tabs>
+        <w:ind w:left="2160" w:hanging="360"/>
+      </w:pPr>
+      <w:rPr>
+        <w:rFonts w:ascii="Wingdings" w:hAnsi="Wingdings" w:hint="default"/>
+        <w:sz w:val="20"/>
+      </w:rPr>
+    </w:lvl>
+    <w:lvl w:ilvl="3" w:tentative="1">
+      <w:start w:val="1"/>
+      <w:numFmt w:val="bullet"/>
+      <w:lvlText w:val=""/>
+      <w:lvlJc w:val="left"/>
+      <w:pPr>
+        <w:tabs>
+          <w:tab w:val="num" w:pos="2880"/>
+        </w:tabs>
+        <w:ind w:left="2880" w:hanging="360"/>
+      </w:pPr>
+      <w:rPr>
+        <w:rFonts w:ascii="Wingdings" w:hAnsi="Wingdings" w:hint="default"/>
+        <w:sz w:val="20"/>
+      </w:rPr>
+    </w:lvl>
+    <w:lvl w:ilvl="4" w:tentative="1">
+      <w:start w:val="1"/>
+      <w:numFmt w:val="bullet"/>
+      <w:lvlText w:val=""/>
+      <w:lvlJc w:val="left"/>
+      <w:pPr>
+        <w:tabs>
+          <w:tab w:val="num" w:pos="3600"/>
+        </w:tabs>
+        <w:ind w:left="3600" w:hanging="360"/>
+      </w:pPr>
+      <w:rPr>
+        <w:rFonts w:ascii="Wingdings" w:hAnsi="Wingdings" w:hint="default"/>
+        <w:sz w:val="20"/>
+      </w:rPr>
+    </w:lvl>
+    <w:lvl w:ilvl="5" w:tentative="1">
+      <w:start w:val="1"/>
+      <w:numFmt w:val="bullet"/>
+      <w:lvlText w:val=""/>
+      <w:lvlJc w:val="left"/>
+      <w:pPr>
+        <w:tabs>
+          <w:tab w:val="num" w:pos="4320"/>
+        </w:tabs>
+        <w:ind w:left="4320" w:hanging="360"/>
+      </w:pPr>
+      <w:rPr>
+        <w:rFonts w:ascii="Wingdings" w:hAnsi="Wingdings" w:hint="default"/>
+        <w:sz w:val="20"/>
+      </w:rPr>
+    </w:lvl>
+    <w:lvl w:ilvl="6" w:tentative="1">
+      <w:start w:val="1"/>
+      <w:numFmt w:val="bullet"/>
+      <w:lvlText w:val=""/>
+      <w:lvlJc w:val="left"/>
+      <w:pPr>
+        <w:tabs>
+          <w:tab w:val="num" w:pos="5040"/>
+        </w:tabs>
+        <w:ind w:left="5040" w:hanging="360"/>
+      </w:pPr>
+      <w:rPr>
+        <w:rFonts w:ascii="Wingdings" w:hAnsi="Wingdings" w:hint="default"/>
+        <w:sz w:val="20"/>
+      </w:rPr>
+    </w:lvl>
+    <w:lvl w:ilvl="7" w:tentative="1">
+      <w:start w:val="1"/>
+      <w:numFmt w:val="bullet"/>
+      <w:lvlText w:val=""/>
+      <w:lvlJc w:val="left"/>
+      <w:pPr>
+        <w:tabs>
+          <w:tab w:val="num" w:pos="5760"/>
+        </w:tabs>
+        <w:ind w:left="5760" w:hanging="360"/>
+      </w:pPr>
+      <w:rPr>
+        <w:rFonts w:ascii="Wingdings" w:hAnsi="Wingdings" w:hint="default"/>
+        <w:sz w:val="20"/>
+      </w:rPr>
+    </w:lvl>
+    <w:lvl w:ilvl="8" w:tentative="1">
+      <w:start w:val="1"/>
+      <w:numFmt w:val="bullet"/>
+      <w:lvlText w:val=""/>
+      <w:lvlJc w:val="left"/>
+      <w:pPr>
+        <w:tabs>
+          <w:tab w:val="num" w:pos="6480"/>
+        </w:tabs>
+        <w:ind w:left="6480" w:hanging="360"/>
+      </w:pPr>
+      <w:rPr>
+        <w:rFonts w:ascii="Wingdings" w:hAnsi="Wingdings" w:hint="default"/>
+        <w:sz w:val="20"/>
+      </w:rPr>
+    </w:lvl>
+  </w:abstractNum>
+  <w:abstractNum w:abstractNumId="8" w15:restartNumberingAfterBreak="0">
+    <w:nsid w:val="482A2B15"/>
+    <w:multiLevelType w:val="multilevel"/>
+    <w:tmpl w:val="12E8AEB8"/>
+    <w:lvl w:ilvl="0">
+      <w:start w:val="1"/>
+      <w:numFmt w:val="bullet"/>
+      <w:lvlText w:val=""/>
+      <w:lvlJc w:val="left"/>
+      <w:pPr>
+        <w:tabs>
+          <w:tab w:val="num" w:pos="720"/>
+        </w:tabs>
+        <w:ind w:left="720" w:hanging="360"/>
+      </w:pPr>
+      <w:rPr>
+        <w:rFonts w:ascii="Symbol" w:hAnsi="Symbol" w:hint="default"/>
+        <w:sz w:val="20"/>
+      </w:rPr>
+    </w:lvl>
+    <w:lvl w:ilvl="1" w:tentative="1">
+      <w:start w:val="1"/>
+      <w:numFmt w:val="bullet"/>
+      <w:lvlText w:val="o"/>
+      <w:lvlJc w:val="left"/>
+      <w:pPr>
+        <w:tabs>
+          <w:tab w:val="num" w:pos="1440"/>
+        </w:tabs>
+        <w:ind w:left="1440" w:hanging="360"/>
+      </w:pPr>
+      <w:rPr>
+        <w:rFonts w:ascii="Courier New" w:hAnsi="Courier New" w:hint="default"/>
+        <w:sz w:val="20"/>
+      </w:rPr>
+    </w:lvl>
+    <w:lvl w:ilvl="2" w:tentative="1">
+      <w:start w:val="1"/>
+      <w:numFmt w:val="bullet"/>
+      <w:lvlText w:val=""/>
+      <w:lvlJc w:val="left"/>
+      <w:pPr>
+        <w:tabs>
+          <w:tab w:val="num" w:pos="2160"/>
+        </w:tabs>
+        <w:ind w:left="2160" w:hanging="360"/>
+      </w:pPr>
+      <w:rPr>
+        <w:rFonts w:ascii="Wingdings" w:hAnsi="Wingdings" w:hint="default"/>
+        <w:sz w:val="20"/>
+      </w:rPr>
+    </w:lvl>
+    <w:lvl w:ilvl="3" w:tentative="1">
+      <w:start w:val="1"/>
+      <w:numFmt w:val="bullet"/>
+      <w:lvlText w:val=""/>
+      <w:lvlJc w:val="left"/>
+      <w:pPr>
+        <w:tabs>
+          <w:tab w:val="num" w:pos="2880"/>
+        </w:tabs>
+        <w:ind w:left="2880" w:hanging="360"/>
+      </w:pPr>
+      <w:rPr>
+        <w:rFonts w:ascii="Wingdings" w:hAnsi="Wingdings" w:hint="default"/>
+        <w:sz w:val="20"/>
+      </w:rPr>
+    </w:lvl>
+    <w:lvl w:ilvl="4" w:tentative="1">
+      <w:start w:val="1"/>
+      <w:numFmt w:val="bullet"/>
+      <w:lvlText w:val=""/>
+      <w:lvlJc w:val="left"/>
+      <w:pPr>
+        <w:tabs>
+          <w:tab w:val="num" w:pos="3600"/>
+        </w:tabs>
+        <w:ind w:left="3600" w:hanging="360"/>
+      </w:pPr>
+      <w:rPr>
+        <w:rFonts w:ascii="Wingdings" w:hAnsi="Wingdings" w:hint="default"/>
+        <w:sz w:val="20"/>
+      </w:rPr>
+    </w:lvl>
+    <w:lvl w:ilvl="5" w:tentative="1">
+      <w:start w:val="1"/>
+      <w:numFmt w:val="bullet"/>
+      <w:lvlText w:val=""/>
+      <w:lvlJc w:val="left"/>
+      <w:pPr>
+        <w:tabs>
+          <w:tab w:val="num" w:pos="4320"/>
+        </w:tabs>
+        <w:ind w:left="4320" w:hanging="360"/>
+      </w:pPr>
+      <w:rPr>
+        <w:rFonts w:ascii="Wingdings" w:hAnsi="Wingdings" w:hint="default"/>
+        <w:sz w:val="20"/>
+      </w:rPr>
+    </w:lvl>
+    <w:lvl w:ilvl="6" w:tentative="1">
+      <w:start w:val="1"/>
+      <w:numFmt w:val="bullet"/>
+      <w:lvlText w:val=""/>
+      <w:lvlJc w:val="left"/>
+      <w:pPr>
+        <w:tabs>
+          <w:tab w:val="num" w:pos="5040"/>
+        </w:tabs>
+        <w:ind w:left="5040" w:hanging="360"/>
+      </w:pPr>
+      <w:rPr>
+        <w:rFonts w:ascii="Wingdings" w:hAnsi="Wingdings" w:hint="default"/>
+        <w:sz w:val="20"/>
+      </w:rPr>
+    </w:lvl>
+    <w:lvl w:ilvl="7" w:tentative="1">
+      <w:start w:val="1"/>
+      <w:numFmt w:val="bullet"/>
+      <w:lvlText w:val=""/>
+      <w:lvlJc w:val="left"/>
+      <w:pPr>
+        <w:tabs>
+          <w:tab w:val="num" w:pos="5760"/>
+        </w:tabs>
+        <w:ind w:left="5760" w:hanging="360"/>
+      </w:pPr>
+      <w:rPr>
+        <w:rFonts w:ascii="Wingdings" w:hAnsi="Wingdings" w:hint="default"/>
+        <w:sz w:val="20"/>
+      </w:rPr>
+    </w:lvl>
+    <w:lvl w:ilvl="8" w:tentative="1">
+      <w:start w:val="1"/>
+      <w:numFmt w:val="bullet"/>
+      <w:lvlText w:val=""/>
+      <w:lvlJc w:val="left"/>
+      <w:pPr>
+        <w:tabs>
+          <w:tab w:val="num" w:pos="6480"/>
+        </w:tabs>
+        <w:ind w:left="6480" w:hanging="360"/>
+      </w:pPr>
+      <w:rPr>
+        <w:rFonts w:ascii="Wingdings" w:hAnsi="Wingdings" w:hint="default"/>
+        <w:sz w:val="20"/>
+      </w:rPr>
+    </w:lvl>
+  </w:abstractNum>
+  <w:abstractNum w:abstractNumId="9" w15:restartNumberingAfterBreak="0">
+    <w:nsid w:val="4C440C41"/>
+    <w:multiLevelType w:val="multilevel"/>
+    <w:tmpl w:val="7248B3FE"/>
+    <w:lvl w:ilvl="0">
+      <w:start w:val="1"/>
+      <w:numFmt w:val="bullet"/>
+      <w:lvlText w:val=""/>
+      <w:lvlJc w:val="left"/>
+      <w:pPr>
+        <w:tabs>
+          <w:tab w:val="num" w:pos="720"/>
+        </w:tabs>
+        <w:ind w:left="720" w:hanging="360"/>
+      </w:pPr>
+      <w:rPr>
+        <w:rFonts w:ascii="Symbol" w:hAnsi="Symbol" w:hint="default"/>
+        <w:sz w:val="20"/>
+      </w:rPr>
+    </w:lvl>
+    <w:lvl w:ilvl="1" w:tentative="1">
+      <w:start w:val="1"/>
+      <w:numFmt w:val="bullet"/>
+      <w:lvlText w:val="o"/>
+      <w:lvlJc w:val="left"/>
+      <w:pPr>
+        <w:tabs>
+          <w:tab w:val="num" w:pos="1440"/>
+        </w:tabs>
+        <w:ind w:left="1440" w:hanging="360"/>
+      </w:pPr>
+      <w:rPr>
+        <w:rFonts w:ascii="Courier New" w:hAnsi="Courier New" w:hint="default"/>
+        <w:sz w:val="20"/>
+      </w:rPr>
+    </w:lvl>
+    <w:lvl w:ilvl="2" w:tentative="1">
+      <w:start w:val="1"/>
+      <w:numFmt w:val="bullet"/>
+      <w:lvlText w:val=""/>
+      <w:lvlJc w:val="left"/>
+      <w:pPr>
+        <w:tabs>
+          <w:tab w:val="num" w:pos="2160"/>
+        </w:tabs>
+        <w:ind w:left="2160" w:hanging="360"/>
+      </w:pPr>
+      <w:rPr>
+        <w:rFonts w:ascii="Wingdings" w:hAnsi="Wingdings" w:hint="default"/>
+        <w:sz w:val="20"/>
+      </w:rPr>
+    </w:lvl>
+    <w:lvl w:ilvl="3" w:tentative="1">
+      <w:start w:val="1"/>
+      <w:numFmt w:val="bullet"/>
+      <w:lvlText w:val=""/>
+      <w:lvlJc w:val="left"/>
+      <w:pPr>
+        <w:tabs>
+          <w:tab w:val="num" w:pos="2880"/>
+        </w:tabs>
+        <w:ind w:left="2880" w:hanging="360"/>
+      </w:pPr>
+      <w:rPr>
+        <w:rFonts w:ascii="Wingdings" w:hAnsi="Wingdings" w:hint="default"/>
+        <w:sz w:val="20"/>
+      </w:rPr>
+    </w:lvl>
+    <w:lvl w:ilvl="4" w:tentative="1">
+      <w:start w:val="1"/>
+      <w:numFmt w:val="bullet"/>
+      <w:lvlText w:val=""/>
+      <w:lvlJc w:val="left"/>
+      <w:pPr>
+        <w:tabs>
+          <w:tab w:val="num" w:pos="3600"/>
+        </w:tabs>
+        <w:ind w:left="3600" w:hanging="360"/>
+      </w:pPr>
+      <w:rPr>
+        <w:rFonts w:ascii="Wingdings" w:hAnsi="Wingdings" w:hint="default"/>
+        <w:sz w:val="20"/>
+      </w:rPr>
+    </w:lvl>
+    <w:lvl w:ilvl="5" w:tentative="1">
+      <w:start w:val="1"/>
+      <w:numFmt w:val="bullet"/>
+      <w:lvlText w:val=""/>
+      <w:lvlJc w:val="left"/>
+      <w:pPr>
+        <w:tabs>
+          <w:tab w:val="num" w:pos="4320"/>
+        </w:tabs>
+        <w:ind w:left="4320" w:hanging="360"/>
+      </w:pPr>
+      <w:rPr>
+        <w:rFonts w:ascii="Wingdings" w:hAnsi="Wingdings" w:hint="default"/>
+        <w:sz w:val="20"/>
+      </w:rPr>
+    </w:lvl>
+    <w:lvl w:ilvl="6" w:tentative="1">
+      <w:start w:val="1"/>
+      <w:numFmt w:val="bullet"/>
+      <w:lvlText w:val=""/>
+      <w:lvlJc w:val="left"/>
+      <w:pPr>
+        <w:tabs>
+          <w:tab w:val="num" w:pos="5040"/>
+        </w:tabs>
+        <w:ind w:left="5040" w:hanging="360"/>
+      </w:pPr>
+      <w:rPr>
+        <w:rFonts w:ascii="Wingdings" w:hAnsi="Wingdings" w:hint="default"/>
+        <w:sz w:val="20"/>
+      </w:rPr>
+    </w:lvl>
+    <w:lvl w:ilvl="7" w:tentative="1">
+      <w:start w:val="1"/>
+      <w:numFmt w:val="bullet"/>
+      <w:lvlText w:val=""/>
+      <w:lvlJc w:val="left"/>
+      <w:pPr>
+        <w:tabs>
+          <w:tab w:val="num" w:pos="5760"/>
+        </w:tabs>
+        <w:ind w:left="5760" w:hanging="360"/>
+      </w:pPr>
+      <w:rPr>
+        <w:rFonts w:ascii="Wingdings" w:hAnsi="Wingdings" w:hint="default"/>
+        <w:sz w:val="20"/>
+      </w:rPr>
+    </w:lvl>
+    <w:lvl w:ilvl="8" w:tentative="1">
+      <w:start w:val="1"/>
+      <w:numFmt w:val="bullet"/>
+      <w:lvlText w:val=""/>
+      <w:lvlJc w:val="left"/>
+      <w:pPr>
+        <w:tabs>
+          <w:tab w:val="num" w:pos="6480"/>
+        </w:tabs>
+        <w:ind w:left="6480" w:hanging="360"/>
+      </w:pPr>
+      <w:rPr>
+        <w:rFonts w:ascii="Wingdings" w:hAnsi="Wingdings" w:hint="default"/>
+        <w:sz w:val="20"/>
+      </w:rPr>
+    </w:lvl>
+  </w:abstractNum>
+  <w:abstractNum w:abstractNumId="10" w15:restartNumberingAfterBreak="0">
     <w:nsid w:val="4F66442D"/>
     <w:multiLevelType w:val="multilevel"/>
     <w:tmpl w:val="46326D42"/>
@@ -1659,7 +9958,156 @@
       </w:rPr>
     </w:lvl>
   </w:abstractNum>
-  <w:abstractNum w:abstractNumId="5" w15:restartNumberingAfterBreak="0">
+  <w:abstractNum w:abstractNumId="11" w15:restartNumberingAfterBreak="0">
+    <w:nsid w:val="5066157B"/>
+    <w:multiLevelType w:val="multilevel"/>
+    <w:tmpl w:val="ADBEF920"/>
+    <w:lvl w:ilvl="0">
+      <w:start w:val="1"/>
+      <w:numFmt w:val="bullet"/>
+      <w:lvlText w:val=""/>
+      <w:lvlJc w:val="left"/>
+      <w:pPr>
+        <w:tabs>
+          <w:tab w:val="num" w:pos="720"/>
+        </w:tabs>
+        <w:ind w:left="720" w:hanging="360"/>
+      </w:pPr>
+      <w:rPr>
+        <w:rFonts w:ascii="Symbol" w:hAnsi="Symbol" w:hint="default"/>
+        <w:sz w:val="20"/>
+      </w:rPr>
+    </w:lvl>
+    <w:lvl w:ilvl="1" w:tentative="1">
+      <w:start w:val="1"/>
+      <w:numFmt w:val="bullet"/>
+      <w:lvlText w:val="o"/>
+      <w:lvlJc w:val="left"/>
+      <w:pPr>
+        <w:tabs>
+          <w:tab w:val="num" w:pos="1440"/>
+        </w:tabs>
+        <w:ind w:left="1440" w:hanging="360"/>
+      </w:pPr>
+      <w:rPr>
+        <w:rFonts w:ascii="Courier New" w:hAnsi="Courier New" w:hint="default"/>
+        <w:sz w:val="20"/>
+      </w:rPr>
+    </w:lvl>
+    <w:lvl w:ilvl="2" w:tentative="1">
+      <w:start w:val="1"/>
+      <w:numFmt w:val="bullet"/>
+      <w:lvlText w:val=""/>
+      <w:lvlJc w:val="left"/>
+      <w:pPr>
+        <w:tabs>
+          <w:tab w:val="num" w:pos="2160"/>
+        </w:tabs>
+        <w:ind w:left="2160" w:hanging="360"/>
+      </w:pPr>
+      <w:rPr>
+        <w:rFonts w:ascii="Wingdings" w:hAnsi="Wingdings" w:hint="default"/>
+        <w:sz w:val="20"/>
+      </w:rPr>
+    </w:lvl>
+    <w:lvl w:ilvl="3" w:tentative="1">
+      <w:start w:val="1"/>
+      <w:numFmt w:val="bullet"/>
+      <w:lvlText w:val=""/>
+      <w:lvlJc w:val="left"/>
+      <w:pPr>
+        <w:tabs>
+          <w:tab w:val="num" w:pos="2880"/>
+        </w:tabs>
+        <w:ind w:left="2880" w:hanging="360"/>
+      </w:pPr>
+      <w:rPr>
+        <w:rFonts w:ascii="Wingdings" w:hAnsi="Wingdings" w:hint="default"/>
+        <w:sz w:val="20"/>
+      </w:rPr>
+    </w:lvl>
+    <w:lvl w:ilvl="4" w:tentative="1">
+      <w:start w:val="1"/>
+      <w:numFmt w:val="bullet"/>
+      <w:lvlText w:val=""/>
+      <w:lvlJc w:val="left"/>
+      <w:pPr>
+        <w:tabs>
+          <w:tab w:val="num" w:pos="3600"/>
+        </w:tabs>
+        <w:ind w:left="3600" w:hanging="360"/>
+      </w:pPr>
+      <w:rPr>
+        <w:rFonts w:ascii="Wingdings" w:hAnsi="Wingdings" w:hint="default"/>
+        <w:sz w:val="20"/>
+      </w:rPr>
+    </w:lvl>
+    <w:lvl w:ilvl="5" w:tentative="1">
+      <w:start w:val="1"/>
+      <w:numFmt w:val="bullet"/>
+      <w:lvlText w:val=""/>
+      <w:lvlJc w:val="left"/>
+      <w:pPr>
+        <w:tabs>
+          <w:tab w:val="num" w:pos="4320"/>
+        </w:tabs>
+        <w:ind w:left="4320" w:hanging="360"/>
+      </w:pPr>
+      <w:rPr>
+        <w:rFonts w:ascii="Wingdings" w:hAnsi="Wingdings" w:hint="default"/>
+        <w:sz w:val="20"/>
+      </w:rPr>
+    </w:lvl>
+    <w:lvl w:ilvl="6" w:tentative="1">
+      <w:start w:val="1"/>
+      <w:numFmt w:val="bullet"/>
+      <w:lvlText w:val=""/>
+      <w:lvlJc w:val="left"/>
+      <w:pPr>
+        <w:tabs>
+          <w:tab w:val="num" w:pos="5040"/>
+        </w:tabs>
+        <w:ind w:left="5040" w:hanging="360"/>
+      </w:pPr>
+      <w:rPr>
+        <w:rFonts w:ascii="Wingdings" w:hAnsi="Wingdings" w:hint="default"/>
+        <w:sz w:val="20"/>
+      </w:rPr>
+    </w:lvl>
+    <w:lvl w:ilvl="7" w:tentative="1">
+      <w:start w:val="1"/>
+      <w:numFmt w:val="bullet"/>
+      <w:lvlText w:val=""/>
+      <w:lvlJc w:val="left"/>
+      <w:pPr>
+        <w:tabs>
+          <w:tab w:val="num" w:pos="5760"/>
+        </w:tabs>
+        <w:ind w:left="5760" w:hanging="360"/>
+      </w:pPr>
+      <w:rPr>
+        <w:rFonts w:ascii="Wingdings" w:hAnsi="Wingdings" w:hint="default"/>
+        <w:sz w:val="20"/>
+      </w:rPr>
+    </w:lvl>
+    <w:lvl w:ilvl="8" w:tentative="1">
+      <w:start w:val="1"/>
+      <w:numFmt w:val="bullet"/>
+      <w:lvlText w:val=""/>
+      <w:lvlJc w:val="left"/>
+      <w:pPr>
+        <w:tabs>
+          <w:tab w:val="num" w:pos="6480"/>
+        </w:tabs>
+        <w:ind w:left="6480" w:hanging="360"/>
+      </w:pPr>
+      <w:rPr>
+        <w:rFonts w:ascii="Wingdings" w:hAnsi="Wingdings" w:hint="default"/>
+        <w:sz w:val="20"/>
+      </w:rPr>
+    </w:lvl>
+  </w:abstractNum>
+  <w:abstractNum w:abstractNumId="12" w15:restartNumberingAfterBreak="0">
     <w:nsid w:val="514331A7"/>
     <w:multiLevelType w:val="multilevel"/>
     <w:tmpl w:val="412A5FDE"/>
@@ -1808,7 +10256,571 @@
       </w:rPr>
     </w:lvl>
   </w:abstractNum>
-  <w:abstractNum w:abstractNumId="6" w15:restartNumberingAfterBreak="0">
+  <w:abstractNum w:abstractNumId="13" w15:restartNumberingAfterBreak="0">
+    <w:nsid w:val="56373F01"/>
+    <w:multiLevelType w:val="multilevel"/>
+    <w:tmpl w:val="82A8D2F8"/>
+    <w:lvl w:ilvl="0">
+      <w:start w:val="1"/>
+      <w:numFmt w:val="decimal"/>
+      <w:lvlText w:val="%1."/>
+      <w:lvlJc w:val="left"/>
+      <w:pPr>
+        <w:tabs>
+          <w:tab w:val="num" w:pos="720"/>
+        </w:tabs>
+        <w:ind w:left="720" w:hanging="360"/>
+      </w:pPr>
+    </w:lvl>
+    <w:lvl w:ilvl="1">
+      <w:start w:val="1"/>
+      <w:numFmt w:val="bullet"/>
+      <w:lvlText w:val="o"/>
+      <w:lvlJc w:val="left"/>
+      <w:pPr>
+        <w:tabs>
+          <w:tab w:val="num" w:pos="1440"/>
+        </w:tabs>
+        <w:ind w:left="1440" w:hanging="360"/>
+      </w:pPr>
+      <w:rPr>
+        <w:rFonts w:ascii="Courier New" w:hAnsi="Courier New" w:hint="default"/>
+        <w:sz w:val="20"/>
+      </w:rPr>
+    </w:lvl>
+    <w:lvl w:ilvl="2" w:tentative="1">
+      <w:start w:val="1"/>
+      <w:numFmt w:val="decimal"/>
+      <w:lvlText w:val="%3."/>
+      <w:lvlJc w:val="left"/>
+      <w:pPr>
+        <w:tabs>
+          <w:tab w:val="num" w:pos="2160"/>
+        </w:tabs>
+        <w:ind w:left="2160" w:hanging="360"/>
+      </w:pPr>
+    </w:lvl>
+    <w:lvl w:ilvl="3" w:tentative="1">
+      <w:start w:val="1"/>
+      <w:numFmt w:val="decimal"/>
+      <w:lvlText w:val="%4."/>
+      <w:lvlJc w:val="left"/>
+      <w:pPr>
+        <w:tabs>
+          <w:tab w:val="num" w:pos="2880"/>
+        </w:tabs>
+        <w:ind w:left="2880" w:hanging="360"/>
+      </w:pPr>
+    </w:lvl>
+    <w:lvl w:ilvl="4" w:tentative="1">
+      <w:start w:val="1"/>
+      <w:numFmt w:val="decimal"/>
+      <w:lvlText w:val="%5."/>
+      <w:lvlJc w:val="left"/>
+      <w:pPr>
+        <w:tabs>
+          <w:tab w:val="num" w:pos="3600"/>
+        </w:tabs>
+        <w:ind w:left="3600" w:hanging="360"/>
+      </w:pPr>
+    </w:lvl>
+    <w:lvl w:ilvl="5" w:tentative="1">
+      <w:start w:val="1"/>
+      <w:numFmt w:val="decimal"/>
+      <w:lvlText w:val="%6."/>
+      <w:lvlJc w:val="left"/>
+      <w:pPr>
+        <w:tabs>
+          <w:tab w:val="num" w:pos="4320"/>
+        </w:tabs>
+        <w:ind w:left="4320" w:hanging="360"/>
+      </w:pPr>
+    </w:lvl>
+    <w:lvl w:ilvl="6" w:tentative="1">
+      <w:start w:val="1"/>
+      <w:numFmt w:val="decimal"/>
+      <w:lvlText w:val="%7."/>
+      <w:lvlJc w:val="left"/>
+      <w:pPr>
+        <w:tabs>
+          <w:tab w:val="num" w:pos="5040"/>
+        </w:tabs>
+        <w:ind w:left="5040" w:hanging="360"/>
+      </w:pPr>
+    </w:lvl>
+    <w:lvl w:ilvl="7" w:tentative="1">
+      <w:start w:val="1"/>
+      <w:numFmt w:val="decimal"/>
+      <w:lvlText w:val="%8."/>
+      <w:lvlJc w:val="left"/>
+      <w:pPr>
+        <w:tabs>
+          <w:tab w:val="num" w:pos="5760"/>
+        </w:tabs>
+        <w:ind w:left="5760" w:hanging="360"/>
+      </w:pPr>
+    </w:lvl>
+    <w:lvl w:ilvl="8" w:tentative="1">
+      <w:start w:val="1"/>
+      <w:numFmt w:val="decimal"/>
+      <w:lvlText w:val="%9."/>
+      <w:lvlJc w:val="left"/>
+      <w:pPr>
+        <w:tabs>
+          <w:tab w:val="num" w:pos="6480"/>
+        </w:tabs>
+        <w:ind w:left="6480" w:hanging="360"/>
+      </w:pPr>
+    </w:lvl>
+  </w:abstractNum>
+  <w:abstractNum w:abstractNumId="14" w15:restartNumberingAfterBreak="0">
+    <w:nsid w:val="5EB3374D"/>
+    <w:multiLevelType w:val="multilevel"/>
+    <w:tmpl w:val="9FA6131E"/>
+    <w:lvl w:ilvl="0">
+      <w:start w:val="1"/>
+      <w:numFmt w:val="bullet"/>
+      <w:lvlText w:val=""/>
+      <w:lvlJc w:val="left"/>
+      <w:pPr>
+        <w:tabs>
+          <w:tab w:val="num" w:pos="720"/>
+        </w:tabs>
+        <w:ind w:left="720" w:hanging="360"/>
+      </w:pPr>
+      <w:rPr>
+        <w:rFonts w:ascii="Symbol" w:hAnsi="Symbol" w:hint="default"/>
+        <w:sz w:val="20"/>
+      </w:rPr>
+    </w:lvl>
+    <w:lvl w:ilvl="1" w:tentative="1">
+      <w:start w:val="1"/>
+      <w:numFmt w:val="bullet"/>
+      <w:lvlText w:val="o"/>
+      <w:lvlJc w:val="left"/>
+      <w:pPr>
+        <w:tabs>
+          <w:tab w:val="num" w:pos="1440"/>
+        </w:tabs>
+        <w:ind w:left="1440" w:hanging="360"/>
+      </w:pPr>
+      <w:rPr>
+        <w:rFonts w:ascii="Courier New" w:hAnsi="Courier New" w:hint="default"/>
+        <w:sz w:val="20"/>
+      </w:rPr>
+    </w:lvl>
+    <w:lvl w:ilvl="2" w:tentative="1">
+      <w:start w:val="1"/>
+      <w:numFmt w:val="bullet"/>
+      <w:lvlText w:val=""/>
+      <w:lvlJc w:val="left"/>
+      <w:pPr>
+        <w:tabs>
+          <w:tab w:val="num" w:pos="2160"/>
+        </w:tabs>
+        <w:ind w:left="2160" w:hanging="360"/>
+      </w:pPr>
+      <w:rPr>
+        <w:rFonts w:ascii="Wingdings" w:hAnsi="Wingdings" w:hint="default"/>
+        <w:sz w:val="20"/>
+      </w:rPr>
+    </w:lvl>
+    <w:lvl w:ilvl="3" w:tentative="1">
+      <w:start w:val="1"/>
+      <w:numFmt w:val="bullet"/>
+      <w:lvlText w:val=""/>
+      <w:lvlJc w:val="left"/>
+      <w:pPr>
+        <w:tabs>
+          <w:tab w:val="num" w:pos="2880"/>
+        </w:tabs>
+        <w:ind w:left="2880" w:hanging="360"/>
+      </w:pPr>
+      <w:rPr>
+        <w:rFonts w:ascii="Wingdings" w:hAnsi="Wingdings" w:hint="default"/>
+        <w:sz w:val="20"/>
+      </w:rPr>
+    </w:lvl>
+    <w:lvl w:ilvl="4" w:tentative="1">
+      <w:start w:val="1"/>
+      <w:numFmt w:val="bullet"/>
+      <w:lvlText w:val=""/>
+      <w:lvlJc w:val="left"/>
+      <w:pPr>
+        <w:tabs>
+          <w:tab w:val="num" w:pos="3600"/>
+        </w:tabs>
+        <w:ind w:left="3600" w:hanging="360"/>
+      </w:pPr>
+      <w:rPr>
+        <w:rFonts w:ascii="Wingdings" w:hAnsi="Wingdings" w:hint="default"/>
+        <w:sz w:val="20"/>
+      </w:rPr>
+    </w:lvl>
+    <w:lvl w:ilvl="5" w:tentative="1">
+      <w:start w:val="1"/>
+      <w:numFmt w:val="bullet"/>
+      <w:lvlText w:val=""/>
+      <w:lvlJc w:val="left"/>
+      <w:pPr>
+        <w:tabs>
+          <w:tab w:val="num" w:pos="4320"/>
+        </w:tabs>
+        <w:ind w:left="4320" w:hanging="360"/>
+      </w:pPr>
+      <w:rPr>
+        <w:rFonts w:ascii="Wingdings" w:hAnsi="Wingdings" w:hint="default"/>
+        <w:sz w:val="20"/>
+      </w:rPr>
+    </w:lvl>
+    <w:lvl w:ilvl="6" w:tentative="1">
+      <w:start w:val="1"/>
+      <w:numFmt w:val="bullet"/>
+      <w:lvlText w:val=""/>
+      <w:lvlJc w:val="left"/>
+      <w:pPr>
+        <w:tabs>
+          <w:tab w:val="num" w:pos="5040"/>
+        </w:tabs>
+        <w:ind w:left="5040" w:hanging="360"/>
+      </w:pPr>
+      <w:rPr>
+        <w:rFonts w:ascii="Wingdings" w:hAnsi="Wingdings" w:hint="default"/>
+        <w:sz w:val="20"/>
+      </w:rPr>
+    </w:lvl>
+    <w:lvl w:ilvl="7" w:tentative="1">
+      <w:start w:val="1"/>
+      <w:numFmt w:val="bullet"/>
+      <w:lvlText w:val=""/>
+      <w:lvlJc w:val="left"/>
+      <w:pPr>
+        <w:tabs>
+          <w:tab w:val="num" w:pos="5760"/>
+        </w:tabs>
+        <w:ind w:left="5760" w:hanging="360"/>
+      </w:pPr>
+      <w:rPr>
+        <w:rFonts w:ascii="Wingdings" w:hAnsi="Wingdings" w:hint="default"/>
+        <w:sz w:val="20"/>
+      </w:rPr>
+    </w:lvl>
+    <w:lvl w:ilvl="8" w:tentative="1">
+      <w:start w:val="1"/>
+      <w:numFmt w:val="bullet"/>
+      <w:lvlText w:val=""/>
+      <w:lvlJc w:val="left"/>
+      <w:pPr>
+        <w:tabs>
+          <w:tab w:val="num" w:pos="6480"/>
+        </w:tabs>
+        <w:ind w:left="6480" w:hanging="360"/>
+      </w:pPr>
+      <w:rPr>
+        <w:rFonts w:ascii="Wingdings" w:hAnsi="Wingdings" w:hint="default"/>
+        <w:sz w:val="20"/>
+      </w:rPr>
+    </w:lvl>
+  </w:abstractNum>
+  <w:abstractNum w:abstractNumId="15" w15:restartNumberingAfterBreak="0">
+    <w:nsid w:val="660467AE"/>
+    <w:multiLevelType w:val="multilevel"/>
+    <w:tmpl w:val="8EE20928"/>
+    <w:lvl w:ilvl="0">
+      <w:start w:val="1"/>
+      <w:numFmt w:val="bullet"/>
+      <w:lvlText w:val=""/>
+      <w:lvlJc w:val="left"/>
+      <w:pPr>
+        <w:tabs>
+          <w:tab w:val="num" w:pos="720"/>
+        </w:tabs>
+        <w:ind w:left="720" w:hanging="360"/>
+      </w:pPr>
+      <w:rPr>
+        <w:rFonts w:ascii="Symbol" w:hAnsi="Symbol" w:hint="default"/>
+        <w:sz w:val="20"/>
+      </w:rPr>
+    </w:lvl>
+    <w:lvl w:ilvl="1" w:tentative="1">
+      <w:start w:val="1"/>
+      <w:numFmt w:val="bullet"/>
+      <w:lvlText w:val="o"/>
+      <w:lvlJc w:val="left"/>
+      <w:pPr>
+        <w:tabs>
+          <w:tab w:val="num" w:pos="1440"/>
+        </w:tabs>
+        <w:ind w:left="1440" w:hanging="360"/>
+      </w:pPr>
+      <w:rPr>
+        <w:rFonts w:ascii="Courier New" w:hAnsi="Courier New" w:hint="default"/>
+        <w:sz w:val="20"/>
+      </w:rPr>
+    </w:lvl>
+    <w:lvl w:ilvl="2" w:tentative="1">
+      <w:start w:val="1"/>
+      <w:numFmt w:val="bullet"/>
+      <w:lvlText w:val=""/>
+      <w:lvlJc w:val="left"/>
+      <w:pPr>
+        <w:tabs>
+          <w:tab w:val="num" w:pos="2160"/>
+        </w:tabs>
+        <w:ind w:left="2160" w:hanging="360"/>
+      </w:pPr>
+      <w:rPr>
+        <w:rFonts w:ascii="Wingdings" w:hAnsi="Wingdings" w:hint="default"/>
+        <w:sz w:val="20"/>
+      </w:rPr>
+    </w:lvl>
+    <w:lvl w:ilvl="3" w:tentative="1">
+      <w:start w:val="1"/>
+      <w:numFmt w:val="bullet"/>
+      <w:lvlText w:val=""/>
+      <w:lvlJc w:val="left"/>
+      <w:pPr>
+        <w:tabs>
+          <w:tab w:val="num" w:pos="2880"/>
+        </w:tabs>
+        <w:ind w:left="2880" w:hanging="360"/>
+      </w:pPr>
+      <w:rPr>
+        <w:rFonts w:ascii="Wingdings" w:hAnsi="Wingdings" w:hint="default"/>
+        <w:sz w:val="20"/>
+      </w:rPr>
+    </w:lvl>
+    <w:lvl w:ilvl="4" w:tentative="1">
+      <w:start w:val="1"/>
+      <w:numFmt w:val="bullet"/>
+      <w:lvlText w:val=""/>
+      <w:lvlJc w:val="left"/>
+      <w:pPr>
+        <w:tabs>
+          <w:tab w:val="num" w:pos="3600"/>
+        </w:tabs>
+        <w:ind w:left="3600" w:hanging="360"/>
+      </w:pPr>
+      <w:rPr>
+        <w:rFonts w:ascii="Wingdings" w:hAnsi="Wingdings" w:hint="default"/>
+        <w:sz w:val="20"/>
+      </w:rPr>
+    </w:lvl>
+    <w:lvl w:ilvl="5" w:tentative="1">
+      <w:start w:val="1"/>
+      <w:numFmt w:val="bullet"/>
+      <w:lvlText w:val=""/>
+      <w:lvlJc w:val="left"/>
+      <w:pPr>
+        <w:tabs>
+          <w:tab w:val="num" w:pos="4320"/>
+        </w:tabs>
+        <w:ind w:left="4320" w:hanging="360"/>
+      </w:pPr>
+      <w:rPr>
+        <w:rFonts w:ascii="Wingdings" w:hAnsi="Wingdings" w:hint="default"/>
+        <w:sz w:val="20"/>
+      </w:rPr>
+    </w:lvl>
+    <w:lvl w:ilvl="6" w:tentative="1">
+      <w:start w:val="1"/>
+      <w:numFmt w:val="bullet"/>
+      <w:lvlText w:val=""/>
+      <w:lvlJc w:val="left"/>
+      <w:pPr>
+        <w:tabs>
+          <w:tab w:val="num" w:pos="5040"/>
+        </w:tabs>
+        <w:ind w:left="5040" w:hanging="360"/>
+      </w:pPr>
+      <w:rPr>
+        <w:rFonts w:ascii="Wingdings" w:hAnsi="Wingdings" w:hint="default"/>
+        <w:sz w:val="20"/>
+      </w:rPr>
+    </w:lvl>
+    <w:lvl w:ilvl="7" w:tentative="1">
+      <w:start w:val="1"/>
+      <w:numFmt w:val="bullet"/>
+      <w:lvlText w:val=""/>
+      <w:lvlJc w:val="left"/>
+      <w:pPr>
+        <w:tabs>
+          <w:tab w:val="num" w:pos="5760"/>
+        </w:tabs>
+        <w:ind w:left="5760" w:hanging="360"/>
+      </w:pPr>
+      <w:rPr>
+        <w:rFonts w:ascii="Wingdings" w:hAnsi="Wingdings" w:hint="default"/>
+        <w:sz w:val="20"/>
+      </w:rPr>
+    </w:lvl>
+    <w:lvl w:ilvl="8" w:tentative="1">
+      <w:start w:val="1"/>
+      <w:numFmt w:val="bullet"/>
+      <w:lvlText w:val=""/>
+      <w:lvlJc w:val="left"/>
+      <w:pPr>
+        <w:tabs>
+          <w:tab w:val="num" w:pos="6480"/>
+        </w:tabs>
+        <w:ind w:left="6480" w:hanging="360"/>
+      </w:pPr>
+      <w:rPr>
+        <w:rFonts w:ascii="Wingdings" w:hAnsi="Wingdings" w:hint="default"/>
+        <w:sz w:val="20"/>
+      </w:rPr>
+    </w:lvl>
+  </w:abstractNum>
+  <w:abstractNum w:abstractNumId="16" w15:restartNumberingAfterBreak="0">
+    <w:nsid w:val="662E4AD7"/>
+    <w:multiLevelType w:val="multilevel"/>
+    <w:tmpl w:val="B7862C70"/>
+    <w:lvl w:ilvl="0">
+      <w:start w:val="1"/>
+      <w:numFmt w:val="bullet"/>
+      <w:lvlText w:val=""/>
+      <w:lvlJc w:val="left"/>
+      <w:pPr>
+        <w:tabs>
+          <w:tab w:val="num" w:pos="720"/>
+        </w:tabs>
+        <w:ind w:left="720" w:hanging="360"/>
+      </w:pPr>
+      <w:rPr>
+        <w:rFonts w:ascii="Symbol" w:hAnsi="Symbol" w:hint="default"/>
+        <w:sz w:val="20"/>
+      </w:rPr>
+    </w:lvl>
+    <w:lvl w:ilvl="1" w:tentative="1">
+      <w:start w:val="1"/>
+      <w:numFmt w:val="bullet"/>
+      <w:lvlText w:val="o"/>
+      <w:lvlJc w:val="left"/>
+      <w:pPr>
+        <w:tabs>
+          <w:tab w:val="num" w:pos="1440"/>
+        </w:tabs>
+        <w:ind w:left="1440" w:hanging="360"/>
+      </w:pPr>
+      <w:rPr>
+        <w:rFonts w:ascii="Courier New" w:hAnsi="Courier New" w:hint="default"/>
+        <w:sz w:val="20"/>
+      </w:rPr>
+    </w:lvl>
+    <w:lvl w:ilvl="2" w:tentative="1">
+      <w:start w:val="1"/>
+      <w:numFmt w:val="bullet"/>
+      <w:lvlText w:val=""/>
+      <w:lvlJc w:val="left"/>
+      <w:pPr>
+        <w:tabs>
+          <w:tab w:val="num" w:pos="2160"/>
+        </w:tabs>
+        <w:ind w:left="2160" w:hanging="360"/>
+      </w:pPr>
+      <w:rPr>
+        <w:rFonts w:ascii="Wingdings" w:hAnsi="Wingdings" w:hint="default"/>
+        <w:sz w:val="20"/>
+      </w:rPr>
+    </w:lvl>
+    <w:lvl w:ilvl="3" w:tentative="1">
+      <w:start w:val="1"/>
+      <w:numFmt w:val="bullet"/>
+      <w:lvlText w:val=""/>
+      <w:lvlJc w:val="left"/>
+      <w:pPr>
+        <w:tabs>
+          <w:tab w:val="num" w:pos="2880"/>
+        </w:tabs>
+        <w:ind w:left="2880" w:hanging="360"/>
+      </w:pPr>
+      <w:rPr>
+        <w:rFonts w:ascii="Wingdings" w:hAnsi="Wingdings" w:hint="default"/>
+        <w:sz w:val="20"/>
+      </w:rPr>
+    </w:lvl>
+    <w:lvl w:ilvl="4" w:tentative="1">
+      <w:start w:val="1"/>
+      <w:numFmt w:val="bullet"/>
+      <w:lvlText w:val=""/>
+      <w:lvlJc w:val="left"/>
+      <w:pPr>
+        <w:tabs>
+          <w:tab w:val="num" w:pos="3600"/>
+        </w:tabs>
+        <w:ind w:left="3600" w:hanging="360"/>
+      </w:pPr>
+      <w:rPr>
+        <w:rFonts w:ascii="Wingdings" w:hAnsi="Wingdings" w:hint="default"/>
+        <w:sz w:val="20"/>
+      </w:rPr>
+    </w:lvl>
+    <w:lvl w:ilvl="5" w:tentative="1">
+      <w:start w:val="1"/>
+      <w:numFmt w:val="bullet"/>
+      <w:lvlText w:val=""/>
+      <w:lvlJc w:val="left"/>
+      <w:pPr>
+        <w:tabs>
+          <w:tab w:val="num" w:pos="4320"/>
+        </w:tabs>
+        <w:ind w:left="4320" w:hanging="360"/>
+      </w:pPr>
+      <w:rPr>
+        <w:rFonts w:ascii="Wingdings" w:hAnsi="Wingdings" w:hint="default"/>
+        <w:sz w:val="20"/>
+      </w:rPr>
+    </w:lvl>
+    <w:lvl w:ilvl="6" w:tentative="1">
+      <w:start w:val="1"/>
+      <w:numFmt w:val="bullet"/>
+      <w:lvlText w:val=""/>
+      <w:lvlJc w:val="left"/>
+      <w:pPr>
+        <w:tabs>
+          <w:tab w:val="num" w:pos="5040"/>
+        </w:tabs>
+        <w:ind w:left="5040" w:hanging="360"/>
+      </w:pPr>
+      <w:rPr>
+        <w:rFonts w:ascii="Wingdings" w:hAnsi="Wingdings" w:hint="default"/>
+        <w:sz w:val="20"/>
+      </w:rPr>
+    </w:lvl>
+    <w:lvl w:ilvl="7" w:tentative="1">
+      <w:start w:val="1"/>
+      <w:numFmt w:val="bullet"/>
+      <w:lvlText w:val=""/>
+      <w:lvlJc w:val="left"/>
+      <w:pPr>
+        <w:tabs>
+          <w:tab w:val="num" w:pos="5760"/>
+        </w:tabs>
+        <w:ind w:left="5760" w:hanging="360"/>
+      </w:pPr>
+      <w:rPr>
+        <w:rFonts w:ascii="Wingdings" w:hAnsi="Wingdings" w:hint="default"/>
+        <w:sz w:val="20"/>
+      </w:rPr>
+    </w:lvl>
+    <w:lvl w:ilvl="8" w:tentative="1">
+      <w:start w:val="1"/>
+      <w:numFmt w:val="bullet"/>
+      <w:lvlText w:val=""/>
+      <w:lvlJc w:val="left"/>
+      <w:pPr>
+        <w:tabs>
+          <w:tab w:val="num" w:pos="6480"/>
+        </w:tabs>
+        <w:ind w:left="6480" w:hanging="360"/>
+      </w:pPr>
+      <w:rPr>
+        <w:rFonts w:ascii="Wingdings" w:hAnsi="Wingdings" w:hint="default"/>
+        <w:sz w:val="20"/>
+      </w:rPr>
+    </w:lvl>
+  </w:abstractNum>
+  <w:abstractNum w:abstractNumId="17" w15:restartNumberingAfterBreak="0">
     <w:nsid w:val="6C566965"/>
     <w:multiLevelType w:val="multilevel"/>
     <w:tmpl w:val="187468D4"/>
@@ -1957,7 +10969,120 @@
       </w:rPr>
     </w:lvl>
   </w:abstractNum>
-  <w:abstractNum w:abstractNumId="7" w15:restartNumberingAfterBreak="0">
+  <w:abstractNum w:abstractNumId="18" w15:restartNumberingAfterBreak="0">
+    <w:nsid w:val="6E2E282F"/>
+    <w:multiLevelType w:val="multilevel"/>
+    <w:tmpl w:val="8BF26D76"/>
+    <w:lvl w:ilvl="0">
+      <w:start w:val="1"/>
+      <w:numFmt w:val="decimal"/>
+      <w:lvlText w:val="%1."/>
+      <w:lvlJc w:val="left"/>
+      <w:pPr>
+        <w:tabs>
+          <w:tab w:val="num" w:pos="720"/>
+        </w:tabs>
+        <w:ind w:left="720" w:hanging="360"/>
+      </w:pPr>
+    </w:lvl>
+    <w:lvl w:ilvl="1" w:tentative="1">
+      <w:start w:val="1"/>
+      <w:numFmt w:val="decimal"/>
+      <w:lvlText w:val="%2."/>
+      <w:lvlJc w:val="left"/>
+      <w:pPr>
+        <w:tabs>
+          <w:tab w:val="num" w:pos="1440"/>
+        </w:tabs>
+        <w:ind w:left="1440" w:hanging="360"/>
+      </w:pPr>
+    </w:lvl>
+    <w:lvl w:ilvl="2" w:tentative="1">
+      <w:start w:val="1"/>
+      <w:numFmt w:val="decimal"/>
+      <w:lvlText w:val="%3."/>
+      <w:lvlJc w:val="left"/>
+      <w:pPr>
+        <w:tabs>
+          <w:tab w:val="num" w:pos="2160"/>
+        </w:tabs>
+        <w:ind w:left="2160" w:hanging="360"/>
+      </w:pPr>
+    </w:lvl>
+    <w:lvl w:ilvl="3" w:tentative="1">
+      <w:start w:val="1"/>
+      <w:numFmt w:val="decimal"/>
+      <w:lvlText w:val="%4."/>
+      <w:lvlJc w:val="left"/>
+      <w:pPr>
+        <w:tabs>
+          <w:tab w:val="num" w:pos="2880"/>
+        </w:tabs>
+        <w:ind w:left="2880" w:hanging="360"/>
+      </w:pPr>
+    </w:lvl>
+    <w:lvl w:ilvl="4" w:tentative="1">
+      <w:start w:val="1"/>
+      <w:numFmt w:val="decimal"/>
+      <w:lvlText w:val="%5."/>
+      <w:lvlJc w:val="left"/>
+      <w:pPr>
+        <w:tabs>
+          <w:tab w:val="num" w:pos="3600"/>
+        </w:tabs>
+        <w:ind w:left="3600" w:hanging="360"/>
+      </w:pPr>
+    </w:lvl>
+    <w:lvl w:ilvl="5" w:tentative="1">
+      <w:start w:val="1"/>
+      <w:numFmt w:val="decimal"/>
+      <w:lvlText w:val="%6."/>
+      <w:lvlJc w:val="left"/>
+      <w:pPr>
+        <w:tabs>
+          <w:tab w:val="num" w:pos="4320"/>
+        </w:tabs>
+        <w:ind w:left="4320" w:hanging="360"/>
+      </w:pPr>
+    </w:lvl>
+    <w:lvl w:ilvl="6" w:tentative="1">
+      <w:start w:val="1"/>
+      <w:numFmt w:val="decimal"/>
+      <w:lvlText w:val="%7."/>
+      <w:lvlJc w:val="left"/>
+      <w:pPr>
+        <w:tabs>
+          <w:tab w:val="num" w:pos="5040"/>
+        </w:tabs>
+        <w:ind w:left="5040" w:hanging="360"/>
+      </w:pPr>
+    </w:lvl>
+    <w:lvl w:ilvl="7" w:tentative="1">
+      <w:start w:val="1"/>
+      <w:numFmt w:val="decimal"/>
+      <w:lvlText w:val="%8."/>
+      <w:lvlJc w:val="left"/>
+      <w:pPr>
+        <w:tabs>
+          <w:tab w:val="num" w:pos="5760"/>
+        </w:tabs>
+        <w:ind w:left="5760" w:hanging="360"/>
+      </w:pPr>
+    </w:lvl>
+    <w:lvl w:ilvl="8" w:tentative="1">
+      <w:start w:val="1"/>
+      <w:numFmt w:val="decimal"/>
+      <w:lvlText w:val="%9."/>
+      <w:lvlJc w:val="left"/>
+      <w:pPr>
+        <w:tabs>
+          <w:tab w:val="num" w:pos="6480"/>
+        </w:tabs>
+        <w:ind w:left="6480" w:hanging="360"/>
+      </w:pPr>
+    </w:lvl>
+  </w:abstractNum>
+  <w:abstractNum w:abstractNumId="19" w15:restartNumberingAfterBreak="0">
     <w:nsid w:val="6EBB4BBA"/>
     <w:multiLevelType w:val="multilevel"/>
     <w:tmpl w:val="BE76308C"/>
@@ -2106,7 +11231,7 @@
       </w:rPr>
     </w:lvl>
   </w:abstractNum>
-  <w:abstractNum w:abstractNumId="8" w15:restartNumberingAfterBreak="0">
+  <w:abstractNum w:abstractNumId="20" w15:restartNumberingAfterBreak="0">
     <w:nsid w:val="77F95857"/>
     <w:multiLevelType w:val="multilevel"/>
     <w:tmpl w:val="BA7A6B58"/>
@@ -2256,7 +11381,7 @@
     </w:lvl>
   </w:abstractNum>
   <w:num w:numId="1" w16cid:durableId="868758765">
-    <w:abstractNumId w:val="3"/>
+    <w:abstractNumId w:val="6"/>
     <w:lvlOverride w:ilvl="0">
       <w:startOverride w:val="1"/>
     </w:lvlOverride>
@@ -2265,25 +11390,61 @@
     <w:abstractNumId w:val="0"/>
   </w:num>
   <w:num w:numId="3" w16cid:durableId="521166803">
+    <w:abstractNumId w:val="4"/>
+  </w:num>
+  <w:num w:numId="4" w16cid:durableId="1778014333">
+    <w:abstractNumId w:val="19"/>
+  </w:num>
+  <w:num w:numId="5" w16cid:durableId="1951738219">
+    <w:abstractNumId w:val="17"/>
+  </w:num>
+  <w:num w:numId="6" w16cid:durableId="327289314">
+    <w:abstractNumId w:val="3"/>
+  </w:num>
+  <w:num w:numId="7" w16cid:durableId="12345369">
+    <w:abstractNumId w:val="10"/>
+  </w:num>
+  <w:num w:numId="8" w16cid:durableId="1343170097">
+    <w:abstractNumId w:val="20"/>
+  </w:num>
+  <w:num w:numId="9" w16cid:durableId="340858794">
+    <w:abstractNumId w:val="12"/>
+  </w:num>
+  <w:num w:numId="10" w16cid:durableId="69809723">
+    <w:abstractNumId w:val="5"/>
+  </w:num>
+  <w:num w:numId="11" w16cid:durableId="304941254">
+    <w:abstractNumId w:val="16"/>
+  </w:num>
+  <w:num w:numId="12" w16cid:durableId="566231632">
+    <w:abstractNumId w:val="7"/>
+  </w:num>
+  <w:num w:numId="13" w16cid:durableId="1990668020">
+    <w:abstractNumId w:val="14"/>
+  </w:num>
+  <w:num w:numId="14" w16cid:durableId="43481727">
+    <w:abstractNumId w:val="1"/>
+  </w:num>
+  <w:num w:numId="15" w16cid:durableId="629212832">
+    <w:abstractNumId w:val="8"/>
+  </w:num>
+  <w:num w:numId="16" w16cid:durableId="1268195171">
+    <w:abstractNumId w:val="15"/>
+  </w:num>
+  <w:num w:numId="17" w16cid:durableId="1188641986">
+    <w:abstractNumId w:val="9"/>
+  </w:num>
+  <w:num w:numId="18" w16cid:durableId="380255284">
+    <w:abstractNumId w:val="13"/>
+  </w:num>
+  <w:num w:numId="19" w16cid:durableId="1912740108">
+    <w:abstractNumId w:val="11"/>
+  </w:num>
+  <w:num w:numId="20" w16cid:durableId="619922148">
     <w:abstractNumId w:val="2"/>
   </w:num>
-  <w:num w:numId="4" w16cid:durableId="1778014333">
-    <w:abstractNumId w:val="7"/>
-  </w:num>
-  <w:num w:numId="5" w16cid:durableId="1951738219">
-    <w:abstractNumId w:val="6"/>
-  </w:num>
-  <w:num w:numId="6" w16cid:durableId="327289314">
-    <w:abstractNumId w:val="1"/>
-  </w:num>
-  <w:num w:numId="7" w16cid:durableId="12345369">
-    <w:abstractNumId w:val="4"/>
-  </w:num>
-  <w:num w:numId="8" w16cid:durableId="1343170097">
-    <w:abstractNumId w:val="8"/>
-  </w:num>
-  <w:num w:numId="9" w16cid:durableId="340858794">
-    <w:abstractNumId w:val="5"/>
+  <w:num w:numId="21" w16cid:durableId="1566330986">
+    <w:abstractNumId w:val="18"/>
   </w:num>
 </w:numbering>
 </file>
